--- a/review/word/Yasir_CA2_Report_REVIEW_v3.docx
+++ b/review/word/Yasir_CA2_Report_REVIEW_v3.docx
@@ -87,7 +87,7 @@
         <w:rPr>
           <w:rStyle w:val="ReviewerNote"/>
         </w:rPr>
-        <w:t xml:space="preserve">Colour key for this round: pink = a fix to your existing text (struck through = remove, plain pink = replacement or addition); blue = new material added because it is needed for the report (in your writing style); yellow = instruction to you. Chapter 2 carries the SLR restructure of the previous round (there in green, here in pink). Figures and tables now use chapter-based numbering throughout (Figure 2.1, Table 7.3), as in the supervisor’s chapter; this renumbering is applied silently in both copies. The reference list is now continuous (five entries removed, five on-topic studies added, alphabetical order kept), so every citation number changed; that renumbering is also applied silently.</w:t>
+        <w:t xml:space="preserve">Colour key for this round: pink = a fix to your existing text (struck through = remove, plain pink = replacement or addition); blue = new material added because it is needed for the report (in your writing style); yellow = instruction to you. Chapter 2 carries the SLR restructure of the previous round (there in green, here in pink). Figures and tables now use chapter-based numbering throughout (Figure 2.1, Table 7.3), as in the supervisor’s chapter; this renumbering is applied silently in both copies. The reference list is now continuous (five entries removed, seven on-topic studies added, two attitude surveys kept only as Chapter 1 background, alphabetical order kept), so every citation number changed; that renumbering is also applied silently.</w:t>
       </w:r>
     </w:p>
     <w:bookmarkStart w:id="13" w:name="introduction"/>
@@ -113,7 +113,7 @@
         <w:pStyle w:val="FirstParagraph"/>
       </w:pPr>
       <w:r>
-        <w:t xml:space="preserve">The rapid digitalisation of contemporary society has created an increasing demand for secure, interoperable, and trustworthy data sharing across organisational and institutional boundaries. Modern digital ecosystems frequently involve multiple independent stakeholders, including individuals, healthcare providers, service organisations, regulatory authorities, researchers, and third-party data processors, who may need to exchange information while maintaining privacy, accountability, and control over how that information is used [1, 16]. Although digital transformation creates significant opportunities for collaboration and service innovation, it also introduces a fundamental governance challenge: how can data access be authorised and trusted when the participating entities do not belong to a single administrative or institutional domain?</w:t>
+        <w:t xml:space="preserve">The rapid digitalisation of contemporary society has created an increasing demand for secure, interoperable, and trustworthy data sharing across organisational and institutional boundaries. Modern digital ecosystems frequently involve multiple independent stakeholders, including individuals, healthcare providers, service organisations, regulatory authorities, researchers, and third-party data processors, who may need to exchange information while maintaining privacy, accountability, and control over how that information is used [1, 17]. Although digital transformation creates significant opportunities for collaboration and service innovation, it also introduces a fundamental governance challenge: how can data access be authorised and trusted when the participating entities do not belong to a single administrative or institutional domain?</w:t>
       </w:r>
     </w:p>
     <w:p>
@@ -130,13 +130,13 @@
         <w:rPr>
           <w:rStyle w:val="PinkDelete"/>
         </w:rPr>
-        <w:t xml:space="preserve">[13, 29, 32]</w:t>
+        <w:t xml:space="preserve">[14, 31, 34]</w:t>
       </w:r>
       <w:r>
         <w:rPr>
           <w:rStyle w:val="PinkFix"/>
         </w:rPr>
-        <w:t xml:space="preserve">[13, 29, 32]</w:t>
+        <w:t xml:space="preserve">[14, 31, 34]</w:t>
       </w:r>
       <w:r>
         <w:t xml:space="preserve">. At the same time, healthcare data is highly sensitive, heterogeneous, and often subject to strict privacy, ethical, and governance requirements. Its exchange therefore raises complex questions concerning identity, authority, patient consent, privacy protection, accountability, and fine-grained access control</w:t>
@@ -148,13 +148,13 @@
         <w:rPr>
           <w:rStyle w:val="PinkDelete"/>
         </w:rPr>
-        <w:t xml:space="preserve">[11, 18, 20]</w:t>
+        <w:t xml:space="preserve">[12, 19, 21]</w:t>
       </w:r>
       <w:r>
         <w:rPr>
           <w:rStyle w:val="PinkFix"/>
         </w:rPr>
-        <w:t xml:space="preserve">[11, 18, 20]</w:t>
+        <w:t xml:space="preserve">[12, 19, 21]</w:t>
       </w:r>
       <w:r>
         <w:t xml:space="preserve">.</w:t>
@@ -174,13 +174,13 @@
         <w:rPr>
           <w:rStyle w:val="PinkDelete"/>
         </w:rPr>
-        <w:t xml:space="preserve">[10, 21, 26]</w:t>
+        <w:t xml:space="preserve">[11, 22, 28]</w:t>
       </w:r>
       <w:r>
         <w:rPr>
           <w:rStyle w:val="PinkFix"/>
         </w:rPr>
-        <w:t xml:space="preserve">[10, 21, 26]</w:t>
+        <w:t xml:space="preserve">[11, 22, 28]</w:t>
       </w:r>
       <w:r>
         <w:t xml:space="preserve">. These approaches can provide effective access control within a well-defined organisational boundary, but they become increasingly difficult to apply when authorisation decisions involve multiple independent entities operating across decentralised or cross-organisational environments. In such settings, no single participant may possess sufficient authority to determine access independently, and trust cannot necessarily be assumed on the basis of membership in a common administrative domain.</w:t>
@@ -200,13 +200,13 @@
         <w:rPr>
           <w:rStyle w:val="PinkDelete"/>
         </w:rPr>
-        <w:t xml:space="preserve">institutional authorities, and other authorised stakeholders [8].</w:t>
+        <w:t xml:space="preserve">institutional authorities, and other authorised stakeholders [9].</w:t>
       </w:r>
       <w:r>
         <w:rPr>
           <w:rStyle w:val="PinkFix"/>
         </w:rPr>
-        <w:t xml:space="preserve">institutional authorities, and other authorised stakeholders [8, 29].</w:t>
+        <w:t xml:space="preserve">institutional authorities, and other authorised stakeholders [9, 31].</w:t>
       </w:r>
       <w:r>
         <w:t xml:space="preserve"> </w:t>
@@ -229,13 +229,13 @@
         <w:rPr>
           <w:rStyle w:val="PinkDelete"/>
         </w:rPr>
-        <w:t xml:space="preserve">[3, 4, 7]</w:t>
+        <w:t xml:space="preserve">[3, 4, 8]</w:t>
       </w:r>
       <w:r>
         <w:rPr>
           <w:rStyle w:val="PinkFix"/>
         </w:rPr>
-        <w:t xml:space="preserve">[3, 4, 7]</w:t>
+        <w:t xml:space="preserve">[3, 4, 8]</w:t>
       </w:r>
       <w:r>
         <w:t xml:space="preserve">. More broadly, blockchain-based approaches have demonstrated the potential to improve the integrity, transparency, and</w:t>
@@ -253,7 +253,7 @@
         <w:rPr>
           <w:rStyle w:val="PinkFix"/>
         </w:rPr>
-        <w:t xml:space="preserve">traceability of decentralised data-management processes [2, 22].</w:t>
+        <w:t xml:space="preserve">traceability of decentralised data-management processes [2, 23].</w:t>
       </w:r>
     </w:p>
     <w:p>
@@ -319,7 +319,7 @@
         <w:t xml:space="preserve"> </w:t>
       </w:r>
       <w:r>
-        <w:t xml:space="preserve">(Cth) [34]. Under the Australian Privacy Principles (APPs), sensitive information may generally be collected only with the individual’s consent (APP 3), and may be used or disclosed only for the primary purpose of collection, or for a directly related secondary purpose that the individual would reasonably expect, unless another exception applies (APP 6). The</w:t>
+        <w:t xml:space="preserve">(Cth) [36]. Under the Australian Privacy Principles (APPs), sensitive information may generally be collected only with the individual’s consent (APP 3), and may be used or disclosed only for the primary purpose of collection, or for a directly related secondary purpose that the individual would reasonably expect, unless another exception applies (APP 6). The</w:t>
       </w:r>
       <w:r>
         <w:t xml:space="preserve"> </w:t>
@@ -335,7 +335,7 @@
         <w:t xml:space="preserve"> </w:t>
       </w:r>
       <w:r>
-        <w:t xml:space="preserve">(Cth) [35] additionally allows consumers to control which healthcare provider organisations can access their record or particular documents, and the</w:t>
+        <w:t xml:space="preserve">(Cth) [37] additionally allows consumers to control which healthcare provider organisations can access their record or particular documents, and the</w:t>
       </w:r>
       <w:r>
         <w:t xml:space="preserve"> </w:t>
@@ -351,7 +351,7 @@
         <w:t xml:space="preserve"> </w:t>
       </w:r>
       <w:r>
-        <w:t xml:space="preserve">(Cth) [36] governs the national identifiers used for individuals (IHI), practitioners (HPI-I) and organisations (HPI-O). These instruments illustrate, in a concrete jurisdiction, the three conditions examined in this research: verified identity, patient-controlled authority over disclosure, and purpose- and scope-limited use. The HALAH prototype (Chapter 7) reflects this context through purpose-bound consent, module-level data scope and an explicit jurisdiction attribute (default</w:t>
+        <w:t xml:space="preserve">(Cth) [38] governs the national identifiers used for individuals (IHI), practitioners (HPI-I) and organisations (HPI-O). These instruments illustrate, in a concrete jurisdiction, the three conditions examined in this research: verified identity, patient-controlled authority over disclosure, and purpose- and scope-limited use. The HALAH prototype (Chapter 7) reflects this context through purpose-bound consent, module-level data scope and an explicit jurisdiction attribute (default</w:t>
       </w:r>
       <w:r>
         <w:t xml:space="preserve"> </w:t>
@@ -458,13 +458,13 @@
         <w:rPr>
           <w:rStyle w:val="PinkDelete"/>
         </w:rPr>
-        <w:t xml:space="preserve">policy-based access control [14, 17].</w:t>
+        <w:t xml:space="preserve">policy-based access control [15, 18].</w:t>
       </w:r>
       <w:r>
         <w:rPr>
           <w:rStyle w:val="PinkFix"/>
         </w:rPr>
-        <w:t xml:space="preserve">policy-based access control [14, 17].</w:t>
+        <w:t xml:space="preserve">policy-based access control [15, 18].</w:t>
       </w:r>
       <w:r>
         <w:t xml:space="preserve"> </w:t>
@@ -1152,13 +1152,13 @@
         <w:rPr>
           <w:rStyle w:val="PinkDelete"/>
         </w:rPr>
-        <w:t xml:space="preserve">[11, 13, 18, 20, 29]</w:t>
+        <w:t xml:space="preserve">[12, 14, 19, 21, 31]</w:t>
       </w:r>
       <w:r>
         <w:rPr>
           <w:rStyle w:val="PinkFix"/>
         </w:rPr>
-        <w:t xml:space="preserve">[11, 13, 18, 20, 24, 29, 30]</w:t>
+        <w:t xml:space="preserve">[19, 21, 25, 26, 31, 32]</w:t>
       </w:r>
       <w:r>
         <w:t xml:space="preserve">.</w:t>
@@ -1170,13 +1170,13 @@
         <w:rPr>
           <w:rStyle w:val="PinkDelete"/>
         </w:rPr>
-        <w:t xml:space="preserve">Multi-party trust research has investigated immutable data governance, distributed auditability, and decentralised consent management [3, 4, 7, 22]</w:t>
+        <w:t xml:space="preserve">Multi-party trust research has investigated immutable data governance, distributed auditability, and decentralised consent management [3, 4, 8, 23]</w:t>
       </w:r>
       <w:r>
         <w:rPr>
           <w:rStyle w:val="PinkFix"/>
         </w:rPr>
-        <w:t xml:space="preserve">Blockchain-based data-governance research has investigated immutable records, distributed auditability, and decentralised consent management [3, 4, 7, 22]</w:t>
+        <w:t xml:space="preserve">Blockchain-based data-governance research has investigated immutable records, distributed auditability, and decentralised consent management [3, 4, 8, 23]</w:t>
       </w:r>
       <w:r>
         <w:t xml:space="preserve">. Research on decentralised identity and verifiable credentials has developed mechanisms for self-controlled identity representation, credential verification, selective disclosure, and privacy-preserving authentication</w:t>
@@ -1188,13 +1188,13 @@
         <w:rPr>
           <w:rStyle w:val="PinkDelete"/>
         </w:rPr>
-        <w:t xml:space="preserve">[5, 6, 15, 17, 23, 33]</w:t>
+        <w:t xml:space="preserve">[6, 7, 16, 18, 24, 35]</w:t>
       </w:r>
       <w:r>
         <w:rPr>
           <w:rStyle w:val="PinkFix"/>
         </w:rPr>
-        <w:t xml:space="preserve">[5, 6, 15, 17, 23, 33]</w:t>
+        <w:t xml:space="preserve">[6, 7, 16, 18, 24, 35]</w:t>
       </w:r>
       <w:r>
         <w:t xml:space="preserve">. Access-control research has further investigated role-based, attribute-based, risk-aware, and usage-control approaches for protecting sensitive healthcare information</w:t>
@@ -1206,13 +1206,13 @@
         <w:rPr>
           <w:rStyle w:val="PinkDelete"/>
         </w:rPr>
-        <w:t xml:space="preserve">[10, 21, 26, 32]</w:t>
+        <w:t xml:space="preserve">[11, 22, 28, 34]</w:t>
       </w:r>
       <w:r>
         <w:rPr>
           <w:rStyle w:val="PinkFix"/>
         </w:rPr>
-        <w:t xml:space="preserve">[10, 21, 26, 28, 31, 32]</w:t>
+        <w:t xml:space="preserve">[5, 11, 22, 28, 30, 33, 34]</w:t>
       </w:r>
       <w:r>
         <w:t xml:space="preserve">.</w:t>
@@ -1299,7 +1299,7 @@
         <w:rPr>
           <w:rStyle w:val="BlueAdd"/>
         </w:rPr>
-        <w:t xml:space="preserve">[34], the</w:t>
+        <w:t xml:space="preserve">[36], the</w:t>
       </w:r>
       <w:r>
         <w:rPr>
@@ -1325,7 +1325,7 @@
         <w:rPr>
           <w:rStyle w:val="BlueAdd"/>
         </w:rPr>
-        <w:t xml:space="preserve">[35] and the</w:t>
+        <w:t xml:space="preserve">[37] and the</w:t>
       </w:r>
       <w:r>
         <w:rPr>
@@ -1351,7 +1351,7 @@
         <w:rPr>
           <w:rStyle w:val="BlueAdd"/>
         </w:rPr>
-        <w:t xml:space="preserve">[36]. They form the basis on which the shortlisted studies are compared in Section 2.4 and against which the research gaps are stated in Section 2.5.</w:t>
+        <w:t xml:space="preserve">[38]. They form the basis on which the shortlisted studies are compared in Section 2.4 and against which the research gaps are stated in Section 2.5.</w:t>
       </w:r>
     </w:p>
     <w:bookmarkStart w:id="15" w:name="Xb2c1c1d0f9cf3a779daabe364a3fe8b072535a1"/>
@@ -1374,7 +1374,7 @@
         <w:rPr>
           <w:rStyle w:val="BlueAdd"/>
         </w:rPr>
-        <w:t xml:space="preserve">In most healthcare information systems, consent is stored as a record indicating that a patient agreed to a particular disclosure. Such a record establishes that consent was obtained, but it does not carry the information required to decide whether a later request should be permitted. The first requirement is therefore that consent be represented as a structured object that states who may access the data, under which authority, for which purpose, for which data categories and for how long, so that each access request can be evaluated against it. Consent receipts [9], dynamic consent models [12, 20] and the legal conditions of valid consent [18] all point in this direction, but they stop at recording consent rather than making it evaluable. Blockchain-backed architectures that execute and audit consents [24] and self-determined consent frameworks [30] add enforcement and tracking, yet they still act on the consent record rather than on an evaluation of the request.</w:t>
+        <w:t xml:space="preserve">In most healthcare information systems, consent is stored as a record indicating that a patient agreed to a particular disclosure. Such a record establishes that consent was obtained, but it does not carry the information required to decide whether a later request should be permitted. The first requirement is therefore that consent be represented as a structured object that states who may access the data, under which authority, for which purpose, for which data categories and for how long, so that each access request can be evaluated against it. Consent receipts [10], dynamic consent models [13, 21] and the legal conditions of valid consent [19] all point in this direction, but they stop at recording consent rather than making it evaluable. Blockchain-backed architectures that execute and audit consents [26] and self-determined consent frameworks [32] add enforcement and tracking, yet they still act on the consent record rather than on an evaluation of the request.</w:t>
       </w:r>
     </w:p>
     <w:bookmarkEnd w:id="15"/>
@@ -1398,7 +1398,7 @@
         <w:rPr>
           <w:rStyle w:val="BlueAdd"/>
         </w:rPr>
-        <w:t xml:space="preserve">A trustworthy decision must first establish who is requesting or approving access, and then, separately, whether that party holds the authority the consent requires. Decentralised identifiers and verifiable credentials make the first step possible without a central identity provider [5, 17], and the</w:t>
+        <w:t xml:space="preserve">A trustworthy decision must first establish who is requesting or approving access, and then, separately, whether that party holds the authority the consent requires. Decentralised identifiers and verifiable credentials make the first step possible without a central identity provider [6, 18], and the</w:t>
       </w:r>
       <w:r>
         <w:rPr>
@@ -1424,7 +1424,7 @@
         <w:rPr>
           <w:rStyle w:val="BlueAdd"/>
         </w:rPr>
-        <w:t xml:space="preserve">already gives every provider and individual a persistent identifier [36]. The second step is frequently overlooked: a valid credential shows that a person is, for example, a registered practitioner or a legal guardian [29], but not that this person is authorised for this patient, this purpose and this data. The second requirement is that identity verification and authority verification be modelled as distinct conditions.</w:t>
+        <w:t xml:space="preserve">already gives every provider and individual a persistent identifier [38]. The second step is frequently overlooked: a valid credential shows that a person is, for example, a registered practitioner or a legal guardian [31], but not that this person is authorised for this patient, this purpose and this data. The second requirement is that identity verification and authority verification be modelled as distinct conditions.</w:t>
       </w:r>
     </w:p>
     <w:bookmarkEnd w:id="16"/>
@@ -1448,7 +1448,7 @@
         <w:rPr>
           <w:rStyle w:val="BlueAdd"/>
         </w:rPr>
-        <w:t xml:space="preserve">In paediatric, aged-care and shared-guardianship settings the decision to release data does not belong to a single party. Guardians, the treating clinician and, where applicable, the institution each hold part of the authority [29]. The third requirement is that the framework collect independent approvals from a defined set of participants and activate the consent only when a predefined threshold has been reached, so that no single participant can grant access unilaterally. Multi-party verification of identity claims [5], multi-party governance of data trusts [16] and threshold-based pre-authorisation of record access [25] provide building blocks, but none treats the approval threshold as a verifiable condition attached to the consent itself.</w:t>
+        <w:t xml:space="preserve">In paediatric, aged-care and shared-guardianship settings the decision to release data does not belong to a single party. Guardians, the treating clinician and, where applicable, the institution each hold part of the authority [31]. The third requirement is that the framework collect independent approvals from a defined set of participants and activate the consent only when a predefined threshold has been reached, so that no single participant can grant access unilaterally. Multi-party verification of identity claims [6], multi-party governance of data trusts [17] and threshold-based pre-authorisation of record access [27] provide building blocks, but none treats the approval threshold as a verifiable condition attached to the consent itself.</w:t>
       </w:r>
     </w:p>
     <w:bookmarkEnd w:id="17"/>
@@ -1472,7 +1472,7 @@
         <w:rPr>
           <w:rStyle w:val="BlueAdd"/>
         </w:rPr>
-        <w:t xml:space="preserve">Even when the requester is verified and the required approvals exist, the request must remain within the purpose and the data scope that the patient authorised. Attribute-based, risk-aware, usage-control and purpose-based models can express fine-grained restrictions [10, 21, 26, 28, 31, 32], and the Australian Privacy Principles require that health information be used only for the primary purpose of collection or a directly related purpose [34]. The fourth requirement is that the framework evaluate the requested purpose and data scope against the consent as an explicit condition of the decision rather than as a separate access-control layer.</w:t>
+        <w:t xml:space="preserve">Even when the requester is verified and the required approvals exist, the request must remain within the purpose and the data scope that the patient authorised. Attribute-based, risk-aware, usage-control and purpose-based models can express fine-grained restrictions [5, 11, 22, 28, 30, 33, 34], and the Australian Privacy Principles require that health information be used only for the primary purpose of collection or a directly related purpose [36]. The fourth requirement is that the framework evaluate the requested purpose and data scope against the consent as an explicit condition of the decision rather than as a separate access-control layer.</w:t>
       </w:r>
     </w:p>
     <w:bookmarkEnd w:id="18"/>
@@ -1496,7 +1496,7 @@
         <w:rPr>
           <w:rStyle w:val="BlueAdd"/>
         </w:rPr>
-        <w:t xml:space="preserve">A consent that was valid when it was created may expire, be revoked or change state. The framework must therefore evaluate the temporal and lifecycle validity of the consent at the time of each request, and it must retain evidence of every decision so that the decision can be reviewed afterwards. Blockchain-based systems provide tamper-resistant audit trails [2, 22, 28], and dynamic identity systems handle revocation at the identity level [33]; the fifth requirement is that the same properties hold for the consent object and for the authorisation decisions made on it.</w:t>
+        <w:t xml:space="preserve">A consent that was valid when it was created may expire, be revoked or change state. The framework must therefore evaluate the temporal and lifecycle validity of the consent at the time of each request, and it must retain evidence of every decision so that the decision can be reviewed afterwards. Blockchain-based systems provide tamper-resistant audit trails [2, 23, 25, 30], and dynamic identity systems handle revocation at the identity level [35]; the fifth requirement is that the same properties hold for the consent object and for the authorisation decisions made on it.</w:t>
       </w:r>
     </w:p>
     <w:p>
@@ -1556,7 +1556,7 @@
         <w:pStyle w:val="FirstParagraph"/>
       </w:pPr>
       <w:r>
-        <w:t xml:space="preserve">This review followed the Preferred Reporting Items for Systematic Reviews and Meta-Analyses (PRISMA 2020) reporting guideline [37]. It covers peer-reviewed literature published between 2022 and 2026 on healthcare consent management, decentralised identity and verifiable credentials, multi-party authorisation and policy-aware access control. The review questions, search strategy, eligibility criteria, screening, data extraction and quality assessment are described in</w:t>
+        <w:t xml:space="preserve">This review followed the Preferred Reporting Items for Systematic Reviews and Meta-Analyses (PRISMA 2020) reporting guideline [39]. It covers peer-reviewed literature published between 2022 and 2026 on healthcare consent management, decentralised identity and verifiable credentials, multi-party authorisation and policy-aware access control. The review questions, search strategy, eligibility criteria, screening, data extraction and quality assessment are described in</w:t>
       </w:r>
       <w:r>
         <w:t xml:space="preserve"> </w:t>
@@ -2016,7 +2016,7 @@
         <w:rPr>
           <w:rStyle w:val="BlueAdd"/>
         </w:rPr>
-        <w:t xml:space="preserve">Only studies published between 2022 and 2026 were considered, because decentralised identity standards and consent-aware access control developed rapidly over that period; one earlier policy statement [29] was retained as a foundational source, as explained in Section 2.3.4. The journals and conference proceedings in which the included studies were published are listed in Table 2.1.</w:t>
+        <w:t xml:space="preserve">Only studies published between 2022 and 2026 were considered, because decentralised identity standards and consent-aware access control developed rapidly over that period; one earlier policy statement [31] was retained as a foundational source, as explained in Section 2.3.4. The journals and conference proceedings in which the included studies were published are listed in Table 2.1.</w:t>
       </w:r>
     </w:p>
     <w:p>
@@ -2202,7 +2202,7 @@
               <w:rPr>
                 <w:rStyle w:val="BlueAdd"/>
               </w:rPr>
-              <w:t xml:space="preserve">S2, S9, S11</w:t>
+              <w:t xml:space="preserve">S2, S8, S10, S30</w:t>
             </w:r>
           </w:p>
         </w:tc>
@@ -2267,7 +2267,7 @@
               <w:rPr>
                 <w:rStyle w:val="BlueAdd"/>
               </w:rPr>
-              <w:t xml:space="preserve">S13, S21</w:t>
+              <w:t xml:space="preserve">S12, S20</w:t>
             </w:r>
           </w:p>
         </w:tc>
@@ -2332,7 +2332,7 @@
               <w:rPr>
                 <w:rStyle w:val="BlueAdd"/>
               </w:rPr>
-              <w:t xml:space="preserve">S15</w:t>
+              <w:t xml:space="preserve">S14</w:t>
             </w:r>
           </w:p>
         </w:tc>
@@ -2397,7 +2397,7 @@
               <w:rPr>
                 <w:rStyle w:val="BlueAdd"/>
               </w:rPr>
-              <w:t xml:space="preserve">S22</w:t>
+              <w:t xml:space="preserve">S21</w:t>
             </w:r>
           </w:p>
         </w:tc>
@@ -2462,7 +2462,7 @@
               <w:rPr>
                 <w:rStyle w:val="BlueAdd"/>
               </w:rPr>
-              <w:t xml:space="preserve">S17</w:t>
+              <w:t xml:space="preserve">S16</w:t>
             </w:r>
           </w:p>
         </w:tc>
@@ -2527,7 +2527,7 @@
               <w:rPr>
                 <w:rStyle w:val="BlueAdd"/>
               </w:rPr>
-              <w:t xml:space="preserve">S23</w:t>
+              <w:t xml:space="preserve">S22</w:t>
             </w:r>
           </w:p>
         </w:tc>
@@ -2592,7 +2592,7 @@
               <w:rPr>
                 <w:rStyle w:val="BlueAdd"/>
               </w:rPr>
-              <w:t xml:space="preserve">S12</w:t>
+              <w:t xml:space="preserve">S11</w:t>
             </w:r>
           </w:p>
         </w:tc>
@@ -2657,7 +2657,7 @@
               <w:rPr>
                 <w:rStyle w:val="BlueAdd"/>
               </w:rPr>
-              <w:t xml:space="preserve">S30</w:t>
+              <w:t xml:space="preserve">S29</w:t>
             </w:r>
           </w:p>
         </w:tc>
@@ -2722,7 +2722,7 @@
               <w:rPr>
                 <w:rStyle w:val="BlueAdd"/>
               </w:rPr>
-              <w:t xml:space="preserve">S18</w:t>
+              <w:t xml:space="preserve">S17</w:t>
             </w:r>
           </w:p>
         </w:tc>
@@ -2787,7 +2787,7 @@
               <w:rPr>
                 <w:rStyle w:val="BlueAdd"/>
               </w:rPr>
-              <w:t xml:space="preserve">S27</w:t>
+              <w:t xml:space="preserve">S26</w:t>
             </w:r>
           </w:p>
         </w:tc>
@@ -2852,7 +2852,7 @@
               <w:rPr>
                 <w:rStyle w:val="BlueAdd"/>
               </w:rPr>
-              <w:t xml:space="preserve">S29</w:t>
+              <w:t xml:space="preserve">S28</w:t>
             </w:r>
           </w:p>
         </w:tc>
@@ -2917,7 +2917,7 @@
               <w:rPr>
                 <w:rStyle w:val="BlueAdd"/>
               </w:rPr>
-              <w:t xml:space="preserve">S28</w:t>
+              <w:t xml:space="preserve">S27</w:t>
             </w:r>
           </w:p>
         </w:tc>
@@ -2982,7 +2982,7 @@
               <w:rPr>
                 <w:rStyle w:val="BlueAdd"/>
               </w:rPr>
-              <w:t xml:space="preserve">S25</w:t>
+              <w:t xml:space="preserve">S24</w:t>
             </w:r>
           </w:p>
         </w:tc>
@@ -3047,7 +3047,7 @@
               <w:rPr>
                 <w:rStyle w:val="BlueAdd"/>
               </w:rPr>
-              <w:t xml:space="preserve">S16</w:t>
+              <w:t xml:space="preserve">S15</w:t>
             </w:r>
           </w:p>
         </w:tc>
@@ -3112,7 +3112,7 @@
               <w:rPr>
                 <w:rStyle w:val="BlueAdd"/>
               </w:rPr>
-              <w:t xml:space="preserve">S4</w:t>
+              <w:t xml:space="preserve">S3</w:t>
             </w:r>
           </w:p>
         </w:tc>
@@ -3177,7 +3177,7 @@
               <w:rPr>
                 <w:rStyle w:val="BlueAdd"/>
               </w:rPr>
-              <w:t xml:space="preserve">S14</w:t>
+              <w:t xml:space="preserve">S13</w:t>
             </w:r>
           </w:p>
         </w:tc>
@@ -3242,7 +3242,7 @@
               <w:rPr>
                 <w:rStyle w:val="BlueAdd"/>
               </w:rPr>
-              <w:t xml:space="preserve">S24</w:t>
+              <w:t xml:space="preserve">S23</w:t>
             </w:r>
           </w:p>
         </w:tc>
@@ -3307,7 +3307,7 @@
               <w:rPr>
                 <w:rStyle w:val="BlueAdd"/>
               </w:rPr>
-              <w:t xml:space="preserve">S19</w:t>
+              <w:t xml:space="preserve">S18</w:t>
             </w:r>
           </w:p>
         </w:tc>
@@ -3372,7 +3372,7 @@
               <w:rPr>
                 <w:rStyle w:val="BlueAdd"/>
               </w:rPr>
-              <w:t xml:space="preserve">S20</w:t>
+              <w:t xml:space="preserve">S19</w:t>
             </w:r>
           </w:p>
         </w:tc>
@@ -3472,7 +3472,7 @@
               <w:rPr>
                 <w:rStyle w:val="BlueAdd"/>
               </w:rPr>
-              <w:t xml:space="preserve">Digital Health</w:t>
+              <w:t xml:space="preserve">Journal of Digital Health</w:t>
             </w:r>
           </w:p>
         </w:tc>
@@ -3502,7 +3502,7 @@
               <w:rPr>
                 <w:rStyle w:val="BlueAdd"/>
               </w:rPr>
-              <w:t xml:space="preserve">S3</w:t>
+              <w:t xml:space="preserve">S5</w:t>
             </w:r>
           </w:p>
         </w:tc>
@@ -3537,7 +3537,7 @@
               <w:rPr>
                 <w:rStyle w:val="BlueAdd"/>
               </w:rPr>
-              <w:t xml:space="preserve">Journal of Digital Health</w:t>
+              <w:t xml:space="preserve">JMIR Medical Informatics</w:t>
             </w:r>
           </w:p>
         </w:tc>
@@ -3602,7 +3602,7 @@
               <w:rPr>
                 <w:rStyle w:val="BlueAdd"/>
               </w:rPr>
-              <w:t xml:space="preserve">Strategic Change</w:t>
+              <w:t xml:space="preserve">European Journal of Health Law</w:t>
             </w:r>
           </w:p>
         </w:tc>
@@ -3632,7 +3632,7 @@
               <w:rPr>
                 <w:rStyle w:val="BlueAdd"/>
               </w:rPr>
-              <w:t xml:space="preserve">S5</w:t>
+              <w:t xml:space="preserve">S4</w:t>
             </w:r>
           </w:p>
         </w:tc>
@@ -3667,7 +3667,7 @@
               <w:rPr>
                 <w:rStyle w:val="BlueAdd"/>
               </w:rPr>
-              <w:t xml:space="preserve">European Journal of Health Law</w:t>
+              <w:t xml:space="preserve">Pediatrics</w:t>
             </w:r>
           </w:p>
         </w:tc>
@@ -3732,7 +3732,7 @@
               <w:rPr>
                 <w:rStyle w:val="BlueAdd"/>
               </w:rPr>
-              <w:t xml:space="preserve">Pediatrics</w:t>
+              <w:t xml:space="preserve">npj Digital Medicine</w:t>
             </w:r>
           </w:p>
         </w:tc>
@@ -3762,7 +3762,7 @@
               <w:rPr>
                 <w:rStyle w:val="BlueAdd"/>
               </w:rPr>
-              <w:t xml:space="preserve">S8</w:t>
+              <w:t xml:space="preserve">S9</w:t>
             </w:r>
           </w:p>
         </w:tc>
@@ -3797,7 +3797,7 @@
               <w:rPr>
                 <w:rStyle w:val="BlueAdd"/>
               </w:rPr>
-              <w:t xml:space="preserve">npj Digital Medicine</w:t>
+              <w:t xml:space="preserve">Heliyon</w:t>
             </w:r>
           </w:p>
         </w:tc>
@@ -3827,7 +3827,7 @@
               <w:rPr>
                 <w:rStyle w:val="BlueAdd"/>
               </w:rPr>
-              <w:t xml:space="preserve">S10</w:t>
+              <w:t xml:space="preserve">S31</w:t>
             </w:r>
           </w:p>
         </w:tc>
@@ -3862,7 +3862,7 @@
               <w:rPr>
                 <w:rStyle w:val="BlueAdd"/>
               </w:rPr>
-              <w:t xml:space="preserve">Heliyon</w:t>
+              <w:t xml:space="preserve">PeerJ Computer Science</w:t>
             </w:r>
           </w:p>
         </w:tc>
@@ -3892,7 +3892,7 @@
               <w:rPr>
                 <w:rStyle w:val="BlueAdd"/>
               </w:rPr>
-              <w:t xml:space="preserve">S31</w:t>
+              <w:t xml:space="preserve">S32</w:t>
             </w:r>
           </w:p>
         </w:tc>
@@ -3927,7 +3927,7 @@
               <w:rPr>
                 <w:rStyle w:val="BlueAdd"/>
               </w:rPr>
-              <w:t xml:space="preserve">PeerJ Computer Science</w:t>
+              <w:t xml:space="preserve">Wireless Networks</w:t>
             </w:r>
           </w:p>
         </w:tc>
@@ -3957,7 +3957,7 @@
               <w:rPr>
                 <w:rStyle w:val="BlueAdd"/>
               </w:rPr>
-              <w:t xml:space="preserve">S32</w:t>
+              <w:t xml:space="preserve">S25</w:t>
             </w:r>
           </w:p>
         </w:tc>
@@ -3992,71 +3992,6 @@
               <w:rPr>
                 <w:rStyle w:val="BlueAdd"/>
               </w:rPr>
-              <w:t xml:space="preserve">Wireless Networks</w:t>
-            </w:r>
-          </w:p>
-        </w:tc>
-        <w:tc>
-          <w:tcPr/>
-          <w:p>
-            <w:pPr>
-              <w:pStyle w:val="Compact"/>
-              <w:jc w:val="left"/>
-            </w:pPr>
-            <w:r>
-              <w:rPr>
-                <w:rStyle w:val="BlueAdd"/>
-              </w:rPr>
-              <w:t xml:space="preserve">Journal</w:t>
-            </w:r>
-          </w:p>
-        </w:tc>
-        <w:tc>
-          <w:tcPr/>
-          <w:p>
-            <w:pPr>
-              <w:pStyle w:val="Compact"/>
-              <w:jc w:val="left"/>
-            </w:pPr>
-            <w:r>
-              <w:rPr>
-                <w:rStyle w:val="BlueAdd"/>
-              </w:rPr>
-              <w:t xml:space="preserve">S26</w:t>
-            </w:r>
-          </w:p>
-        </w:tc>
-      </w:tr>
-      <w:tr>
-        <w:trPr>
-          <w:cantSplit/>
-        </w:trPr>
-        <w:tc>
-          <w:tcPr/>
-          <w:p>
-            <w:pPr>
-              <w:pStyle w:val="Compact"/>
-              <w:jc w:val="left"/>
-            </w:pPr>
-            <w:r>
-              <w:rPr>
-                <w:rStyle w:val="BlueAdd"/>
-              </w:rPr>
-              <w:t xml:space="preserve">30</w:t>
-            </w:r>
-          </w:p>
-        </w:tc>
-        <w:tc>
-          <w:tcPr/>
-          <w:p>
-            <w:pPr>
-              <w:pStyle w:val="Compact"/>
-              <w:jc w:val="left"/>
-            </w:pPr>
-            <w:r>
-              <w:rPr>
-                <w:rStyle w:val="BlueAdd"/>
-              </w:rPr>
               <w:t xml:space="preserve">IFIP International Conference on Distributed Applications and Interoperable Systems (DAIS)</w:t>
             </w:r>
           </w:p>
@@ -4308,19 +4243,19 @@
         <w:rPr>
           <w:rStyle w:val="PinkDelete"/>
         </w:rPr>
-        <w:t xml:space="preserve">Consistent with exclusion criterion 6, five studies from outside the healthcare domain were retained because they contribute mechanisms that transfer directly to healthcare authorisation: decentralised trust in multi-stakeholder data sharing [1], blockchain-based archival integrity for sensitive documentation [8], TEE-supported trust and Byzantine-resilient consensus [17], DID/VC-based privacy-preserving authentication [23], and blockchain-based data sharing across organisational boundaries [30].</w:t>
+        <w:t xml:space="preserve">Consistent with exclusion criterion 6, five studies from outside the healthcare domain were retained because they contribute mechanisms that transfer directly to healthcare authorisation: decentralised trust in multi-stakeholder data sharing [1], blockchain-based archival integrity for sensitive documentation [8], TEE-supported trust and Byzantine-resilient consensus [17], DID/VC-based privacy-preserving authentication [24], and blockchain-based data sharing across organisational boundaries [30].</w:t>
       </w:r>
       <w:r>
         <w:rPr>
           <w:rStyle w:val="PinkFix"/>
         </w:rPr>
-        <w:t xml:space="preserve">Consistent with exclusion criterion 6, four studies from outside the healthcare domain were retained because the mechanism they contribute transfers directly to healthcare authorisation: decentralised trust in multi-stakeholder data sharing [1], DID/VC-based privacy-preserving authentication [23], and decentralised identity and access control for constrained devices [14, 15]. Studies whose subject matter lies outside healthcare data sharing, consent, identity or access control were excluded at the full-text stage as scope mismatches (Figure 2.2).</w:t>
-      </w:r>
-      <w:r>
-        <w:t xml:space="preserve"> </w:t>
-      </w:r>
-      <w:r>
-        <w:t xml:space="preserve">One book chapter [15] was retained under the exception to exclusion criterion 3 because it provides a foundational overview of decentralised identity, and one earlier policy statement [29] (2019) was retained as a foundational healthcare source on guardian and proxy access to electronic health records,</w:t>
+        <w:t xml:space="preserve">Consistent with exclusion criterion 6, four studies from outside the healthcare domain were retained because the mechanism they contribute transfers directly to healthcare authorisation: decentralised trust in multi-stakeholder data sharing [1], DID/VC-based privacy-preserving authentication [24], and decentralised identity and access control for constrained devices [15, 16]. Studies whose subject matter lies outside healthcare data sharing, consent, identity or access control were excluded at the full-text stage as scope mismatches (Figure 2.2). Two survey studies of stakeholder attitudes and intentions towards health-data sharing [12, 14] are cited as background in Chapter 1 but were not retained in the review set, because they do not propose, implement or evaluate an approach (inclusion criterion 3).</w:t>
+      </w:r>
+      <w:r>
+        <w:t xml:space="preserve"> </w:t>
+      </w:r>
+      <w:r>
+        <w:t xml:space="preserve">One book chapter [16] was retained under the exception to exclusion criterion 3 because it provides a foundational overview of decentralised identity, and one earlier policy statement [31] (2019) was retained as a foundational healthcare source on guardian and proxy access to electronic health records,</w:t>
       </w:r>
       <w:r>
         <w:t xml:space="preserve"> </w:t>
@@ -4942,7 +4877,7 @@
         <w:t xml:space="preserve">Figure 2.2 presents the PRISMA flow diagram for this review</w:t>
       </w:r>
       <w:r>
-        <w:t xml:space="preserve">, prepared following PRISMA 2020 [37], which summarises the identification, screening, eligibility, and inclusion stages of the SLR.</w:t>
+        <w:t xml:space="preserve">, prepared following PRISMA 2020 [39], which summarises the identification, screening, eligibility, and inclusion stages of the SLR.</w:t>
       </w:r>
       <w:r>
         <w:t xml:space="preserve"> </w:t>
@@ -5264,7 +5199,7 @@
               <w:rPr>
                 <w:rStyle w:val="BlueAdd"/>
               </w:rPr>
-              <w:t xml:space="preserve">Ibrahim et al., 2024 [8]</w:t>
+              <w:t xml:space="preserve">Ibrahim et al., 2024 [9]</w:t>
             </w:r>
           </w:p>
         </w:tc>
@@ -5329,7 +5264,7 @@
               <w:rPr>
                 <w:rStyle w:val="BlueAdd"/>
               </w:rPr>
-              <w:t xml:space="preserve">Jesus and Pandit, 2022 [9]</w:t>
+              <w:t xml:space="preserve">Jesus and Pandit, 2022 [10]</w:t>
             </w:r>
           </w:p>
         </w:tc>
@@ -5394,7 +5329,7 @@
               <w:rPr>
                 <w:rStyle w:val="BlueAdd"/>
               </w:rPr>
-              <w:t xml:space="preserve">Kaplow et al., 2024 [11]</w:t>
+              <w:t xml:space="preserve">Khalid et al., 2023 [13]</w:t>
             </w:r>
           </w:p>
         </w:tc>
@@ -5409,7 +5344,7 @@
               <w:rPr>
                 <w:rStyle w:val="BlueAdd"/>
               </w:rPr>
-              <w:t xml:space="preserve">Data professionals’ attitudes on data privacy, sharing, and consent in healthcare and research</w:t>
+              <w:t xml:space="preserve">Privacy-first paradigm for dynamic consent management systems</w:t>
             </w:r>
           </w:p>
         </w:tc>
@@ -5459,7 +5394,7 @@
               <w:rPr>
                 <w:rStyle w:val="BlueAdd"/>
               </w:rPr>
-              <w:t xml:space="preserve">Khalid et al., 2023 [12]</w:t>
+              <w:t xml:space="preserve">McClelland and Harper, 2022 [19]</w:t>
             </w:r>
           </w:p>
         </w:tc>
@@ -5474,7 +5409,7 @@
               <w:rPr>
                 <w:rStyle w:val="BlueAdd"/>
               </w:rPr>
-              <w:t xml:space="preserve">Privacy-first paradigm for dynamic consent management systems</w:t>
+              <w:t xml:space="preserve">Information privacy in healthcare – the vital role of informed consent</w:t>
             </w:r>
           </w:p>
         </w:tc>
@@ -5524,7 +5459,7 @@
               <w:rPr>
                 <w:rStyle w:val="BlueAdd"/>
               </w:rPr>
-              <w:t xml:space="preserve">Kharlamov et al., 2023 [13]</w:t>
+              <w:t xml:space="preserve">Narkhede et al., 2025 [21]</w:t>
             </w:r>
           </w:p>
         </w:tc>
@@ -5539,7 +5474,7 @@
               <w:rPr>
                 <w:rStyle w:val="BlueAdd"/>
               </w:rPr>
-              <w:t xml:space="preserve">Data sharing decisions: perceptions and intentions in healthcare</w:t>
+              <w:t xml:space="preserve">Enhancing patient autonomy in data ownership: privacy models and consent frameworks</w:t>
             </w:r>
           </w:p>
         </w:tc>
@@ -5589,7 +5524,7 @@
               <w:rPr>
                 <w:rStyle w:val="BlueAdd"/>
               </w:rPr>
-              <w:t xml:space="preserve">McClelland and Harper, 2022 [18]</w:t>
+              <w:t xml:space="preserve">Webber et al., 2019 [31]</w:t>
             </w:r>
           </w:p>
         </w:tc>
@@ -5604,7 +5539,7 @@
               <w:rPr>
                 <w:rStyle w:val="BlueAdd"/>
               </w:rPr>
-              <w:t xml:space="preserve">Information privacy in healthcare – the vital role of informed consent</w:t>
+              <w:t xml:space="preserve">Electronic communication of the health record with paediatric patients and their guardians</w:t>
             </w:r>
           </w:p>
         </w:tc>
@@ -5654,7 +5589,7 @@
               <w:rPr>
                 <w:rStyle w:val="BlueAdd"/>
               </w:rPr>
-              <w:t xml:space="preserve">Narkhede et al., 2025 [20]</w:t>
+              <w:t xml:space="preserve">Phuyal et al., 2026 [25]</w:t>
             </w:r>
           </w:p>
         </w:tc>
@@ -5669,7 +5604,7 @@
               <w:rPr>
                 <w:rStyle w:val="BlueAdd"/>
               </w:rPr>
-              <w:t xml:space="preserve">Enhancing patient autonomy in data ownership: privacy models and consent frameworks</w:t>
+              <w:t xml:space="preserve">Blockchain-based dynamic and revocable consent for secondary health data use: systematic review</w:t>
             </w:r>
           </w:p>
         </w:tc>
@@ -5719,7 +5654,7 @@
               <w:rPr>
                 <w:rStyle w:val="BlueAdd"/>
               </w:rPr>
-              <w:t xml:space="preserve">Webber et al., 2019 [29]</w:t>
+              <w:t xml:space="preserve">Román et al., 2023 [26]</w:t>
             </w:r>
           </w:p>
         </w:tc>
@@ -5734,7 +5669,7 @@
               <w:rPr>
                 <w:rStyle w:val="BlueAdd"/>
               </w:rPr>
-              <w:t xml:space="preserve">Electronic communication of the health record with paediatric patients and their guardians</w:t>
+              <w:t xml:space="preserve">Blockchain-based service-oriented architecture for consent management, access control, and auditing</w:t>
             </w:r>
           </w:p>
         </w:tc>
@@ -5784,7 +5719,7 @@
               <w:rPr>
                 <w:rStyle w:val="BlueAdd"/>
               </w:rPr>
-              <w:t xml:space="preserve">Román et al., 2023 [24]</w:t>
+              <w:t xml:space="preserve">Welzel et al., 2025 [32]</w:t>
             </w:r>
           </w:p>
         </w:tc>
@@ -5799,7 +5734,7 @@
               <w:rPr>
                 <w:rStyle w:val="BlueAdd"/>
               </w:rPr>
-              <w:t xml:space="preserve">Blockchain-based service-oriented architecture for consent management, access control, and auditing</w:t>
+              <w:t xml:space="preserve">Enabling secure and self-determined health data sharing and consent management</w:t>
             </w:r>
           </w:p>
         </w:tc>
@@ -5849,7 +5784,7 @@
               <w:rPr>
                 <w:rStyle w:val="BlueAdd"/>
               </w:rPr>
-              <w:t xml:space="preserve">Welzel et al., 2025 [30]</w:t>
+              <w:t xml:space="preserve">Al Mamun et al., 2022 [2]</w:t>
             </w:r>
           </w:p>
         </w:tc>
@@ -5864,7 +5799,7 @@
               <w:rPr>
                 <w:rStyle w:val="BlueAdd"/>
               </w:rPr>
-              <w:t xml:space="preserve">Enabling secure and self-determined health data sharing and consent management</w:t>
+              <w:t xml:space="preserve">Blockchain-based electronic health records management: a comprehensive review</w:t>
             </w:r>
           </w:p>
         </w:tc>
@@ -5879,7 +5814,7 @@
               <w:rPr>
                 <w:rStyle w:val="BlueAdd"/>
               </w:rPr>
-              <w:t xml:space="preserve">Healthcare consent and privacy governance</w:t>
+              <w:t xml:space="preserve">Blockchain-based healthcare data governance</w:t>
             </w:r>
           </w:p>
         </w:tc>
@@ -5914,7 +5849,7 @@
               <w:rPr>
                 <w:rStyle w:val="BlueAdd"/>
               </w:rPr>
-              <w:t xml:space="preserve">Al Mamun et al., 2022 [2]</w:t>
+              <w:t xml:space="preserve">Andrew et al., 2023 [3]</w:t>
             </w:r>
           </w:p>
         </w:tc>
@@ -5929,7 +5864,7 @@
               <w:rPr>
                 <w:rStyle w:val="BlueAdd"/>
               </w:rPr>
-              <w:t xml:space="preserve">Blockchain-based electronic health records management: a comprehensive review</w:t>
+              <w:t xml:space="preserve">Blockchain for healthcare systems: architecture, security challenges, trends and future directions</w:t>
             </w:r>
           </w:p>
         </w:tc>
@@ -5979,7 +5914,7 @@
               <w:rPr>
                 <w:rStyle w:val="BlueAdd"/>
               </w:rPr>
-              <w:t xml:space="preserve">Andrew et al., 2023 [3]</w:t>
+              <w:t xml:space="preserve">Arbabi et al., 2023 [4]</w:t>
             </w:r>
           </w:p>
         </w:tc>
@@ -5994,7 +5929,7 @@
               <w:rPr>
                 <w:rStyle w:val="BlueAdd"/>
               </w:rPr>
-              <w:t xml:space="preserve">Blockchain for healthcare systems: architecture, security challenges, trends and future directions</w:t>
+              <w:t xml:space="preserve">A survey on blockchain for healthcare: challenges, benefits, and future directions</w:t>
             </w:r>
           </w:p>
         </w:tc>
@@ -6044,7 +5979,7 @@
               <w:rPr>
                 <w:rStyle w:val="BlueAdd"/>
               </w:rPr>
-              <w:t xml:space="preserve">Arbabi et al., 2023 [4]</w:t>
+              <w:t xml:space="preserve">Ghosh et al., 2023 [8]</w:t>
             </w:r>
           </w:p>
         </w:tc>
@@ -6059,7 +5994,7 @@
               <w:rPr>
                 <w:rStyle w:val="BlueAdd"/>
               </w:rPr>
-              <w:t xml:space="preserve">A survey on blockchain for healthcare: challenges, benefits, and future directions</w:t>
+              <w:t xml:space="preserve">Blockchain application in healthcare systems: a review</w:t>
             </w:r>
           </w:p>
         </w:tc>
@@ -6109,7 +6044,7 @@
               <w:rPr>
                 <w:rStyle w:val="BlueAdd"/>
               </w:rPr>
-              <w:t xml:space="preserve">Ghosh et al., 2023 [7]</w:t>
+              <w:t xml:space="preserve">Nguyen et al., 2025 [23]</w:t>
             </w:r>
           </w:p>
         </w:tc>
@@ -6124,7 +6059,7 @@
               <w:rPr>
                 <w:rStyle w:val="BlueAdd"/>
               </w:rPr>
-              <w:t xml:space="preserve">Blockchain application in healthcare systems: a review</w:t>
+              <w:t xml:space="preserve">Blockchain-empowered trustworthy data sharing: fundamentals, applications, and challenges</w:t>
             </w:r>
           </w:p>
         </w:tc>
@@ -6174,7 +6109,7 @@
               <w:rPr>
                 <w:rStyle w:val="BlueAdd"/>
               </w:rPr>
-              <w:t xml:space="preserve">Nguyen et al., 2025 [22]</w:t>
+              <w:t xml:space="preserve">Theodorakopoulos et al., 2024 [29]</w:t>
             </w:r>
           </w:p>
         </w:tc>
@@ -6189,7 +6124,7 @@
               <w:rPr>
                 <w:rStyle w:val="BlueAdd"/>
               </w:rPr>
-              <w:t xml:space="preserve">Blockchain-empowered trustworthy data sharing: fundamentals, applications, and challenges</w:t>
+              <w:t xml:space="preserve">Enhancing decentralised decision-making with big data and blockchain technology</w:t>
             </w:r>
           </w:p>
         </w:tc>
@@ -6239,7 +6174,7 @@
               <w:rPr>
                 <w:rStyle w:val="BlueAdd"/>
               </w:rPr>
-              <w:t xml:space="preserve">Theodorakopoulos et al., 2024 [27]</w:t>
+              <w:t xml:space="preserve">Deng et al., 2024 [6]</w:t>
             </w:r>
           </w:p>
         </w:tc>
@@ -6254,7 +6189,7 @@
               <w:rPr>
                 <w:rStyle w:val="BlueAdd"/>
               </w:rPr>
-              <w:t xml:space="preserve">Enhancing decentralised decision-making with big data and blockchain technology</w:t>
+              <w:t xml:space="preserve">FutureDID: a fully decentralised identity system with multi-party verification</w:t>
             </w:r>
           </w:p>
         </w:tc>
@@ -6269,7 +6204,7 @@
               <w:rPr>
                 <w:rStyle w:val="BlueAdd"/>
               </w:rPr>
-              <w:t xml:space="preserve">Blockchain-based healthcare data governance</w:t>
+              <w:t xml:space="preserve">Decentralised identity and verifiable credentials</w:t>
             </w:r>
           </w:p>
         </w:tc>
@@ -6304,7 +6239,7 @@
               <w:rPr>
                 <w:rStyle w:val="BlueAdd"/>
               </w:rPr>
-              <w:t xml:space="preserve">Deng et al., 2024 [5]</w:t>
+              <w:t xml:space="preserve">Flamini et al., 2024 [7]</w:t>
             </w:r>
           </w:p>
         </w:tc>
@@ -6319,7 +6254,7 @@
               <w:rPr>
                 <w:rStyle w:val="BlueAdd"/>
               </w:rPr>
-              <w:t xml:space="preserve">FutureDID: a fully decentralised identity system with multi-party verification</w:t>
+              <w:t xml:space="preserve">On cryptographic mechanisms for the selective disclosure of verifiable credentials</w:t>
             </w:r>
           </w:p>
         </w:tc>
@@ -6369,7 +6304,7 @@
               <w:rPr>
                 <w:rStyle w:val="BlueAdd"/>
               </w:rPr>
-              <w:t xml:space="preserve">Flamini et al., 2024 [6]</w:t>
+              <w:t xml:space="preserve">Khayer et al., 2025 [15]</w:t>
             </w:r>
           </w:p>
         </w:tc>
@@ -6384,7 +6319,7 @@
               <w:rPr>
                 <w:rStyle w:val="BlueAdd"/>
               </w:rPr>
-              <w:t xml:space="preserve">On cryptographic mechanisms for the selective disclosure of verifiable credentials</w:t>
+              <w:t xml:space="preserve">Blockchain for secure IoT: identity management, access control, and trust mechanisms</w:t>
             </w:r>
           </w:p>
         </w:tc>
@@ -6434,7 +6369,7 @@
               <w:rPr>
                 <w:rStyle w:val="BlueAdd"/>
               </w:rPr>
-              <w:t xml:space="preserve">Khayer et al., 2025 [14]</w:t>
+              <w:t xml:space="preserve">Kyriakidou et al., 2023 [16]</w:t>
             </w:r>
           </w:p>
         </w:tc>
@@ -6449,7 +6384,7 @@
               <w:rPr>
                 <w:rStyle w:val="BlueAdd"/>
               </w:rPr>
-              <w:t xml:space="preserve">Blockchain for secure IoT: identity management, access control, and trust mechanisms</w:t>
+              <w:t xml:space="preserve">Decentralised identity with applications to security and privacy for the Internet of Things</w:t>
             </w:r>
           </w:p>
         </w:tc>
@@ -6499,7 +6434,7 @@
               <w:rPr>
                 <w:rStyle w:val="BlueAdd"/>
               </w:rPr>
-              <w:t xml:space="preserve">Kyriakidou et al., 2023 [15]</w:t>
+              <w:t xml:space="preserve">Mazzocca et al., 2025 [18]</w:t>
             </w:r>
           </w:p>
         </w:tc>
@@ -6514,7 +6449,7 @@
               <w:rPr>
                 <w:rStyle w:val="BlueAdd"/>
               </w:rPr>
-              <w:t xml:space="preserve">Decentralised identity with applications to security and privacy for the Internet of Things</w:t>
+              <w:t xml:space="preserve">A survey on decentralised identifiers and verifiable credentials</w:t>
             </w:r>
           </w:p>
         </w:tc>
@@ -6564,7 +6499,7 @@
               <w:rPr>
                 <w:rStyle w:val="BlueAdd"/>
               </w:rPr>
-              <w:t xml:space="preserve">Mazzocca et al., 2025 [17]</w:t>
+              <w:t xml:space="preserve">Parameswarath et al., 2022 [24]</w:t>
             </w:r>
           </w:p>
         </w:tc>
@@ -6579,7 +6514,7 @@
               <w:rPr>
                 <w:rStyle w:val="BlueAdd"/>
               </w:rPr>
-              <w:t xml:space="preserve">A survey on decentralised identifiers and verifiable credentials</w:t>
+              <w:t xml:space="preserve">User-empowered privacy-preserving authentication based on decentralised identity and verifiable credentials</w:t>
             </w:r>
           </w:p>
         </w:tc>
@@ -6629,7 +6564,7 @@
               <w:rPr>
                 <w:rStyle w:val="BlueAdd"/>
               </w:rPr>
-              <w:t xml:space="preserve">Parameswarath et al., 2022 [23]</w:t>
+              <w:t xml:space="preserve">Yin et al., 2025 [35]</w:t>
             </w:r>
           </w:p>
         </w:tc>
@@ -6644,7 +6579,7 @@
               <w:rPr>
                 <w:rStyle w:val="BlueAdd"/>
               </w:rPr>
-              <w:t xml:space="preserve">User-empowered privacy-preserving authentication based on decentralised identity and verifiable credentials</w:t>
+              <w:t xml:space="preserve">DP-DID: a dynamic and proactive decentralised identity system</w:t>
             </w:r>
           </w:p>
         </w:tc>
@@ -6694,7 +6629,7 @@
               <w:rPr>
                 <w:rStyle w:val="BlueAdd"/>
               </w:rPr>
-              <w:t xml:space="preserve">Yin et al., 2025 [33]</w:t>
+              <w:t xml:space="preserve">Ghafoor Abbasi et al., 2025 [1]</w:t>
             </w:r>
           </w:p>
         </w:tc>
@@ -6709,7 +6644,7 @@
               <w:rPr>
                 <w:rStyle w:val="BlueAdd"/>
               </w:rPr>
-              <w:t xml:space="preserve">DP-DID: a dynamic and proactive decentralised identity system</w:t>
+              <w:t xml:space="preserve">Towards empowering stakeholders through decentralised trust and secure livestock data sharing</w:t>
             </w:r>
           </w:p>
         </w:tc>
@@ -6724,7 +6659,7 @@
               <w:rPr>
                 <w:rStyle w:val="BlueAdd"/>
               </w:rPr>
-              <w:t xml:space="preserve">Decentralised identity and verifiable credentials</w:t>
+              <w:t xml:space="preserve">Multi-party and decentralised governance</w:t>
             </w:r>
           </w:p>
         </w:tc>
@@ -6759,7 +6694,7 @@
               <w:rPr>
                 <w:rStyle w:val="BlueAdd"/>
               </w:rPr>
-              <w:t xml:space="preserve">Ghafoor Abbasi et al., 2025 [1]</w:t>
+              <w:t xml:space="preserve">Lomotey et al., 2022 [17]</w:t>
             </w:r>
           </w:p>
         </w:tc>
@@ -6774,7 +6709,7 @@
               <w:rPr>
                 <w:rStyle w:val="BlueAdd"/>
               </w:rPr>
-              <w:t xml:space="preserve">Towards empowering stakeholders through decentralised trust and secure livestock data sharing</w:t>
+              <w:t xml:space="preserve">Data trusts as a service: a platform for multi-party data sharing</w:t>
             </w:r>
           </w:p>
         </w:tc>
@@ -6824,7 +6759,7 @@
               <w:rPr>
                 <w:rStyle w:val="BlueAdd"/>
               </w:rPr>
-              <w:t xml:space="preserve">Lomotey et al., 2022 [16]</w:t>
+              <w:t xml:space="preserve">Tan et al., 2024 [27]</w:t>
             </w:r>
           </w:p>
         </w:tc>
@@ -6839,7 +6774,7 @@
               <w:rPr>
                 <w:rStyle w:val="BlueAdd"/>
               </w:rPr>
-              <w:t xml:space="preserve">Data trusts as a service: a platform for multi-party data sharing</w:t>
+              <w:t xml:space="preserve">Secure and privacy-preserving sharing of personal health records with multi-party pre-authorisation verification</w:t>
             </w:r>
           </w:p>
         </w:tc>
@@ -6889,7 +6824,7 @@
               <w:rPr>
                 <w:rStyle w:val="BlueAdd"/>
               </w:rPr>
-              <w:t xml:space="preserve">Tan et al., 2024 [25]</w:t>
+              <w:t xml:space="preserve">Jiang et al., 2023 [11]</w:t>
             </w:r>
           </w:p>
         </w:tc>
@@ -6904,7 +6839,7 @@
               <w:rPr>
                 <w:rStyle w:val="BlueAdd"/>
               </w:rPr>
-              <w:t xml:space="preserve">Secure and privacy-preserving sharing of personal health records with multi-party pre-authorisation verification</w:t>
+              <w:t xml:space="preserve">Risk and UCON-based access control model for healthcare big data</w:t>
             </w:r>
           </w:p>
         </w:tc>
@@ -6919,7 +6854,7 @@
               <w:rPr>
                 <w:rStyle w:val="BlueAdd"/>
               </w:rPr>
-              <w:t xml:space="preserve">Multi-party and decentralised governance</w:t>
+              <w:t xml:space="preserve">Policy-based and healthcare access control</w:t>
             </w:r>
           </w:p>
         </w:tc>
@@ -6954,7 +6889,7 @@
               <w:rPr>
                 <w:rStyle w:val="BlueAdd"/>
               </w:rPr>
-              <w:t xml:space="preserve">Jiang et al., 2023 [10]</w:t>
+              <w:t xml:space="preserve">Nazir et al., 2026 [22]</w:t>
             </w:r>
           </w:p>
         </w:tc>
@@ -6969,7 +6904,7 @@
               <w:rPr>
                 <w:rStyle w:val="BlueAdd"/>
               </w:rPr>
-              <w:t xml:space="preserve">Risk and UCON-based access control model for healthcare big data</w:t>
+              <w:t xml:space="preserve">Access control in healthcare IoT: a comprehensive survey</w:t>
             </w:r>
           </w:p>
         </w:tc>
@@ -7019,7 +6954,7 @@
               <w:rPr>
                 <w:rStyle w:val="BlueAdd"/>
               </w:rPr>
-              <w:t xml:space="preserve">Nazir et al., 2026 [21]</w:t>
+              <w:t xml:space="preserve">Tawfik et al., 2025 [28]</w:t>
             </w:r>
           </w:p>
         </w:tc>
@@ -7034,7 +6969,7 @@
               <w:rPr>
                 <w:rStyle w:val="BlueAdd"/>
               </w:rPr>
-              <w:t xml:space="preserve">Access control in healthcare IoT: a comprehensive survey</w:t>
+              <w:t xml:space="preserve">Blockchain-based access control and privacy preservation in healthcare: a comprehensive survey</w:t>
             </w:r>
           </w:p>
         </w:tc>
@@ -7084,7 +7019,7 @@
               <w:rPr>
                 <w:rStyle w:val="BlueAdd"/>
               </w:rPr>
-              <w:t xml:space="preserve">Tawfik et al., 2025 [26]</w:t>
+              <w:t xml:space="preserve">Yin et al., 2024 [34]</w:t>
             </w:r>
           </w:p>
         </w:tc>
@@ -7099,7 +7034,7 @@
               <w:rPr>
                 <w:rStyle w:val="BlueAdd"/>
               </w:rPr>
-              <w:t xml:space="preserve">Blockchain-based access control and privacy preservation in healthcare: a comprehensive survey</w:t>
+              <w:t xml:space="preserve">Attribute-based searchable encryption with decentralised key management for healthcare data sharing</w:t>
             </w:r>
           </w:p>
         </w:tc>
@@ -7149,7 +7084,7 @@
               <w:rPr>
                 <w:rStyle w:val="BlueAdd"/>
               </w:rPr>
-              <w:t xml:space="preserve">Yin et al., 2024 [32]</w:t>
+              <w:t xml:space="preserve">de Oliveira et al., 2022 [5]</w:t>
             </w:r>
           </w:p>
         </w:tc>
@@ -7164,7 +7099,7 @@
               <w:rPr>
                 <w:rStyle w:val="BlueAdd"/>
               </w:rPr>
-              <w:t xml:space="preserve">Attribute-based searchable encryption with decentralised key management for healthcare data sharing</w:t>
+              <w:t xml:space="preserve">SmartAccess: attribute-based access control system for medical records based on smart contracts</w:t>
             </w:r>
           </w:p>
         </w:tc>
@@ -7214,7 +7149,7 @@
               <w:rPr>
                 <w:rStyle w:val="BlueAdd"/>
               </w:rPr>
-              <w:t xml:space="preserve">Ullah et al., 2024 [28]</w:t>
+              <w:t xml:space="preserve">Ullah et al., 2024 [30]</w:t>
             </w:r>
           </w:p>
         </w:tc>
@@ -7279,7 +7214,7 @@
               <w:rPr>
                 <w:rStyle w:val="BlueAdd"/>
               </w:rPr>
-              <w:t xml:space="preserve">Yaqub et al., 2025 [31]</w:t>
+              <w:t xml:space="preserve">Yaqub et al., 2025 [33]</w:t>
             </w:r>
           </w:p>
         </w:tc>
@@ -7344,7 +7279,7 @@
               <w:rPr>
                 <w:rStyle w:val="BlueAdd"/>
               </w:rPr>
-              <w:t xml:space="preserve">Ménétrey et al., 2022 [19]</w:t>
+              <w:t xml:space="preserve">Ménétrey et al., 2022 [20]</w:t>
             </w:r>
           </w:p>
         </w:tc>
@@ -7491,13 +7426,13 @@
         <w:rPr>
           <w:rStyle w:val="PinkDelete"/>
         </w:rPr>
-        <w:t xml:space="preserve">[11, 13, 18, 29]</w:t>
+        <w:t xml:space="preserve">[12, 14, 19, 31]</w:t>
       </w:r>
       <w:r>
         <w:rPr>
           <w:rStyle w:val="PinkFix"/>
         </w:rPr>
-        <w:t xml:space="preserve">[11, 13, 18, 29]</w:t>
+        <w:t xml:space="preserve">[19, 31]</w:t>
       </w:r>
       <w:r>
         <w:t xml:space="preserve">.</w:t>
@@ -7508,7 +7443,7 @@
         <w:pStyle w:val="BodyText"/>
       </w:pPr>
       <w:r>
-        <w:t xml:space="preserve">The literature increasingly recognises that patients should not be regarded merely as passive data providers. Research on patient autonomy and data ownership has highlighted the importance of giving individuals greater control over how their health information is accessed, shared, and reused [20]. At the same time, privacy-preserving interoperability remains difficult because healthcare systems must balance individual autonomy with the operational requirements of clinical care, coordination, and</w:t>
+        <w:t xml:space="preserve">The literature increasingly recognises that patients should not be regarded merely as passive data providers. Research on patient autonomy and data ownership has highlighted the importance of giving individuals greater control over how their health information is accessed, shared, and reused [21]. At the same time, privacy-preserving interoperability remains difficult because healthcare systems must balance individual autonomy with the operational requirements of clinical care, coordination, and</w:t>
       </w:r>
       <w:r>
         <w:t xml:space="preserve"> </w:t>
@@ -7517,13 +7452,13 @@
         <w:rPr>
           <w:rStyle w:val="PinkDelete"/>
         </w:rPr>
-        <w:t xml:space="preserve">legitimate secondary data use [8]</w:t>
+        <w:t xml:space="preserve">legitimate secondary data use [9]</w:t>
       </w:r>
       <w:r>
         <w:rPr>
           <w:rStyle w:val="PinkFix"/>
         </w:rPr>
-        <w:t xml:space="preserve">legitimate secondary data use [8]</w:t>
+        <w:t xml:space="preserve">legitimate secondary data use [9]</w:t>
       </w:r>
       <w:r>
         <w:t xml:space="preserve">. These competing requirements make healthcare consent a governance problem rather than simply a binary access-control decision.</w:t>
@@ -7534,7 +7469,7 @@
         <w:pStyle w:val="BodyText"/>
       </w:pPr>
       <w:r>
-        <w:t xml:space="preserve">Traditional consent-management approaches frequently represent consent as a permission indicating whether a particular party is allowed to perform a specified operation. Dynamic consent research has attempted to provide greater flexibility by allowing consent preferences to evolve over time, while privacy-first approaches have explored decentralised controllers and privacy-preserving mechanisms for improving data-subject control [12]. Consent receipts and auditable consent records have also been proposed to improve transparency and accountability by providing evidence of how consent was obtained and exercised [9].</w:t>
+        <w:t xml:space="preserve">Traditional consent-management approaches frequently represent consent as a permission indicating whether a particular party is allowed to perform a specified operation. Dynamic consent research has attempted to provide greater flexibility by allowing consent preferences to evolve over time, while privacy-first approaches have explored decentralised controllers and privacy-preserving mechanisms for improving data-subject control [13]. Consent receipts and auditable consent records have also been proposed to improve transparency and accountability by providing evidence of how consent was obtained and exercised [10].</w:t>
       </w:r>
     </w:p>
     <w:p>
@@ -7561,7 +7496,7 @@
         <w:rPr>
           <w:rStyle w:val="BlueAdd"/>
         </w:rPr>
-        <w:t xml:space="preserve">More recent architectures go a step further. A blockchain-backed service-oriented architecture stores consents immutably, enforces access to health data according to them and exposes audit tasks to supervisory authorities and to patients themselves [24], and a self-determined consent framework combines blockchain, self-sovereign identity and de-identified tokens so that consent and data use can be tracked across clinical, app and wearable data [30]. Both act on the consent record; neither evaluates the requester’s authority or a collective approval before the record is applied.</w:t>
+        <w:t xml:space="preserve">More recent architectures go a step further. A blockchain-backed service-oriented architecture stores consents immutably, enforces access to health data according to them and exposes audit tasks to supervisory authorities and to patients themselves [26], and a self-determined consent framework combines blockchain, self-sovereign identity and de-identified tokens so that consent and data use can be tracked across clinical, app and wearable data [32]. Both act on the consent record; neither evaluates the requester’s authority or a collective approval before the record is applied. A recent systematic review of 55 blockchain-based consent frameworks confirms that smart contracts, decentralised identifiers and verifiable credentials have become the common building blocks of programmable consent, while reporting that revocation propagation, interoperability and usability remain unresolved [25].</w:t>
       </w:r>
     </w:p>
     <w:p>
@@ -7809,7 +7744,7 @@
               <w:rPr>
                 <w:rStyle w:val="BlueAdd"/>
               </w:rPr>
-              <w:t xml:space="preserve">S1 [8]</w:t>
+              <w:t xml:space="preserve">S1 [9]</w:t>
             </w:r>
           </w:p>
         </w:tc>
@@ -7934,7 +7869,7 @@
               <w:rPr>
                 <w:rStyle w:val="BlueAdd"/>
               </w:rPr>
-              <w:t xml:space="preserve">S2 [9]</w:t>
+              <w:t xml:space="preserve">S2 [10]</w:t>
             </w:r>
           </w:p>
         </w:tc>
@@ -8059,7 +7994,7 @@
               <w:rPr>
                 <w:rStyle w:val="BlueAdd"/>
               </w:rPr>
-              <w:t xml:space="preserve">S3 [11]</w:t>
+              <w:t xml:space="preserve">S3 [13]</w:t>
             </w:r>
           </w:p>
         </w:tc>
@@ -8074,7 +8009,7 @@
               <w:rPr>
                 <w:rStyle w:val="BlueAdd"/>
               </w:rPr>
-              <w:t xml:space="preserve">Survey of people who work with health data in the United States on consent, sharing and privacy; most respondents want complete control over their data and specific consent for each use.</w:t>
+              <w:t xml:space="preserve">Privacy-first model for blockchain-based dynamic consent management in which subject data and consent are kept encrypted on-chain and the data-controller role is decentralised.</w:t>
             </w:r>
           </w:p>
         </w:tc>
@@ -8089,7 +8024,7 @@
               <w:rPr>
                 <w:rStyle w:val="BlueAdd"/>
               </w:rPr>
-              <w:t xml:space="preserve">Attitudinal evidence only; no technical model of consent or of the access decision.</w:t>
+              <w:t xml:space="preserve">Consent is stored and shared securely, but a request is not evaluated against the requester’s authority or a multi-party approval threshold.</w:t>
             </w:r>
           </w:p>
         </w:tc>
@@ -8104,6 +8039,21 @@
               <w:rPr>
                 <w:rStyle w:val="BlueAdd"/>
               </w:rPr>
+              <w:t xml:space="preserve">√</w:t>
+            </w:r>
+          </w:p>
+        </w:tc>
+        <w:tc>
+          <w:tcPr/>
+          <w:p>
+            <w:pPr>
+              <w:pStyle w:val="Compact"/>
+              <w:jc w:val="center"/>
+            </w:pPr>
+            <w:r>
+              <w:rPr>
+                <w:rStyle w:val="BlueAdd"/>
+              </w:rPr>
               <w:t xml:space="preserve">×</w:t>
             </w:r>
           </w:p>
@@ -8149,22 +8099,7 @@
               <w:rPr>
                 <w:rStyle w:val="BlueAdd"/>
               </w:rPr>
-              <w:t xml:space="preserve">×</w:t>
-            </w:r>
-          </w:p>
-        </w:tc>
-        <w:tc>
-          <w:tcPr/>
-          <w:p>
-            <w:pPr>
-              <w:pStyle w:val="Compact"/>
-              <w:jc w:val="center"/>
-            </w:pPr>
-            <w:r>
-              <w:rPr>
-                <w:rStyle w:val="BlueAdd"/>
-              </w:rPr>
-              <w:t xml:space="preserve">×</w:t>
+              <w:t xml:space="preserve">√</w:t>
             </w:r>
           </w:p>
         </w:tc>
@@ -8184,7 +8119,7 @@
               <w:rPr>
                 <w:rStyle w:val="BlueAdd"/>
               </w:rPr>
-              <w:t xml:space="preserve">S4 [12]</w:t>
+              <w:t xml:space="preserve">S4 [19]</w:t>
             </w:r>
           </w:p>
         </w:tc>
@@ -8199,7 +8134,7 @@
               <w:rPr>
                 <w:rStyle w:val="BlueAdd"/>
               </w:rPr>
-              <w:t xml:space="preserve">Privacy-first model for blockchain-based dynamic consent management in which subject data and consent are kept encrypted on-chain and the data-controller role is decentralised.</w:t>
+              <w:t xml:space="preserve">Legal analysis of informed consent for the use and disclosure of patient information under the GDPR, the common law and professional ethics.</w:t>
             </w:r>
           </w:p>
         </w:tc>
@@ -8214,7 +8149,7 @@
               <w:rPr>
                 <w:rStyle w:val="BlueAdd"/>
               </w:rPr>
-              <w:t xml:space="preserve">Consent is stored and shared securely, but a request is not evaluated against the requester’s authority or a multi-party approval threshold.</w:t>
+              <w:t xml:space="preserve">Defines the legal conditions of a valid consent but not an executable authorisation object.</w:t>
             </w:r>
           </w:p>
         </w:tc>
@@ -8289,7 +8224,7 @@
               <w:rPr>
                 <w:rStyle w:val="BlueAdd"/>
               </w:rPr>
-              <w:t xml:space="preserve">√</w:t>
+              <w:t xml:space="preserve">×</w:t>
             </w:r>
           </w:p>
         </w:tc>
@@ -8309,7 +8244,7 @@
               <w:rPr>
                 <w:rStyle w:val="BlueAdd"/>
               </w:rPr>
-              <w:t xml:space="preserve">S5 [13]</w:t>
+              <w:t xml:space="preserve">S5 [21]</w:t>
             </w:r>
           </w:p>
         </w:tc>
@@ -8324,7 +8259,7 @@
               <w:rPr>
                 <w:rStyle w:val="BlueAdd"/>
               </w:rPr>
-              <w:t xml:space="preserve">Survey-based model (129 NHS respondents) of the intention to share healthcare data; perceived information risk and perceived societal benefit dominate the decision.</w:t>
+              <w:t xml:space="preserve">Review of privacy models and consent frameworks (dynamic and granular consent, blockchain, My Health Record, Estonian e-Health) for patient data ownership.</w:t>
             </w:r>
           </w:p>
         </w:tc>
@@ -8339,7 +8274,7 @@
               <w:rPr>
                 <w:rStyle w:val="BlueAdd"/>
               </w:rPr>
-              <w:t xml:space="preserve">Explains why individuals consent, not how consent is represented or enforced.</w:t>
+              <w:t xml:space="preserve">Descriptive review; the consent frameworks are not connected to identity verification or scope enforcement.</w:t>
             </w:r>
           </w:p>
         </w:tc>
@@ -8354,7 +8289,7 @@
               <w:rPr>
                 <w:rStyle w:val="BlueAdd"/>
               </w:rPr>
-              <w:t xml:space="preserve">×</w:t>
+              <w:t xml:space="preserve">√</w:t>
             </w:r>
           </w:p>
         </w:tc>
@@ -8434,7 +8369,7 @@
               <w:rPr>
                 <w:rStyle w:val="BlueAdd"/>
               </w:rPr>
-              <w:t xml:space="preserve">S6 [18]</w:t>
+              <w:t xml:space="preserve">S6 [31]</w:t>
             </w:r>
           </w:p>
         </w:tc>
@@ -8449,7 +8384,7 @@
               <w:rPr>
                 <w:rStyle w:val="BlueAdd"/>
               </w:rPr>
-              <w:t xml:space="preserve">Legal analysis of informed consent for the use and disclosure of patient information under the GDPR, the common law and professional ethics.</w:t>
+              <w:t xml:space="preserve">Policy statement on electronic access to the health record by paediatric patients and their guardians, including proxy access and record segmentation.</w:t>
             </w:r>
           </w:p>
         </w:tc>
@@ -8464,7 +8399,7 @@
               <w:rPr>
                 <w:rStyle w:val="BlueAdd"/>
               </w:rPr>
-              <w:t xml:space="preserve">Defines the legal conditions of a valid consent but not an executable authorisation object.</w:t>
+              <w:t xml:space="preserve">Identifies guardian and proxy roles but gives no mechanism for verifying authority or for joint approval.</w:t>
             </w:r>
           </w:p>
         </w:tc>
@@ -8479,22 +8414,22 @@
               <w:rPr>
                 <w:rStyle w:val="BlueAdd"/>
               </w:rPr>
+              <w:t xml:space="preserve">×</w:t>
+            </w:r>
+          </w:p>
+        </w:tc>
+        <w:tc>
+          <w:tcPr/>
+          <w:p>
+            <w:pPr>
+              <w:pStyle w:val="Compact"/>
+              <w:jc w:val="center"/>
+            </w:pPr>
+            <w:r>
+              <w:rPr>
+                <w:rStyle w:val="BlueAdd"/>
+              </w:rPr>
               <w:t xml:space="preserve">√</w:t>
-            </w:r>
-          </w:p>
-        </w:tc>
-        <w:tc>
-          <w:tcPr/>
-          <w:p>
-            <w:pPr>
-              <w:pStyle w:val="Compact"/>
-              <w:jc w:val="center"/>
-            </w:pPr>
-            <w:r>
-              <w:rPr>
-                <w:rStyle w:val="BlueAdd"/>
-              </w:rPr>
-              <w:t xml:space="preserve">×</w:t>
             </w:r>
           </w:p>
         </w:tc>
@@ -8559,7 +8494,7 @@
               <w:rPr>
                 <w:rStyle w:val="BlueAdd"/>
               </w:rPr>
-              <w:t xml:space="preserve">S7 [20]</w:t>
+              <w:t xml:space="preserve">S7 [25]</w:t>
             </w:r>
           </w:p>
         </w:tc>
@@ -8574,7 +8509,7 @@
               <w:rPr>
                 <w:rStyle w:val="BlueAdd"/>
               </w:rPr>
-              <w:t xml:space="preserve">Review of privacy models and consent frameworks (dynamic and granular consent, blockchain, My Health Record, Estonian e-Health) for patient data ownership.</w:t>
+              <w:t xml:space="preserve">Systematic review (PRISMA, 55 studies, 2020–2025) of blockchain-based frameworks for dynamic, auditable and revocable consent for the secondary use of health data, analysed by consent lifecycle, auditability, usability and legal alignment.</w:t>
             </w:r>
           </w:p>
         </w:tc>
@@ -8589,7 +8524,7 @@
               <w:rPr>
                 <w:rStyle w:val="BlueAdd"/>
               </w:rPr>
-              <w:t xml:space="preserve">Descriptive review; the consent frameworks are not connected to identity verification or scope enforcement.</w:t>
+              <w:t xml:space="preserve">Confirms that lifecycle automation and auditability are achievable, but reports that revocation propagation, interoperability and usability remain open; consent is evaluated as a record rather than against the requester.</w:t>
             </w:r>
           </w:p>
         </w:tc>
@@ -8664,7 +8599,7 @@
               <w:rPr>
                 <w:rStyle w:val="BlueAdd"/>
               </w:rPr>
-              <w:t xml:space="preserve">×</w:t>
+              <w:t xml:space="preserve">√</w:t>
             </w:r>
           </w:p>
         </w:tc>
@@ -8684,7 +8619,7 @@
               <w:rPr>
                 <w:rStyle w:val="BlueAdd"/>
               </w:rPr>
-              <w:t xml:space="preserve">S8 [29]</w:t>
+              <w:t xml:space="preserve">S8 [26]</w:t>
             </w:r>
           </w:p>
         </w:tc>
@@ -8699,7 +8634,7 @@
               <w:rPr>
                 <w:rStyle w:val="BlueAdd"/>
               </w:rPr>
-              <w:t xml:space="preserve">Policy statement on electronic access to the health record by paediatric patients and their guardians, including proxy access and record segmentation.</w:t>
+              <w:t xml:space="preserve">Service-oriented architecture backed by blockchain that stores subject-of-care consents immutably, enforces fine-grained access to health data according to those consents and exposes audit tasks to supervisory authorities and patients, using HL7 and access-control standards.</w:t>
             </w:r>
           </w:p>
         </w:tc>
@@ -8714,7 +8649,7 @@
               <w:rPr>
                 <w:rStyle w:val="BlueAdd"/>
               </w:rPr>
-              <w:t xml:space="preserve">Identifies guardian and proxy roles but gives no mechanism for verifying authority or for joint approval.</w:t>
+              <w:t xml:space="preserve">Consent is stored and executed, but the requester’s authority and any multi-party approval are outside the model; enforcement follows the record rather than an evaluated decision.</w:t>
             </w:r>
           </w:p>
         </w:tc>
@@ -8729,6 +8664,21 @@
               <w:rPr>
                 <w:rStyle w:val="BlueAdd"/>
               </w:rPr>
+              <w:t xml:space="preserve">√</w:t>
+            </w:r>
+          </w:p>
+        </w:tc>
+        <w:tc>
+          <w:tcPr/>
+          <w:p>
+            <w:pPr>
+              <w:pStyle w:val="Compact"/>
+              <w:jc w:val="center"/>
+            </w:pPr>
+            <w:r>
+              <w:rPr>
+                <w:rStyle w:val="BlueAdd"/>
+              </w:rPr>
               <w:t xml:space="preserve">×</w:t>
             </w:r>
           </w:p>
@@ -8744,6 +8694,21 @@
               <w:rPr>
                 <w:rStyle w:val="BlueAdd"/>
               </w:rPr>
+              <w:t xml:space="preserve">×</w:t>
+            </w:r>
+          </w:p>
+        </w:tc>
+        <w:tc>
+          <w:tcPr/>
+          <w:p>
+            <w:pPr>
+              <w:pStyle w:val="Compact"/>
+              <w:jc w:val="center"/>
+            </w:pPr>
+            <w:r>
+              <w:rPr>
+                <w:rStyle w:val="BlueAdd"/>
+              </w:rPr>
               <w:t xml:space="preserve">√</w:t>
             </w:r>
           </w:p>
@@ -8759,37 +8724,7 @@
               <w:rPr>
                 <w:rStyle w:val="BlueAdd"/>
               </w:rPr>
-              <w:t xml:space="preserve">×</w:t>
-            </w:r>
-          </w:p>
-        </w:tc>
-        <w:tc>
-          <w:tcPr/>
-          <w:p>
-            <w:pPr>
-              <w:pStyle w:val="Compact"/>
-              <w:jc w:val="center"/>
-            </w:pPr>
-            <w:r>
-              <w:rPr>
-                <w:rStyle w:val="BlueAdd"/>
-              </w:rPr>
-              <w:t xml:space="preserve">×</w:t>
-            </w:r>
-          </w:p>
-        </w:tc>
-        <w:tc>
-          <w:tcPr/>
-          <w:p>
-            <w:pPr>
-              <w:pStyle w:val="Compact"/>
-              <w:jc w:val="center"/>
-            </w:pPr>
-            <w:r>
-              <w:rPr>
-                <w:rStyle w:val="BlueAdd"/>
-              </w:rPr>
-              <w:t xml:space="preserve">×</w:t>
+              <w:t xml:space="preserve">√</w:t>
             </w:r>
           </w:p>
         </w:tc>
@@ -8809,132 +8744,7 @@
               <w:rPr>
                 <w:rStyle w:val="BlueAdd"/>
               </w:rPr>
-              <w:t xml:space="preserve">S9 [24]</w:t>
-            </w:r>
-          </w:p>
-        </w:tc>
-        <w:tc>
-          <w:tcPr/>
-          <w:p>
-            <w:pPr>
-              <w:pStyle w:val="Compact"/>
-              <w:jc w:val="left"/>
-            </w:pPr>
-            <w:r>
-              <w:rPr>
-                <w:rStyle w:val="BlueAdd"/>
-              </w:rPr>
-              <w:t xml:space="preserve">Service-oriented architecture backed by blockchain that stores subject-of-care consents immutably, enforces fine-grained access to health data according to those consents and exposes audit tasks to supervisory authorities and patients, using HL7 and access-control standards.</w:t>
-            </w:r>
-          </w:p>
-        </w:tc>
-        <w:tc>
-          <w:tcPr/>
-          <w:p>
-            <w:pPr>
-              <w:pStyle w:val="Compact"/>
-              <w:jc w:val="left"/>
-            </w:pPr>
-            <w:r>
-              <w:rPr>
-                <w:rStyle w:val="BlueAdd"/>
-              </w:rPr>
-              <w:t xml:space="preserve">Consent is stored and executed, but the requester’s authority and any multi-party approval are outside the model; enforcement follows the record rather than an evaluated decision.</w:t>
-            </w:r>
-          </w:p>
-        </w:tc>
-        <w:tc>
-          <w:tcPr/>
-          <w:p>
-            <w:pPr>
-              <w:pStyle w:val="Compact"/>
-              <w:jc w:val="center"/>
-            </w:pPr>
-            <w:r>
-              <w:rPr>
-                <w:rStyle w:val="BlueAdd"/>
-              </w:rPr>
-              <w:t xml:space="preserve">√</w:t>
-            </w:r>
-          </w:p>
-        </w:tc>
-        <w:tc>
-          <w:tcPr/>
-          <w:p>
-            <w:pPr>
-              <w:pStyle w:val="Compact"/>
-              <w:jc w:val="center"/>
-            </w:pPr>
-            <w:r>
-              <w:rPr>
-                <w:rStyle w:val="BlueAdd"/>
-              </w:rPr>
-              <w:t xml:space="preserve">×</w:t>
-            </w:r>
-          </w:p>
-        </w:tc>
-        <w:tc>
-          <w:tcPr/>
-          <w:p>
-            <w:pPr>
-              <w:pStyle w:val="Compact"/>
-              <w:jc w:val="center"/>
-            </w:pPr>
-            <w:r>
-              <w:rPr>
-                <w:rStyle w:val="BlueAdd"/>
-              </w:rPr>
-              <w:t xml:space="preserve">×</w:t>
-            </w:r>
-          </w:p>
-        </w:tc>
-        <w:tc>
-          <w:tcPr/>
-          <w:p>
-            <w:pPr>
-              <w:pStyle w:val="Compact"/>
-              <w:jc w:val="center"/>
-            </w:pPr>
-            <w:r>
-              <w:rPr>
-                <w:rStyle w:val="BlueAdd"/>
-              </w:rPr>
-              <w:t xml:space="preserve">√</w:t>
-            </w:r>
-          </w:p>
-        </w:tc>
-        <w:tc>
-          <w:tcPr/>
-          <w:p>
-            <w:pPr>
-              <w:pStyle w:val="Compact"/>
-              <w:jc w:val="center"/>
-            </w:pPr>
-            <w:r>
-              <w:rPr>
-                <w:rStyle w:val="BlueAdd"/>
-              </w:rPr>
-              <w:t xml:space="preserve">√</w:t>
-            </w:r>
-          </w:p>
-        </w:tc>
-      </w:tr>
-      <w:tr>
-        <w:trPr>
-          <w:cantSplit/>
-        </w:trPr>
-        <w:tc>
-          <w:tcPr/>
-          <w:p>
-            <w:pPr>
-              <w:pStyle w:val="Compact"/>
-              <w:jc w:val="left"/>
-            </w:pPr>
-            <w:r>
-              <w:rPr>
-                <w:rStyle w:val="BlueAdd"/>
-              </w:rPr>
-              <w:t xml:space="preserve">S10 [30]</w:t>
+              <w:t xml:space="preserve">S9 [32]</w:t>
             </w:r>
           </w:p>
         </w:tc>
@@ -9099,13 +8909,13 @@
         <w:rPr>
           <w:rStyle w:val="PinkDelete"/>
         </w:rPr>
-        <w:t xml:space="preserve">[2, 3, 4, 7]</w:t>
+        <w:t xml:space="preserve">[2, 3, 4, 8]</w:t>
       </w:r>
       <w:r>
         <w:rPr>
           <w:rStyle w:val="PinkFix"/>
         </w:rPr>
-        <w:t xml:space="preserve">[2, 3, 4, 7]</w:t>
+        <w:t xml:space="preserve">[2, 3, 4, 8]</w:t>
       </w:r>
       <w:r>
         <w:t xml:space="preserve">. More generally, blockchain has been studied as an infrastructure for trustworthy data sharing and</w:t>
@@ -9117,13 +8927,13 @@
         <w:rPr>
           <w:rStyle w:val="PinkDelete"/>
         </w:rPr>
-        <w:t xml:space="preserve">decentralised decision-making across organisational boundaries [22, 27]</w:t>
+        <w:t xml:space="preserve">decentralised decision-making across organisational boundaries [23, 29]</w:t>
       </w:r>
       <w:r>
         <w:rPr>
           <w:rStyle w:val="PinkFix"/>
         </w:rPr>
-        <w:t xml:space="preserve">decentralised decision-making across organisational boundaries [22, 27]</w:t>
+        <w:t xml:space="preserve">decentralised decision-making across organisational boundaries [23, 29]</w:t>
       </w:r>
       <w:r>
         <w:t xml:space="preserve">.</w:t>
@@ -9149,7 +8959,7 @@
         <w:rPr>
           <w:rStyle w:val="PinkFix"/>
         </w:rPr>
-        <w:t xml:space="preserve">This characteristic strengthens auditability and provides evidence that recorded information has not been modified without detection [2, 22].</w:t>
+        <w:t xml:space="preserve">This characteristic strengthens auditability and provides evidence that recorded information has not been modified without detection [2, 23].</w:t>
       </w:r>
     </w:p>
     <w:p>
@@ -9166,13 +8976,13 @@
         <w:rPr>
           <w:rStyle w:val="PinkDelete"/>
         </w:rPr>
-        <w:t xml:space="preserve">[3, 4, 7, 26]</w:t>
+        <w:t xml:space="preserve">[3, 4, 8, 28]</w:t>
       </w:r>
       <w:r>
         <w:rPr>
           <w:rStyle w:val="PinkFix"/>
         </w:rPr>
-        <w:t xml:space="preserve">[3, 4, 7, 26]</w:t>
+        <w:t xml:space="preserve">[3, 4, 8, 28]</w:t>
       </w:r>
       <w:r>
         <w:t xml:space="preserve">.</w:t>
@@ -9447,7 +9257,7 @@
               <w:rPr>
                 <w:rStyle w:val="BlueAdd"/>
               </w:rPr>
-              <w:t xml:space="preserve">S11 [2]</w:t>
+              <w:t xml:space="preserve">S10 [2]</w:t>
             </w:r>
           </w:p>
         </w:tc>
@@ -9572,7 +9382,7 @@
               <w:rPr>
                 <w:rStyle w:val="BlueAdd"/>
               </w:rPr>
-              <w:t xml:space="preserve">S12 [3]</w:t>
+              <w:t xml:space="preserve">S11 [3]</w:t>
             </w:r>
           </w:p>
         </w:tc>
@@ -9697,7 +9507,7 @@
               <w:rPr>
                 <w:rStyle w:val="BlueAdd"/>
               </w:rPr>
-              <w:t xml:space="preserve">S13 [4]</w:t>
+              <w:t xml:space="preserve">S12 [4]</w:t>
             </w:r>
           </w:p>
         </w:tc>
@@ -9822,7 +9632,7 @@
               <w:rPr>
                 <w:rStyle w:val="BlueAdd"/>
               </w:rPr>
-              <w:t xml:space="preserve">S14 [7]</w:t>
+              <w:t xml:space="preserve">S13 [8]</w:t>
             </w:r>
           </w:p>
         </w:tc>
@@ -9947,7 +9757,7 @@
               <w:rPr>
                 <w:rStyle w:val="BlueAdd"/>
               </w:rPr>
-              <w:t xml:space="preserve">S15 [22]</w:t>
+              <w:t xml:space="preserve">S14 [23]</w:t>
             </w:r>
           </w:p>
         </w:tc>
@@ -10072,7 +9882,7 @@
               <w:rPr>
                 <w:rStyle w:val="BlueAdd"/>
               </w:rPr>
-              <w:t xml:space="preserve">S16 [27]</w:t>
+              <w:t xml:space="preserve">S15 [29]</w:t>
             </w:r>
           </w:p>
         </w:tc>
@@ -10225,13 +10035,13 @@
         <w:rPr>
           <w:rStyle w:val="PinkDelete"/>
         </w:rPr>
-        <w:t xml:space="preserve">[5, 15, 17, 33]</w:t>
+        <w:t xml:space="preserve">[6, 16, 18, 35]</w:t>
       </w:r>
       <w:r>
         <w:rPr>
           <w:rStyle w:val="PinkFix"/>
         </w:rPr>
-        <w:t xml:space="preserve">[5, 15, 17, 33]</w:t>
+        <w:t xml:space="preserve">[6, 16, 18, 35]</w:t>
       </w:r>
       <w:r>
         <w:t xml:space="preserve">.</w:t>
@@ -10251,13 +10061,13 @@
         <w:rPr>
           <w:rStyle w:val="PinkDelete"/>
         </w:rPr>
-        <w:t xml:space="preserve">established or validated [5, 33]</w:t>
+        <w:t xml:space="preserve">established or validated [6, 35]</w:t>
       </w:r>
       <w:r>
         <w:rPr>
           <w:rStyle w:val="PinkFix"/>
         </w:rPr>
-        <w:t xml:space="preserve">established or validated [5, 33]</w:t>
+        <w:t xml:space="preserve">established or validated [6, 35]</w:t>
       </w:r>
       <w:r>
         <w:t xml:space="preserve">. Other studies have examined privacy-preserving authentication and selective disclosure, allowing participants to prove selected attributes without unnecessarily</w:t>
@@ -10269,13 +10079,13 @@
         <w:rPr>
           <w:rStyle w:val="PinkDelete"/>
         </w:rPr>
-        <w:t xml:space="preserve">revealing additional information [6, 23]</w:t>
+        <w:t xml:space="preserve">revealing additional information [7, 24]</w:t>
       </w:r>
       <w:r>
         <w:rPr>
           <w:rStyle w:val="PinkFix"/>
         </w:rPr>
-        <w:t xml:space="preserve">revealing additional information [6, 23]</w:t>
+        <w:t xml:space="preserve">revealing additional information [7, 24]</w:t>
       </w:r>
       <w:r>
         <w:t xml:space="preserve">.</w:t>
@@ -10292,7 +10102,7 @@
         <w:rPr>
           <w:rStyle w:val="PinkFix"/>
         </w:rPr>
-        <w:t xml:space="preserve">Reviews of blockchain-based identity management for the Internet of Things reach the same conclusion for constrained devices [14, 15].</w:t>
+        <w:t xml:space="preserve">Reviews of blockchain-based identity management for the Internet of Things reach the same conclusion for constrained devices [15, 16].</w:t>
       </w:r>
       <w:r>
         <w:t xml:space="preserve"> </w:t>
@@ -10686,7 +10496,7 @@
               <w:rPr>
                 <w:rStyle w:val="BlueAdd"/>
               </w:rPr>
-              <w:t xml:space="preserve">S17 [5]</w:t>
+              <w:t xml:space="preserve">S16 [6]</w:t>
             </w:r>
           </w:p>
         </w:tc>
@@ -10811,7 +10621,7 @@
               <w:rPr>
                 <w:rStyle w:val="BlueAdd"/>
               </w:rPr>
-              <w:t xml:space="preserve">S18 [6]</w:t>
+              <w:t xml:space="preserve">S17 [7]</w:t>
             </w:r>
           </w:p>
         </w:tc>
@@ -10936,7 +10746,7 @@
               <w:rPr>
                 <w:rStyle w:val="BlueAdd"/>
               </w:rPr>
-              <w:t xml:space="preserve">S19 [14]</w:t>
+              <w:t xml:space="preserve">S18 [15]</w:t>
             </w:r>
           </w:p>
         </w:tc>
@@ -11061,7 +10871,7 @@
               <w:rPr>
                 <w:rStyle w:val="BlueAdd"/>
               </w:rPr>
-              <w:t xml:space="preserve">S20 [15]</w:t>
+              <w:t xml:space="preserve">S19 [16]</w:t>
             </w:r>
           </w:p>
         </w:tc>
@@ -11186,7 +10996,7 @@
               <w:rPr>
                 <w:rStyle w:val="BlueAdd"/>
               </w:rPr>
-              <w:t xml:space="preserve">S21 [17]</w:t>
+              <w:t xml:space="preserve">S20 [18]</w:t>
             </w:r>
           </w:p>
         </w:tc>
@@ -11311,7 +11121,7 @@
               <w:rPr>
                 <w:rStyle w:val="BlueAdd"/>
               </w:rPr>
-              <w:t xml:space="preserve">S22 [23]</w:t>
+              <w:t xml:space="preserve">S21 [24]</w:t>
             </w:r>
           </w:p>
         </w:tc>
@@ -11436,7 +11246,7 @@
               <w:rPr>
                 <w:rStyle w:val="BlueAdd"/>
               </w:rPr>
-              <w:t xml:space="preserve">S23 [33]</w:t>
+              <w:t xml:space="preserve">S22 [35]</w:t>
             </w:r>
           </w:p>
         </w:tc>
@@ -11601,13 +11411,13 @@
         <w:rPr>
           <w:rStyle w:val="PinkDelete"/>
         </w:rPr>
-        <w:t xml:space="preserve">different responsibilities and authority levels [8]</w:t>
+        <w:t xml:space="preserve">different responsibilities and authority levels [9]</w:t>
       </w:r>
       <w:r>
         <w:rPr>
           <w:rStyle w:val="PinkFix"/>
         </w:rPr>
-        <w:t xml:space="preserve">different responsibilities and authority levels [8, 29]</w:t>
+        <w:t xml:space="preserve">different responsibilities and authority levels [9, 31]</w:t>
       </w:r>
       <w:r>
         <w:t xml:space="preserve">.</w:t>
@@ -11618,7 +11428,7 @@
         <w:pStyle w:val="BodyText"/>
       </w:pPr>
       <w:r>
-        <w:t xml:space="preserve">More generally, multi-party data-sharing environments require mechanisms capable of supporting collaborative governance. Research on decentralised data trusts has explored platforms through which multiple parties can participate in data-sharing arrangements and governance processes [16].</w:t>
+        <w:t xml:space="preserve">More generally, multi-party data-sharing environments require mechanisms capable of supporting collaborative governance. Research on decentralised data trusts has explored platforms through which multiple parties can participate in data-sharing arrangements and governance processes [17].</w:t>
       </w:r>
       <w:r>
         <w:rPr>
@@ -11630,7 +11440,7 @@
         <w:t xml:space="preserve"> </w:t>
       </w:r>
       <w:r>
-        <w:t xml:space="preserve">Decentralised decision-making has also been investigated in combination with blockchain and large-scale data systems [27]. FutureDID further demonstrates that multi-party verification can be incorporated into decentralised identity processes [5].</w:t>
+        <w:t xml:space="preserve">Decentralised decision-making has also been investigated in combination with blockchain and large-scale data systems [29]. FutureDID further demonstrates that multi-party verification can be incorporated into decentralised identity processes [6].</w:t>
       </w:r>
     </w:p>
     <w:p>
@@ -11657,7 +11467,7 @@
         <w:rPr>
           <w:rStyle w:val="BlueAdd"/>
         </w:rPr>
-        <w:t xml:space="preserve">The closest existing approach to threshold-based authorisation is the multi-party pre-authorisation protocol of Tan et al. [25], in which a patient pre-delegates access authorisation to several parties using self-sovereign identity, secure multi-party computation and threshold cryptography, so that a record can be released only when a threshold of shares is combined. The threshold applies to cryptographic shares held by parties chosen in advance, however, and the resulting approval is not evaluated against the requester’s authority or the purpose and scope of the request.</w:t>
+        <w:t xml:space="preserve">The closest existing approach to threshold-based authorisation is the multi-party pre-authorisation protocol of Tan et al. [27], in which a patient pre-delegates access authorisation to several parties using self-sovereign identity, secure multi-party computation and threshold cryptography, so that a record can be released only when a threshold of shares is combined. The threshold applies to cryptographic shares held by parties chosen in advance, however, and the resulting approval is not evaluated against the requester’s authority or the purpose and scope of the request.</w:t>
       </w:r>
     </w:p>
     <w:p>
@@ -11905,7 +11715,7 @@
               <w:rPr>
                 <w:rStyle w:val="BlueAdd"/>
               </w:rPr>
-              <w:t xml:space="preserve">S24 [1]</w:t>
+              <w:t xml:space="preserve">S23 [1]</w:t>
             </w:r>
           </w:p>
         </w:tc>
@@ -12030,7 +11840,7 @@
               <w:rPr>
                 <w:rStyle w:val="BlueAdd"/>
               </w:rPr>
-              <w:t xml:space="preserve">S25 [16]</w:t>
+              <w:t xml:space="preserve">S24 [17]</w:t>
             </w:r>
           </w:p>
         </w:tc>
@@ -12155,7 +11965,7 @@
               <w:rPr>
                 <w:rStyle w:val="BlueAdd"/>
               </w:rPr>
-              <w:t xml:space="preserve">S26 [25]</w:t>
+              <w:t xml:space="preserve">S25 [27]</w:t>
             </w:r>
           </w:p>
         </w:tc>
@@ -12311,7 +12121,7 @@
         <w:pStyle w:val="FirstParagraph"/>
       </w:pPr>
       <w:r>
-        <w:t xml:space="preserve">Healthcare access-control research has developed a broad range of mechanisms for restricting access according to roles, attributes, risk conditions, contextual information, and usage constraints. Attribute-based encryption and decentralised key-management approaches, for example, provide mechanisms for protecting healthcare data through fine-grained cryptographic access policies [32]. Risk-aware and usage-control models have further investigated how access decisions can incorporate dynamic conditions and constraints beyond traditional role-based permissions [10].</w:t>
+        <w:t xml:space="preserve">Healthcare access-control research has developed a broad range of mechanisms for restricting access according to roles, attributes, risk conditions, contextual information, and usage constraints. Attribute-based encryption and decentralised key-management approaches, for example, provide mechanisms for protecting healthcare data through fine-grained cryptographic access policies [34]. Risk-aware and usage-control models have further investigated how access decisions can incorporate dynamic conditions and constraints beyond traditional role-based permissions [11].</w:t>
       </w:r>
     </w:p>
     <w:p>
@@ -12319,7 +12129,7 @@
         <w:pStyle w:val="BodyText"/>
       </w:pPr>
       <w:r>
-        <w:t xml:space="preserve">Recent surveys demonstrate the continuing development of blockchain-based healthcare access control and healthcare IoT security, highlighting the importance of privacy preservation, interoperability, scalability, and dynamic access management [21, 26]. These approaches provide important mechanisms for determining whether an operation should be permitted under a particular set of access-control rules.</w:t>
+        <w:t xml:space="preserve">Recent surveys demonstrate the continuing development of blockchain-based healthcare access control and healthcare IoT security, highlighting the importance of privacy preservation, interoperability, scalability, and dynamic access management [22, 28]. These approaches provide important mechanisms for determining whether an operation should be permitted under a particular set of access-control rules.</w:t>
       </w:r>
     </w:p>
     <w:p>
@@ -12905,7 +12715,7 @@
         <w:rPr>
           <w:rStyle w:val="BlueAdd"/>
         </w:rPr>
-        <w:t xml:space="preserve">Purpose-based access control has also been combined with blockchain audit trails so that every access is recorded together with its declared purpose [28], and policy-based access control governed by smart contracts allows the subject, controller and requester roles of the GDPR to grant, revoke and inspect access rights [31]. In both cases the purpose is checked against a policy rather than against the purpose the patient consented to.</w:t>
+        <w:t xml:space="preserve">Purpose-based access control has also been combined with blockchain audit trails so that every access is recorded together with its declared purpose [30], and policy-based access control governed by smart contracts allows the subject, controller and requester roles of the GDPR to grant, revoke and inspect access rights [33]. In both cases the purpose is checked against a policy rather than against the purpose the patient consented to. SmartAccess goes further by letting the organisations involved agree jointly on attribute-based access policies enforced by smart contracts [5]; the agreement is between organisations, however, rather than between the patient and the parties who must approve access.</w:t>
       </w:r>
     </w:p>
     <w:p>
@@ -13153,7 +12963,7 @@
               <w:rPr>
                 <w:rStyle w:val="BlueAdd"/>
               </w:rPr>
-              <w:t xml:space="preserve">S27 [10]</w:t>
+              <w:t xml:space="preserve">S26 [11]</w:t>
             </w:r>
           </w:p>
         </w:tc>
@@ -13278,7 +13088,7 @@
               <w:rPr>
                 <w:rStyle w:val="BlueAdd"/>
               </w:rPr>
-              <w:t xml:space="preserve">S28 [21]</w:t>
+              <w:t xml:space="preserve">S27 [22]</w:t>
             </w:r>
           </w:p>
         </w:tc>
@@ -13403,7 +13213,7 @@
               <w:rPr>
                 <w:rStyle w:val="BlueAdd"/>
               </w:rPr>
-              <w:t xml:space="preserve">S29 [26]</w:t>
+              <w:t xml:space="preserve">S28 [28]</w:t>
             </w:r>
           </w:p>
         </w:tc>
@@ -13528,7 +13338,7 @@
               <w:rPr>
                 <w:rStyle w:val="BlueAdd"/>
               </w:rPr>
-              <w:t xml:space="preserve">S30 [32]</w:t>
+              <w:t xml:space="preserve">S29 [34]</w:t>
             </w:r>
           </w:p>
         </w:tc>
@@ -13653,7 +13463,7 @@
               <w:rPr>
                 <w:rStyle w:val="BlueAdd"/>
               </w:rPr>
-              <w:t xml:space="preserve">S31 [28]</w:t>
+              <w:t xml:space="preserve">S30 [5]</w:t>
             </w:r>
           </w:p>
         </w:tc>
@@ -13668,7 +13478,7 @@
               <w:rPr>
                 <w:rStyle w:val="BlueAdd"/>
               </w:rPr>
-              <w:t xml:space="preserve">Blockchain-based EHR access auditing that records who accessed which record, when and for what purpose, combined with purpose-based access control enforced by smart contracts.</w:t>
+              <w:t xml:space="preserve">SmartAccess: attribute-based access control for cross-organisation medical-record sharing implemented as smart contracts on a permissioned blockchain, with joint agreement over access policies, a threat model and a performance evaluation.</w:t>
             </w:r>
           </w:p>
         </w:tc>
@@ -13683,7 +13493,7 @@
               <w:rPr>
                 <w:rStyle w:val="BlueAdd"/>
               </w:rPr>
-              <w:t xml:space="preserve">Purpose is checked against a policy, not against the purpose the patient consented to; no identity verification or collective approval.</w:t>
+              <w:t xml:space="preserve">Policies are agreed jointly by organisations, not by the patient and guardians; the decision follows attributes rather than the purpose and scope of a consent.</w:t>
             </w:r>
           </w:p>
         </w:tc>
@@ -13778,7 +13588,132 @@
               <w:rPr>
                 <w:rStyle w:val="BlueAdd"/>
               </w:rPr>
-              <w:t xml:space="preserve">S32 [31]</w:t>
+              <w:t xml:space="preserve">S31 [30]</w:t>
+            </w:r>
+          </w:p>
+        </w:tc>
+        <w:tc>
+          <w:tcPr/>
+          <w:p>
+            <w:pPr>
+              <w:pStyle w:val="Compact"/>
+              <w:jc w:val="left"/>
+            </w:pPr>
+            <w:r>
+              <w:rPr>
+                <w:rStyle w:val="BlueAdd"/>
+              </w:rPr>
+              <w:t xml:space="preserve">Blockchain-based EHR access auditing that records who accessed which record, when and for what purpose, combined with purpose-based access control enforced by smart contracts.</w:t>
+            </w:r>
+          </w:p>
+        </w:tc>
+        <w:tc>
+          <w:tcPr/>
+          <w:p>
+            <w:pPr>
+              <w:pStyle w:val="Compact"/>
+              <w:jc w:val="left"/>
+            </w:pPr>
+            <w:r>
+              <w:rPr>
+                <w:rStyle w:val="BlueAdd"/>
+              </w:rPr>
+              <w:t xml:space="preserve">Purpose is checked against a policy, not against the purpose the patient consented to; no identity verification or collective approval.</w:t>
+            </w:r>
+          </w:p>
+        </w:tc>
+        <w:tc>
+          <w:tcPr/>
+          <w:p>
+            <w:pPr>
+              <w:pStyle w:val="Compact"/>
+              <w:jc w:val="center"/>
+            </w:pPr>
+            <w:r>
+              <w:rPr>
+                <w:rStyle w:val="BlueAdd"/>
+              </w:rPr>
+              <w:t xml:space="preserve">×</w:t>
+            </w:r>
+          </w:p>
+        </w:tc>
+        <w:tc>
+          <w:tcPr/>
+          <w:p>
+            <w:pPr>
+              <w:pStyle w:val="Compact"/>
+              <w:jc w:val="center"/>
+            </w:pPr>
+            <w:r>
+              <w:rPr>
+                <w:rStyle w:val="BlueAdd"/>
+              </w:rPr>
+              <w:t xml:space="preserve">×</w:t>
+            </w:r>
+          </w:p>
+        </w:tc>
+        <w:tc>
+          <w:tcPr/>
+          <w:p>
+            <w:pPr>
+              <w:pStyle w:val="Compact"/>
+              <w:jc w:val="center"/>
+            </w:pPr>
+            <w:r>
+              <w:rPr>
+                <w:rStyle w:val="BlueAdd"/>
+              </w:rPr>
+              <w:t xml:space="preserve">×</w:t>
+            </w:r>
+          </w:p>
+        </w:tc>
+        <w:tc>
+          <w:tcPr/>
+          <w:p>
+            <w:pPr>
+              <w:pStyle w:val="Compact"/>
+              <w:jc w:val="center"/>
+            </w:pPr>
+            <w:r>
+              <w:rPr>
+                <w:rStyle w:val="BlueAdd"/>
+              </w:rPr>
+              <w:t xml:space="preserve">√</w:t>
+            </w:r>
+          </w:p>
+        </w:tc>
+        <w:tc>
+          <w:tcPr/>
+          <w:p>
+            <w:pPr>
+              <w:pStyle w:val="Compact"/>
+              <w:jc w:val="center"/>
+            </w:pPr>
+            <w:r>
+              <w:rPr>
+                <w:rStyle w:val="BlueAdd"/>
+              </w:rPr>
+              <w:t xml:space="preserve">√</w:t>
+            </w:r>
+          </w:p>
+        </w:tc>
+      </w:tr>
+      <w:tr>
+        <w:trPr>
+          <w:cantSplit/>
+        </w:trPr>
+        <w:tc>
+          <w:tcPr/>
+          <w:p>
+            <w:pPr>
+              <w:pStyle w:val="Compact"/>
+              <w:jc w:val="left"/>
+            </w:pPr>
+            <w:r>
+              <w:rPr>
+                <w:rStyle w:val="BlueAdd"/>
+              </w:rPr>
+              <w:t xml:space="preserve">S32 [33]</w:t>
             </w:r>
           </w:p>
         </w:tc>
@@ -13922,7 +13857,7 @@
         <w:pStyle w:val="FirstParagraph"/>
       </w:pPr>
       <w:r>
-        <w:t xml:space="preserve">Trusted Computing provides an additional perspective on the protection and verification of security-critical processes. Trusted Execution Environments (TEEs), for example, provide hardware-supported isolation that can protect sensitive computation from compromised or untrusted operating environments [19]. Remote attestation mechanisms can further provide evidence concerning the integrity of the execution environment in which a security-sensitive process is performed.</w:t>
+        <w:t xml:space="preserve">Trusted Computing provides an additional perspective on the protection and verification of security-critical processes. Trusted Execution Environments (TEEs), for example, provide hardware-supported isolation that can protect sensitive computation from compromised or untrusted operating environments [20]. Remote attestation mechanisms can further provide evidence concerning the integrity of the execution environment in which a security-sensitive process is performed.</w:t>
       </w:r>
     </w:p>
     <w:p>
@@ -14194,7 +14129,7 @@
               <w:rPr>
                 <w:rStyle w:val="BlueAdd"/>
               </w:rPr>
-              <w:t xml:space="preserve">S33 [19]</w:t>
+              <w:t xml:space="preserve">S33 [20]</w:t>
             </w:r>
           </w:p>
         </w:tc>
@@ -14548,13 +14483,13 @@
               <w:rPr>
                 <w:rStyle w:val="PinkDelete"/>
               </w:rPr>
-              <w:t xml:space="preserve">[9, 11, 12, 13, 18, 20, 29]</w:t>
+              <w:t xml:space="preserve">[10, 12, 13, 14, 19, 21, 31]</w:t>
             </w:r>
             <w:r>
               <w:rPr>
                 <w:rStyle w:val="PinkFix"/>
               </w:rPr>
-              <w:t xml:space="preserve">[9, 11, 12, 13, 18, 20, 24, 29, 30]</w:t>
+              <w:t xml:space="preserve">[10, 13, 19, 21, 25, 26, 31, 32]</w:t>
             </w:r>
           </w:p>
         </w:tc>
@@ -14610,13 +14545,13 @@
               <w:rPr>
                 <w:rStyle w:val="PinkDelete"/>
               </w:rPr>
-              <w:t xml:space="preserve">[2, 3, 4, 7, 22, 27]</w:t>
+              <w:t xml:space="preserve">[2, 3, 4, 8, 23, 29]</w:t>
             </w:r>
             <w:r>
               <w:rPr>
                 <w:rStyle w:val="PinkFix"/>
               </w:rPr>
-              <w:t xml:space="preserve">[2, 3, 4, 7, 22, 27]</w:t>
+              <w:t xml:space="preserve">[2, 3, 4, 8, 23, 29]</w:t>
             </w:r>
           </w:p>
         </w:tc>
@@ -14669,7 +14604,7 @@
               <w:jc w:val="left"/>
             </w:pPr>
             <w:r>
-              <w:t xml:space="preserve">[5, 6, 15, 17, 23, 33]</w:t>
+              <w:t xml:space="preserve">[6, 7, 16, 18, 24, 35]</w:t>
             </w:r>
           </w:p>
         </w:tc>
@@ -14725,13 +14660,13 @@
               <w:rPr>
                 <w:rStyle w:val="PinkDelete"/>
               </w:rPr>
-              <w:t xml:space="preserve">[5, 8, 16]</w:t>
+              <w:t xml:space="preserve">[6, 9, 17]</w:t>
             </w:r>
             <w:r>
               <w:rPr>
                 <w:rStyle w:val="PinkFix"/>
               </w:rPr>
-              <w:t xml:space="preserve">[1, 5, 8, 16, 25, 29]</w:t>
+              <w:t xml:space="preserve">[1, 6, 9, 17, 27, 31]</w:t>
             </w:r>
           </w:p>
         </w:tc>
@@ -14787,13 +14722,13 @@
               <w:rPr>
                 <w:rStyle w:val="PinkDelete"/>
               </w:rPr>
-              <w:t xml:space="preserve">[10, 21, 26, 32]</w:t>
+              <w:t xml:space="preserve">[11, 22, 28, 34]</w:t>
             </w:r>
             <w:r>
               <w:rPr>
                 <w:rStyle w:val="PinkFix"/>
               </w:rPr>
-              <w:t xml:space="preserve">[10, 21, 26, 28, 31, 32]</w:t>
+              <w:t xml:space="preserve">[5, 11, 22, 28, 30, 33, 34]</w:t>
             </w:r>
           </w:p>
         </w:tc>
@@ -14849,13 +14784,13 @@
               <w:rPr>
                 <w:rStyle w:val="PinkDelete"/>
               </w:rPr>
-              <w:t xml:space="preserve">[19]</w:t>
+              <w:t xml:space="preserve">[20]</w:t>
             </w:r>
             <w:r>
               <w:rPr>
                 <w:rStyle w:val="PinkFix"/>
               </w:rPr>
-              <w:t xml:space="preserve">[19]</w:t>
+              <w:t xml:space="preserve">[20]</w:t>
             </w:r>
           </w:p>
         </w:tc>
@@ -15020,7 +14955,7 @@
         <w:rPr>
           <w:rStyle w:val="BlueAdd"/>
         </w:rPr>
-        <w:t xml:space="preserve">Only S2, S4, S6, S7, S9, S10, S15 treat consent as more than a stored permission, and even these stop at recording, encrypting, executing or legally defining consent. None of the studies represents consent as an object that carries the identity, authority, approval, purpose and scope conditions required to evaluate a later request.</w:t>
+        <w:t xml:space="preserve">Only S2, S3, S4, S5, S7, S8, S9, S14 treat consent as more than a stored permission, and even these stop at recording, encrypting, executing or legally defining consent. None of the studies represents consent as an object that carries the identity, authority, approval, purpose and scope conditions required to evaluate a later request.</w:t>
       </w:r>
     </w:p>
     <w:p>
@@ -15049,7 +14984,7 @@
         <w:rPr>
           <w:rStyle w:val="BlueAdd"/>
         </w:rPr>
-        <w:t xml:space="preserve">The decentralised identity studies (S17, S18, S19, S20, S21, S22, S23), the multi-party and access-control studies S24, S26, S28 and the guardian-access policy statement S8 establish who a participant is, but in every case the credential is treated as the end of the decision. No study models the authority required by a particular consent as a condition that is verified separately from identity.</w:t>
+        <w:t xml:space="preserve">The decentralised identity studies (S16, S17, S18, S19, S20, S21, S22), the multi-party and access-control studies S23, S25, S27 and the guardian-access policy statement S8 establish who a participant is, but in every case the credential is treated as the end of the decision. No study models the authority required by a particular consent as a condition that is verified separately from identity.</w:t>
       </w:r>
     </w:p>
     <w:p>
@@ -15078,7 +15013,7 @@
         <w:rPr>
           <w:rStyle w:val="BlueAdd"/>
         </w:rPr>
-        <w:t xml:space="preserve">Multi-party mechanisms appear in S16, S17, S25, S26: multi-party verification of identity claims, collective governance of data trusts, collective decision-making and threshold-based pre-authorisation of record access. In none of them is a threshold of independently verified approvals attached to the patient’s consent and evaluated when access is requested.</w:t>
+        <w:t xml:space="preserve">Multi-party mechanisms appear in S15, S16, S24, S25: multi-party verification of identity claims, collective governance of data trusts, collective decision-making and threshold-based pre-authorisation of record access. In none of them is a threshold of independently verified approvals attached to the patient’s consent and evaluated when access is requested.</w:t>
       </w:r>
     </w:p>
     <w:p>
@@ -15107,7 +15042,7 @@
         <w:rPr>
           <w:rStyle w:val="BlueAdd"/>
         </w:rPr>
-        <w:t xml:space="preserve">Policy-based enforcement is well covered (S9, S11, S12, S13, S14, S19, S20, S24, S25, S27, S28, S29, S30, S31, S32), yet the policy is evaluated against roles, attributes, purpose trees or risk rather than against the purpose and data scope stated in the patient’s consent, so a verified and approved requester can still obtain data outside the authorised scope.</w:t>
+        <w:t xml:space="preserve">Policy-based enforcement is well covered (S8, S10, S11, S12, S13, S18, S19, S23, S24, S26, S27, S28, S29, S30, S31, S32), yet the policy is evaluated against roles, attributes, purpose trees or risk rather than against the purpose and data scope stated in the patient’s consent, so a verified and approved requester can still obtain data outside the authorised scope.</w:t>
       </w:r>
     </w:p>
     <w:p>
@@ -15136,7 +15071,7 @@
         <w:rPr>
           <w:rStyle w:val="BlueAdd"/>
         </w:rPr>
-        <w:t xml:space="preserve">Audit trails and revocation are provided by S2, S4, S9, S10, S11, S12, S13, S14, S15, S16, S23, S24, S27, S29, S31, S32, but expiry, revocation and state transitions of the consent itself are not evaluated at the time of the request, and the recorded evidence describes transactions rather than the trust conditions under which each decision was made.</w:t>
+        <w:t xml:space="preserve">Audit trails and revocation are provided by S2, S3, S7, S8, S9, S10, S11, S12, S13, S14, S15, S22, S23, S26, S28, S30, S31, S32, but expiry, revocation and state transitions of the consent itself are not evaluated at the time of the request, and the recorded evidence describes transactions rather than the trust conditions under which each decision was made.</w:t>
       </w:r>
     </w:p>
     <w:p>
@@ -19058,7 +18993,7 @@
         <w:pStyle w:val="BodyText"/>
       </w:pPr>
       <w:r>
-        <w:t xml:space="preserve">The empirical component evaluates whether the implemented HALAH framework realises these defined properties in representative decentralised healthcare data-sharing scenarios. Synthetic healthcare records derived from the Synthea dataset [38] are used to construct representative consent workflows. The evaluation considers both successful and unsuccessful authorisation scenarios, including valid identity and credential verification, invalid identity or credential submission, insufficient multi-party approval, valid threshold-based approval, unauthorised data-scope requests, purpose violations, expired consent, revoked consent, and invalid lifecycle transitions.</w:t>
+        <w:t xml:space="preserve">The empirical component evaluates whether the implemented HALAH framework realises these defined properties in representative decentralised healthcare data-sharing scenarios. Synthetic healthcare records derived from the Synthea dataset [40] are used to construct representative consent workflows. The evaluation considers both successful and unsuccessful authorisation scenarios, including valid identity and credential verification, invalid identity or credential submission, insufficient multi-party approval, valid threshold-based approval, unauthorised data-scope requests, purpose violations, expired consent, revoked consent, and invalid lifecycle transitions.</w:t>
       </w:r>
     </w:p>
     <w:p>
@@ -27343,7 +27278,7 @@
         <w:pStyle w:val="BodyText"/>
       </w:pPr>
       <w:r>
-        <w:t xml:space="preserve">In the HALAH prototype, identity and authority are established in two separate steps. First, the guardian’s DID is checked for syntactic validity. Second, the guardian’s approval is expressed as an EIP-712 typed-data signature [39] over the consent identifier, and the approval is accepted only if the address recovered from the signature matches the address bound to that guardian DID; an approval that fails this check is rejected and does not count towards the threshold (Section 7.3). For demonstration, guardian keys are derived deterministically from the DID; in deployment, each guardian would sign the same typed data with their own wallet. Full W3C Verifiable Credential verification [41, 42], covering issuer, proof, credential status and validity period (Steps 3–4 below), is specified here but has not yet been implemented and is scheduled for Stage 2 (CA3). The prototype therefore already separates</w:t>
+        <w:t xml:space="preserve">In the HALAH prototype, identity and authority are established in two separate steps. First, the guardian’s DID is checked for syntactic validity. Second, the guardian’s approval is expressed as an EIP-712 typed-data signature [41] over the consent identifier, and the approval is accepted only if the address recovered from the signature matches the address bound to that guardian DID; an approval that fails this check is rejected and does not count towards the threshold (Section 7.3). For demonstration, guardian keys are derived deterministically from the DID; in deployment, each guardian would sign the same typed data with their own wallet. Full W3C Verifiable Credential verification [43, 44], covering issuer, proof, credential status and validity period (Steps 3–4 below), is specified here but has not yet been implemented and is scheduled for Stage 2 (CA3). The prototype therefore already separates</w:t>
       </w:r>
       <w:r>
         <w:t xml:space="preserve"> </w:t>
@@ -29772,7 +29707,7 @@
         <w:pStyle w:val="BodyText"/>
       </w:pPr>
       <w:r>
-        <w:t xml:space="preserve">In the HALAH prototype, the Guardian workflow (Figure 7.2, Section 7.3) verifies each guardian’s EIP-712 approval signature, refuses a second approval from the same guardian, adds the guardian DID to the consent’s signature set and displays the approval count against the threshold (e.g., 2/2). When the threshold is reached, a Soulbound Token (SBT) identifier is assigned, a MINT_SBT event is written to the audit log, and the consent is anchored on the Ethereum Sepolia testnet by minting a non-transferable consent token. Four such mints, made with the v2 consent contract, are recorded in Table 7.4; the v3 contract adds on-chain validity checks and ERC-5484 consensual burn [40].</w:t>
+        <w:t xml:space="preserve">In the HALAH prototype, the Guardian workflow (Figure 7.2, Section 7.3) verifies each guardian’s EIP-712 approval signature, refuses a second approval from the same guardian, adds the guardian DID to the consent’s signature set and displays the approval count against the threshold (e.g., 2/2). When the threshold is reached, a Soulbound Token (SBT) identifier is assigned, a MINT_SBT event is written to the audit log, and the consent is anchored on the Ethereum Sepolia testnet by minting a non-transferable consent token. Four such mints, made with the v2 consent contract, are recorded in Table 7.4; the v3 contract adds on-chain validity checks and ERC-5484 consensual burn [42].</w:t>
       </w:r>
     </w:p>
     <w:p>
@@ -50163,7 +50098,7 @@
               <w:jc w:val="left"/>
             </w:pPr>
             <w:r>
-              <w:t xml:space="preserve">Synthetic EMR modules [38], released only after authorisation</w:t>
+              <w:t xml:space="preserve">Synthetic EMR modules [40], released only after authorisation</w:t>
             </w:r>
           </w:p>
         </w:tc>
@@ -50204,7 +50139,7 @@
               <w:jc w:val="left"/>
             </w:pPr>
             <w:r>
-              <w:t xml:space="preserve">Soulbound consent token; on-chain validity; ERC-5484 burn [40]</w:t>
+              <w:t xml:space="preserve">Soulbound consent token; on-chain validity; ERC-5484 burn [42]</w:t>
             </w:r>
           </w:p>
         </w:tc>
@@ -51560,7 +51495,7 @@
         </w:numPr>
       </w:pPr>
       <w:r>
-        <w:t xml:space="preserve">Healthcare data are synthetic (Synthea [38]), and the blockchain is a public testnet rather than a production network.</w:t>
+        <w:t xml:space="preserve">Healthcare data are synthetic (Synthea [40]), and the blockchain is a public testnet rather than a production network.</w:t>
       </w:r>
     </w:p>
     <w:p>
@@ -53449,23 +53384,33 @@
     </w:p>
     <w:p>
       <w:pPr>
-        <w:pStyle w:val="BodyText"/>
-      </w:pPr>
-      <w:r>
-        <w:t xml:space="preserve">[5] Haotian Deng, Jinwen Liang, Chuan Zhang, Ximeng Liu, Liehuang Zhu, and Song Guo. FutureDID: A fully decentralized identity system with multi-party verification.</w:t>
-      </w:r>
-      <w:r>
-        <w:t xml:space="preserve"> </w:t>
-      </w:r>
-      <w:r>
-        <w:rPr>
+        <w:pStyle w:val="PinkFixPara"/>
+      </w:pPr>
+      <w:r>
+        <w:rPr>
+          <w:rStyle w:val="PinkFix"/>
+        </w:rPr>
+        <w:t xml:space="preserve">[5] Marcela Tuler de Oliveira, Lúcio Henrik A. Reis, Yiannis Verginadis, Diogo M. F. Mattos, and Sílvia D. Olabarriaga. SmartAccess: Attribute-based access control system for medical records based on smart contracts.</w:t>
+      </w:r>
+      <w:r>
+        <w:rPr>
+          <w:rStyle w:val="PinkFix"/>
+        </w:rPr>
+        <w:t xml:space="preserve"> </w:t>
+      </w:r>
+      <w:r>
+        <w:rPr>
+          <w:rStyle w:val="PinkFix"/>
           <w:i/>
           <w:iCs/>
         </w:rPr>
-        <w:t xml:space="preserve">IEEE Transactions on Computers</w:t>
-      </w:r>
-      <w:r>
-        <w:t xml:space="preserve">, 73(8):2051–2065, 2024.</w:t>
+        <w:t xml:space="preserve">IEEE Access</w:t>
+      </w:r>
+      <w:r>
+        <w:rPr>
+          <w:rStyle w:val="PinkFix"/>
+        </w:rPr>
+        <w:t xml:space="preserve">, 10:117836–117854, 2022. doi:10.1109/ACCESS.2022.3217201.</w:t>
       </w:r>
     </w:p>
     <w:p>
@@ -53473,7 +53418,7 @@
         <w:pStyle w:val="BodyText"/>
       </w:pPr>
       <w:r>
-        <w:t xml:space="preserve">[6] Andrea Flamini, Giada Sciarretta, Mario Scuro, Amir Sharif, Alessandro Tomasi, and Silvio Ranise. On cryptographic mechanisms for the selective disclosure of verifiable credentials.</w:t>
+        <w:t xml:space="preserve">[6] Haotian Deng, Jinwen Liang, Chuan Zhang, Ximeng Liu, Liehuang Zhu, and Song Guo. FutureDID: A fully decentralized identity system with multi-party verification.</w:t>
       </w:r>
       <w:r>
         <w:t xml:space="preserve"> </w:t>
@@ -53483,6 +53428,27 @@
           <w:i/>
           <w:iCs/>
         </w:rPr>
+        <w:t xml:space="preserve">IEEE Transactions on Computers</w:t>
+      </w:r>
+      <w:r>
+        <w:t xml:space="preserve">, 73(8):2051–2065, 2024.</w:t>
+      </w:r>
+    </w:p>
+    <w:p>
+      <w:pPr>
+        <w:pStyle w:val="BodyText"/>
+      </w:pPr>
+      <w:r>
+        <w:t xml:space="preserve">[7] Andrea Flamini, Giada Sciarretta, Mario Scuro, Amir Sharif, Alessandro Tomasi, and Silvio Ranise. On cryptographic mechanisms for the selective disclosure of verifiable credentials.</w:t>
+      </w:r>
+      <w:r>
+        <w:t xml:space="preserve"> </w:t>
+      </w:r>
+      <w:r>
+        <w:rPr>
+          <w:i/>
+          <w:iCs/>
+        </w:rPr>
         <w:t xml:space="preserve">Journal of Information Security and Applications</w:t>
       </w:r>
       <w:r>
@@ -53503,7 +53469,7 @@
         <w:pStyle w:val="BodyText"/>
       </w:pPr>
       <w:r>
-        <w:t xml:space="preserve">[7] Pranto Kumar Ghosh, Arindom Chakraborty, Mehedi Hasan, Khalid Rashid, and Abdul Hasib Siddique. Blockchain application in healthcare systems: a review.</w:t>
+        <w:t xml:space="preserve">[8] Pranto Kumar Ghosh, Arindom Chakraborty, Mehedi Hasan, Khalid Rashid, and Abdul Hasib Siddique. Blockchain application in healthcare systems: a review.</w:t>
       </w:r>
       <w:r>
         <w:t xml:space="preserve"> </w:t>
@@ -53555,7 +53521,7 @@
         <w:pStyle w:val="BodyText"/>
       </w:pPr>
       <w:r>
-        <w:t xml:space="preserve">[8] Ateya Megahed Ibrahim, Hassanat Ramadan Abdel-Aziz, Heba Ali Hamed Mohamed, Donia Elsaid Fathi Zaghamir, Nadia Mohamed Ibrahim Wahba, Ghada A Hassan, Mostafa Shaban, Mohammad El-Nablaway, Ohoud Naif Aldughmi, and Taghreed Hussien Aboelola. Balancing confidentiality and care coordination: challenges in patient privacy.</w:t>
+        <w:t xml:space="preserve">[9] Ateya Megahed Ibrahim, Hassanat Ramadan Abdel-Aziz, Heba Ali Hamed Mohamed, Donia Elsaid Fathi Zaghamir, Nadia Mohamed Ibrahim Wahba, Ghada A Hassan, Mostafa Shaban, Mohammad El-Nablaway, Ohoud Naif Aldughmi, and Taghreed Hussien Aboelola. Balancing confidentiality and care coordination: challenges in patient privacy.</w:t>
       </w:r>
       <w:r>
         <w:t xml:space="preserve"> </w:t>
@@ -53576,7 +53542,7 @@
         <w:pStyle w:val="BodyText"/>
       </w:pPr>
       <w:r>
-        <w:t xml:space="preserve">[9] Vitor Jesus and Harshvardhan J Pandit. Consent receipts for a usable and auditable web of personal data.</w:t>
+        <w:t xml:space="preserve">[10] Vitor Jesus and Harshvardhan J Pandit. Consent receipts for a usable and auditable web of personal data.</w:t>
       </w:r>
       <w:r>
         <w:t xml:space="preserve"> </w:t>
@@ -53597,7 +53563,7 @@
         <w:pStyle w:val="BodyText"/>
       </w:pPr>
       <w:r>
-        <w:t xml:space="preserve">[10] Rong Jiang, Xue Chen, Yimin Yu, Ying Zhang, and Weiping Ding. Risk and UCON-based access control model for healthcare big data.</w:t>
+        <w:t xml:space="preserve">[11] Rong Jiang, Xue Chen, Yimin Yu, Ying Zhang, and Weiping Ding. Risk and UCON-based access control model for healthcare big data.</w:t>
       </w:r>
       <w:r>
         <w:t xml:space="preserve"> </w:t>
@@ -53618,7 +53584,7 @@
         <w:pStyle w:val="BodyText"/>
       </w:pPr>
       <w:r>
-        <w:t xml:space="preserve">[11] Katya Kaplow, Max Downey, Darren Stewart, Allan B Massie, Jennifer D Motter, Lauren Taylor, John Massarelli, Taylor Matalon, Carolyn Sidoti, Macey L Levan, et al. Data professionals’ attitudes on data privacy, sharing, and consent in healthcare and research.</w:t>
+        <w:t xml:space="preserve">[12] Katya Kaplow, Max Downey, Darren Stewart, Allan B Massie, Jennifer D Motter, Lauren Taylor, John Massarelli, Taylor Matalon, Carolyn Sidoti, Macey L Levan, et al. Data professionals’ attitudes on data privacy, sharing, and consent in healthcare and research.</w:t>
       </w:r>
       <w:r>
         <w:t xml:space="preserve"> </w:t>
@@ -53639,7 +53605,7 @@
         <w:pStyle w:val="BodyText"/>
       </w:pPr>
       <w:r>
-        <w:t xml:space="preserve">[12] Muhammad Irfan Khalid, Mansoor Ahmed, Markus Helfert, and Jungsuk Kim. Privacy-first paradigm for dynamic consent management systems: empowering data subjects through decentralized data controllers and privacy-preserving techniques.</w:t>
+        <w:t xml:space="preserve">[13] Muhammad Irfan Khalid, Mansoor Ahmed, Markus Helfert, and Jungsuk Kim. Privacy-first paradigm for dynamic consent management systems: empowering data subjects through decentralized data controllers and privacy-preserving techniques.</w:t>
       </w:r>
       <w:r>
         <w:t xml:space="preserve"> </w:t>
@@ -53660,7 +53626,7 @@
         <w:pStyle w:val="BodyText"/>
       </w:pPr>
       <w:r>
-        <w:t xml:space="preserve">[13] Alexander Kharlamov, Roland Hohmann, and Glann Parry. Data sharing decisions: perceptions and intentions in healthcare.</w:t>
+        <w:t xml:space="preserve">[14] Alexander Kharlamov, Roland Hohmann, and Glann Parry. Data sharing decisions: perceptions and intentions in healthcare.</w:t>
       </w:r>
       <w:r>
         <w:t xml:space="preserve"> </w:t>
@@ -53681,7 +53647,7 @@
         <w:pStyle w:val="BodyText"/>
       </w:pPr>
       <w:r>
-        <w:t xml:space="preserve">[14] Behnam Khayer, Siamak Mirzaei, Hooman Alavizadeh, and Ahmad Salehi Shahraki. Blockchain for secure IoT: A review of identity management, access control, and trust mechanisms.</w:t>
+        <w:t xml:space="preserve">[15] Behnam Khayer, Siamak Mirzaei, Hooman Alavizadeh, and Ahmad Salehi Shahraki. Blockchain for secure IoT: A review of identity management, access control, and trust mechanisms.</w:t>
       </w:r>
       <w:r>
         <w:t xml:space="preserve"> </w:t>
@@ -53702,7 +53668,7 @@
         <w:pStyle w:val="BodyText"/>
       </w:pPr>
       <w:r>
-        <w:t xml:space="preserve">[15] Chalima Dimitra Nassar Kyriakidou, Athanasia Maria Papathanasiou, and George C Polyzos. Decentralized identity with applications to security and privacy for the internet of things.</w:t>
+        <w:t xml:space="preserve">[16] Chalima Dimitra Nassar Kyriakidou, Athanasia Maria Papathanasiou, and George C Polyzos. Decentralized identity with applications to security and privacy for the internet of things.</w:t>
       </w:r>
       <w:r>
         <w:t xml:space="preserve"> </w:t>
@@ -53716,27 +53682,6 @@
       </w:r>
       <w:r>
         <w:t xml:space="preserve">, pages 244–271, 2023.</w:t>
-      </w:r>
-    </w:p>
-    <w:p>
-      <w:pPr>
-        <w:pStyle w:val="BodyText"/>
-      </w:pPr>
-      <w:r>
-        <w:t xml:space="preserve">[16] Richard K Lomotey, Sandra Kumi, and Ralph Deters. Data trusts as a service: Providing a platform for multi-party data sharing.</w:t>
-      </w:r>
-      <w:r>
-        <w:t xml:space="preserve"> </w:t>
-      </w:r>
-      <w:r>
-        <w:rPr>
-          <w:i/>
-          <w:iCs/>
-        </w:rPr>
-        <w:t xml:space="preserve">International Journal of Information Management Data Insights</w:t>
-      </w:r>
-      <w:r>
-        <w:t xml:space="preserve">, 2(1):100075, 2022.</w:t>
       </w:r>
     </w:p>
     <w:p>
@@ -53775,7 +53720,7 @@
         <w:pStyle w:val="BodyText"/>
       </w:pPr>
       <w:r>
-        <w:t xml:space="preserve">[17] Carlo Mazzocca, Abbas Acar, Selcuk Uluagac, Rebecca Montanari, Paolo Bellavista, and Mauro Conti. A survey on decentralized identifiers and verifiable credentials.</w:t>
+        <w:t xml:space="preserve">[17] Richard K Lomotey, Sandra Kumi, and Ralph Deters. Data trusts as a service: Providing a platform for multi-party data sharing.</w:t>
       </w:r>
       <w:r>
         <w:t xml:space="preserve"> </w:t>
@@ -53785,22 +53730,10 @@
           <w:i/>
           <w:iCs/>
         </w:rPr>
-        <w:t xml:space="preserve">IEEE Communications Surveys &amp; Tutorials</w:t>
-      </w:r>
-      <w:r>
-        <w:t xml:space="preserve">,</w:t>
-      </w:r>
-      <w:r>
-        <w:t xml:space="preserve"> </w:t>
-      </w:r>
-      <w:r>
-        <w:rPr>
-          <w:rStyle w:val="PinkFix"/>
-        </w:rPr>
-        <w:t xml:space="preserve">27(6):3641–3671,</w:t>
-      </w:r>
-      <w:r>
-        <w:t xml:space="preserve">2025.</w:t>
+        <w:t xml:space="preserve">International Journal of Information Management Data Insights</w:t>
+      </w:r>
+      <w:r>
+        <w:t xml:space="preserve">, 2(1):100075, 2022.</w:t>
       </w:r>
     </w:p>
     <w:p>
@@ -53839,7 +53772,7 @@
         <w:pStyle w:val="BodyText"/>
       </w:pPr>
       <w:r>
-        <w:t xml:space="preserve">[18] Roy McClelland and Colin M Harper. Information privacy in healthcare—the vital role of informed consent.</w:t>
+        <w:t xml:space="preserve">[18] Carlo Mazzocca, Abbas Acar, Selcuk Uluagac, Rebecca Montanari, Paolo Bellavista, and Mauro Conti. A survey on decentralized identifiers and verifiable credentials.</w:t>
       </w:r>
       <w:r>
         <w:t xml:space="preserve"> </w:t>
@@ -53849,10 +53782,22 @@
           <w:i/>
           <w:iCs/>
         </w:rPr>
-        <w:t xml:space="preserve">European Journal of Health Law</w:t>
-      </w:r>
-      <w:r>
-        <w:t xml:space="preserve">, 30(4):469–480, 2022.</w:t>
+        <w:t xml:space="preserve">IEEE Communications Surveys &amp; Tutorials</w:t>
+      </w:r>
+      <w:r>
+        <w:t xml:space="preserve">,</w:t>
+      </w:r>
+      <w:r>
+        <w:t xml:space="preserve"> </w:t>
+      </w:r>
+      <w:r>
+        <w:rPr>
+          <w:rStyle w:val="PinkFix"/>
+        </w:rPr>
+        <w:t xml:space="preserve">27(6):3641–3671,</w:t>
+      </w:r>
+      <w:r>
+        <w:t xml:space="preserve">2025.</w:t>
       </w:r>
     </w:p>
     <w:p>
@@ -53860,7 +53805,7 @@
         <w:pStyle w:val="BodyText"/>
       </w:pPr>
       <w:r>
-        <w:t xml:space="preserve">[19] Jämes Ménétrey, Christian Göttel, Anum Khurshid, Marcelo Pasin, Pascal Felber, Valerio Schiavoni, and Shahid Raza. Attestation mechanisms for trusted execution environments demystified. In</w:t>
+        <w:t xml:space="preserve">[19] Roy McClelland and Colin M Harper. Information privacy in healthcare—the vital role of informed consent.</w:t>
       </w:r>
       <w:r>
         <w:t xml:space="preserve"> </w:t>
@@ -53870,10 +53815,10 @@
           <w:i/>
           <w:iCs/>
         </w:rPr>
-        <w:t xml:space="preserve">IFIP International Conference on Distributed Applications and Interoperable Systems</w:t>
-      </w:r>
-      <w:r>
-        <w:t xml:space="preserve">, pages 95–113. Springer, 2022.</w:t>
+        <w:t xml:space="preserve">European Journal of Health Law</w:t>
+      </w:r>
+      <w:r>
+        <w:t xml:space="preserve">, 30(4):469–480, 2022.</w:t>
       </w:r>
     </w:p>
     <w:p>
@@ -53881,7 +53826,7 @@
         <w:pStyle w:val="BodyText"/>
       </w:pPr>
       <w:r>
-        <w:t xml:space="preserve">[20] Minal R Narkhede, Nilesh I Wankhede, and Akanksha M Kamble. Enhancing patient autonomy in data ownership: privacy models and consent frameworks for healthcare.</w:t>
+        <w:t xml:space="preserve">[20] Jämes Ménétrey, Christian Göttel, Anum Khurshid, Marcelo Pasin, Pascal Felber, Valerio Schiavoni, and Shahid Raza. Attestation mechanisms for trusted execution environments demystified. In</w:t>
       </w:r>
       <w:r>
         <w:t xml:space="preserve"> </w:t>
@@ -53891,10 +53836,10 @@
           <w:i/>
           <w:iCs/>
         </w:rPr>
-        <w:t xml:space="preserve">Journal of Digital Health</w:t>
-      </w:r>
-      <w:r>
-        <w:t xml:space="preserve">, pages 1–23, 2025.</w:t>
+        <w:t xml:space="preserve">IFIP International Conference on Distributed Applications and Interoperable Systems</w:t>
+      </w:r>
+      <w:r>
+        <w:t xml:space="preserve">, pages 95–113. Springer, 2022.</w:t>
       </w:r>
     </w:p>
     <w:p>
@@ -53933,7 +53878,7 @@
         <w:pStyle w:val="BodyText"/>
       </w:pPr>
       <w:r>
-        <w:t xml:space="preserve">[21] Aleena Nazir, Mubashir Husain Rehmani, Bernard Butler, and Donna O’Shea. Access control in healthcare IoT: A comprehensive survey.</w:t>
+        <w:t xml:space="preserve">[21] Minal R Narkhede, Nilesh I Wankhede, and Akanksha M Kamble. Enhancing patient autonomy in data ownership: privacy models and consent frameworks for healthcare.</w:t>
       </w:r>
       <w:r>
         <w:t xml:space="preserve"> </w:t>
@@ -53943,10 +53888,10 @@
           <w:i/>
           <w:iCs/>
         </w:rPr>
-        <w:t xml:space="preserve">Engineering Reports</w:t>
-      </w:r>
-      <w:r>
-        <w:t xml:space="preserve">, 8(4):e70766, 2026.</w:t>
+        <w:t xml:space="preserve">Journal of Digital Health</w:t>
+      </w:r>
+      <w:r>
+        <w:t xml:space="preserve">, pages 1–23, 2025.</w:t>
       </w:r>
     </w:p>
     <w:p>
@@ -53954,7 +53899,7 @@
         <w:pStyle w:val="BodyText"/>
       </w:pPr>
       <w:r>
-        <w:t xml:space="preserve">[22] Thanh Linh Nguyen, Lam Nguyen, Thong Hoang, Dilum Bandara, Qin Wang, Qinghua Lu, Xiwei Xu, Liming Zhu, and Shiping Chen. Blockchain-empowered trustworthy data sharing: Fundamentals, applications, and challenges.</w:t>
+        <w:t xml:space="preserve">[22] Aleena Nazir, Mubashir Husain Rehmani, Bernard Butler, and Donna O’Shea. Access control in healthcare IoT: A comprehensive survey.</w:t>
       </w:r>
       <w:r>
         <w:t xml:space="preserve"> </w:t>
@@ -53964,10 +53909,10 @@
           <w:i/>
           <w:iCs/>
         </w:rPr>
-        <w:t xml:space="preserve">ACM Computing Surveys</w:t>
-      </w:r>
-      <w:r>
-        <w:t xml:space="preserve">, 57(8):1–36, 2025.</w:t>
+        <w:t xml:space="preserve">Engineering Reports</w:t>
+      </w:r>
+      <w:r>
+        <w:t xml:space="preserve">, 8(4):e70766, 2026.</w:t>
       </w:r>
     </w:p>
     <w:p>
@@ -53975,7 +53920,7 @@
         <w:pStyle w:val="BodyText"/>
       </w:pPr>
       <w:r>
-        <w:t xml:space="preserve">[23] Rohini Poolat Parameswarath, Prosanta Gope, and Biplab Sikdar. User-empowered privacy-preserving authentication protocol for electric vehicle charging based on decentralized identity and verifiable credential.</w:t>
+        <w:t xml:space="preserve">[23] Thanh Linh Nguyen, Lam Nguyen, Thong Hoang, Dilum Bandara, Qin Wang, Qinghua Lu, Xiwei Xu, Liming Zhu, and Shiping Chen. Blockchain-empowered trustworthy data sharing: Fundamentals, applications, and challenges.</w:t>
       </w:r>
       <w:r>
         <w:t xml:space="preserve"> </w:t>
@@ -53985,6 +53930,27 @@
           <w:i/>
           <w:iCs/>
         </w:rPr>
+        <w:t xml:space="preserve">ACM Computing Surveys</w:t>
+      </w:r>
+      <w:r>
+        <w:t xml:space="preserve">, 57(8):1–36, 2025.</w:t>
+      </w:r>
+    </w:p>
+    <w:p>
+      <w:pPr>
+        <w:pStyle w:val="BodyText"/>
+      </w:pPr>
+      <w:r>
+        <w:t xml:space="preserve">[24] Rohini Poolat Parameswarath, Prosanta Gope, and Biplab Sikdar. User-empowered privacy-preserving authentication protocol for electric vehicle charging based on decentralized identity and verifiable credential.</w:t>
+      </w:r>
+      <w:r>
+        <w:t xml:space="preserve"> </w:t>
+      </w:r>
+      <w:r>
+        <w:rPr>
+          <w:i/>
+          <w:iCs/>
+        </w:rPr>
         <w:t xml:space="preserve">ACM Transactions on Management Information Systems (TMIS)</w:t>
       </w:r>
       <w:r>
@@ -53999,7 +53965,7 @@
         <w:rPr>
           <w:rStyle w:val="PinkFix"/>
         </w:rPr>
-        <w:t xml:space="preserve">[24] Isabel Román, Jorge Calvillo-Arbizu, Vicente Mayor, Germán Madinabeitia-Luque, Antonio Estepa, and Rafael Estepa. Blockchain-based service-oriented architecture for consent management, access control, and auditing.</w:t>
+        <w:t xml:space="preserve">[25] Sudip Phuyal, Manila Bhandari, Rabindra Bista, and João Carlos Ferreira. Blockchain-based dynamic and revocable consent for secondary health data use: Systematic review.</w:t>
       </w:r>
       <w:r>
         <w:rPr>
@@ -54013,13 +53979,13 @@
           <w:i/>
           <w:iCs/>
         </w:rPr>
-        <w:t xml:space="preserve">IEEE Access</w:t>
+        <w:t xml:space="preserve">JMIR Medical Informatics</w:t>
       </w:r>
       <w:r>
         <w:rPr>
           <w:rStyle w:val="PinkFix"/>
         </w:rPr>
-        <w:t xml:space="preserve">, 11:12727–12741, 2023. doi:10.1109/ACCESS.2023.3242605.</w:t>
+        <w:t xml:space="preserve">, 14:e88536, 2026. doi:10.2196/88536.</w:t>
       </w:r>
     </w:p>
     <w:p>
@@ -54030,7 +53996,7 @@
         <w:rPr>
           <w:rStyle w:val="PinkFix"/>
         </w:rPr>
-        <w:t xml:space="preserve">[25] Kheng-Leong Tan, Chi-Hung Chi, and Kwok-Yan Lam. Secure and privacy-preserving sharing of personal health records with multi-party pre-authorization verification.</w:t>
+        <w:t xml:space="preserve">[26] Isabel Román, Jorge Calvillo-Arbizu, Vicente Mayor, Germán Madinabeitia-Luque, Antonio Estepa, and Rafael Estepa. Blockchain-based service-oriented architecture for consent management, access control, and auditing.</w:t>
       </w:r>
       <w:r>
         <w:rPr>
@@ -54044,13 +54010,13 @@
           <w:i/>
           <w:iCs/>
         </w:rPr>
-        <w:t xml:space="preserve">Wireless Networks</w:t>
+        <w:t xml:space="preserve">IEEE Access</w:t>
       </w:r>
       <w:r>
         <w:rPr>
           <w:rStyle w:val="PinkFix"/>
         </w:rPr>
-        <w:t xml:space="preserve">, 30:4773–4795, 2024. doi:10.1007/s11276-022-03114-6.</w:t>
+        <w:t xml:space="preserve">, 11:12727–12741, 2023. doi:10.1109/ACCESS.2023.3242605.</w:t>
       </w:r>
     </w:p>
     <w:p>
@@ -54061,7 +54027,7 @@
         <w:rPr>
           <w:rStyle w:val="PinkFix"/>
         </w:rPr>
-        <w:t xml:space="preserve">[26] Ahmed M Tawfik, Ayman Al-Ahwal, Adly S Tag Eldien, and Hala H Zayed. Blockchain-based access control and privacy preservation in healthcare: a comprehensive survey.</w:t>
+        <w:t xml:space="preserve">[27] Kheng-Leong Tan, Chi-Hung Chi, and Kwok-Yan Lam. Secure and privacy-preserving sharing of personal health records with multi-party pre-authorization verification.</w:t>
       </w:r>
       <w:r>
         <w:rPr>
@@ -54075,24 +54041,97 @@
           <w:i/>
           <w:iCs/>
         </w:rPr>
+        <w:t xml:space="preserve">Wireless Networks</w:t>
+      </w:r>
+      <w:r>
+        <w:rPr>
+          <w:rStyle w:val="PinkFix"/>
+        </w:rPr>
+        <w:t xml:space="preserve">, 30:4773–4795, 2024. doi:10.1007/s11276-022-03114-6.</w:t>
+      </w:r>
+    </w:p>
+    <w:p>
+      <w:pPr>
+        <w:pStyle w:val="BodyText"/>
+      </w:pPr>
+      <w:r>
+        <w:t xml:space="preserve">[28] Ahmed M Tawfik, Ayman Al-Ahwal, Adly S Tag Eldien, and Hala H Zayed. Blockchain-based access control and privacy preservation in healthcare: a comprehensive survey.</w:t>
+      </w:r>
+      <w:r>
+        <w:t xml:space="preserve"> </w:t>
+      </w:r>
+      <w:r>
+        <w:rPr>
+          <w:i/>
+          <w:iCs/>
+        </w:rPr>
         <w:t xml:space="preserve">Cluster Computing</w:t>
       </w:r>
       <w:r>
+        <w:t xml:space="preserve">, 28(8):529, 2025.</w:t>
+      </w:r>
+    </w:p>
+    <w:p>
+      <w:pPr>
+        <w:pStyle w:val="BodyText"/>
+      </w:pPr>
+      <w:r>
+        <w:t xml:space="preserve">[29] Leonidas Theodorakopoulos, Alexandra Theodoropoulou, and Constantinos Halkiopou-los. Enhancing decentralized decision-making with big data and blockchain technology: A comprehensive review.</w:t>
+      </w:r>
+      <w:r>
+        <w:t xml:space="preserve"> </w:t>
+      </w:r>
+      <w:r>
+        <w:rPr>
+          <w:i/>
+          <w:iCs/>
+        </w:rPr>
+        <w:t xml:space="preserve">Applied Sciences</w:t>
+      </w:r>
+      <w:r>
+        <w:t xml:space="preserve">, 14(16):7007, 2024.</w:t>
+      </w:r>
+    </w:p>
+    <w:p>
+      <w:pPr>
+        <w:pStyle w:val="PinkDeletePara"/>
+      </w:pPr>
+      <w:r>
+        <w:rPr>
+          <w:rStyle w:val="PinkDelete"/>
+        </w:rPr>
+        <w:t xml:space="preserve">[30] Mohammad Nawab Turan, Irshad Ahmed Hashimzai, and Mohammad Qaseem Qiam. A blockchain-based framework for secure and transparent environmental data sharing in smart cities: Enhancing trust, integrity, and interoperability in urban sustainability systems.</w:t>
+      </w:r>
+      <w:r>
+        <w:rPr>
+          <w:rStyle w:val="PinkDelete"/>
+        </w:rPr>
+        <w:t xml:space="preserve"> </w:t>
+      </w:r>
+      <w:r>
+        <w:rPr>
+          <w:rStyle w:val="PinkDelete"/>
+          <w:i/>
+          <w:iCs/>
+        </w:rPr>
+        <w:t xml:space="preserve">Nata Palemahan: Journal of Environmental Engineering Innovations</w:t>
+      </w:r>
+      <w:r>
+        <w:rPr>
+          <w:rStyle w:val="PinkDelete"/>
+        </w:rPr>
+        <w:t xml:space="preserve">, 2(2):70–79, 2025.</w:t>
+      </w:r>
+    </w:p>
+    <w:p>
+      <w:pPr>
+        <w:pStyle w:val="PinkFixPara"/>
+      </w:pPr>
+      <w:r>
         <w:rPr>
           <w:rStyle w:val="PinkFix"/>
         </w:rPr>
-        <w:t xml:space="preserve">, 28(8):529, 2025.</w:t>
-      </w:r>
-    </w:p>
-    <w:p>
-      <w:pPr>
-        <w:pStyle w:val="PinkFixPara"/>
-      </w:pPr>
-      <w:r>
-        <w:rPr>
-          <w:rStyle w:val="PinkFix"/>
-        </w:rPr>
-        <w:t xml:space="preserve">[27] Leonidas Theodorakopoulos, Alexandra Theodoropoulou, and Constantinos Halkiopou-los. Enhancing decentralized decision-making with big data and blockchain technology: A comprehensive review.</w:t>
+        <w:t xml:space="preserve">[30] Faheem Ullah, Jingsha He, Nafei Zhu, Ahsan Wajahat, Ahsan Nazir, Sirajuddin Qureshi, Muhammad Salman Pathan, and Soumyabrata Dev. Blockchain-enabled EHR access auditing: Enhancing healthcare data security.</w:t>
       </w:r>
       <w:r>
         <w:rPr>
@@ -54106,13 +54145,34 @@
           <w:i/>
           <w:iCs/>
         </w:rPr>
-        <w:t xml:space="preserve">Applied Sciences</w:t>
+        <w:t xml:space="preserve">Heliyon</w:t>
       </w:r>
       <w:r>
         <w:rPr>
           <w:rStyle w:val="PinkFix"/>
         </w:rPr>
-        <w:t xml:space="preserve">, 14(16):7007, 2024.</w:t>
+        <w:t xml:space="preserve">, 10(16):e34407, 2024. doi:10.1016/j.heliyon.2024.e34407.</w:t>
+      </w:r>
+    </w:p>
+    <w:p>
+      <w:pPr>
+        <w:pStyle w:val="BodyText"/>
+      </w:pPr>
+      <w:r>
+        <w:t xml:space="preserve">[31] Emily C Webber, David Brick, James P Scibilia, Peter Dehnel, Council on Clinical Information Technology, et al. Electronic communication of the health record and information with pediatric patients and their guardians.</w:t>
+      </w:r>
+      <w:r>
+        <w:t xml:space="preserve"> </w:t>
+      </w:r>
+      <w:r>
+        <w:rPr>
+          <w:i/>
+          <w:iCs/>
+        </w:rPr>
+        <w:t xml:space="preserve">Pediatrics</w:t>
+      </w:r>
+      <w:r>
+        <w:t xml:space="preserve">, 144(1):e20191359, 2019. doi:10.1542/peds.2019-1359.</w:t>
       </w:r>
     </w:p>
     <w:p>
@@ -54123,7 +54183,7 @@
         <w:rPr>
           <w:rStyle w:val="PinkFix"/>
         </w:rPr>
-        <w:t xml:space="preserve">[28] Faheem Ullah, Jingsha He, Nafei Zhu, Ahsan Wajahat, Ahsan Nazir, Sirajuddin Qureshi, Muhammad Salman Pathan, and Soumyabrata Dev. Blockchain-enabled EHR access auditing: Enhancing healthcare data security.</w:t>
+        <w:t xml:space="preserve">[32] Cindy Welzel, Max Ostermann, H. Jeff Smith, Timo Minssen, Toralf Kirsten, and Stephen Gilbert. Enabling secure and self determined health data sharing and consent management.</w:t>
       </w:r>
       <w:r>
         <w:rPr>
@@ -54137,13 +54197,13 @@
           <w:i/>
           <w:iCs/>
         </w:rPr>
-        <w:t xml:space="preserve">Heliyon</w:t>
+        <w:t xml:space="preserve">npj Digital Medicine</w:t>
       </w:r>
       <w:r>
         <w:rPr>
           <w:rStyle w:val="PinkFix"/>
         </w:rPr>
-        <w:t xml:space="preserve">, 10(16):e34407, 2024. doi:10.1016/j.heliyon.2024.e34407.</w:t>
+        <w:t xml:space="preserve">, 8:560, 2025. doi:10.1038/s41746-025-01945-z.</w:t>
       </w:r>
     </w:p>
     <w:p>
@@ -54154,7 +54214,7 @@
         <w:rPr>
           <w:rStyle w:val="PinkFix"/>
         </w:rPr>
-        <w:t xml:space="preserve">[29] Emily C Webber, David Brick, James P Scibilia, Peter Dehnel, Council on Clinical Information Technology, et al. Electronic communication of the health record and information with pediatric patients and their guardians.</w:t>
+        <w:t xml:space="preserve">[33] Nadeem Yaqub, Jianbiao Zhang, Muhammad Irfan Khalid, Weiru Wang, Markus Helfert, Mansoor Ahmed, and Jungsuk Kim. Blockchain enabled policy-based access control mechanism to restrict unauthorized access to electronic health records.</w:t>
       </w:r>
       <w:r>
         <w:rPr>
@@ -54168,106 +54228,79 @@
           <w:i/>
           <w:iCs/>
         </w:rPr>
-        <w:t xml:space="preserve">Pediatrics</w:t>
+        <w:t xml:space="preserve">PeerJ Computer Science</w:t>
       </w:r>
       <w:r>
         <w:rPr>
           <w:rStyle w:val="PinkFix"/>
         </w:rPr>
-        <w:t xml:space="preserve">, 144(1):e20191359, 2019. doi:10.1542/peds.2019-1359.</w:t>
-      </w:r>
-    </w:p>
-    <w:p>
-      <w:pPr>
-        <w:pStyle w:val="PinkDeletePara"/>
-      </w:pPr>
-      <w:r>
-        <w:rPr>
-          <w:rStyle w:val="PinkDelete"/>
-        </w:rPr>
-        <w:t xml:space="preserve">[30] Mohammad Nawab Turan, Irshad Ahmed Hashimzai, and Mohammad Qaseem Qiam. A blockchain-based framework for secure and transparent environmental data sharing in smart cities: Enhancing trust, integrity, and interoperability in urban sustainability systems.</w:t>
-      </w:r>
-      <w:r>
-        <w:rPr>
-          <w:rStyle w:val="PinkDelete"/>
-        </w:rPr>
-        <w:t xml:space="preserve"> </w:t>
-      </w:r>
-      <w:r>
-        <w:rPr>
-          <w:rStyle w:val="PinkDelete"/>
+        <w:t xml:space="preserve">, 11:e2647, 2025. doi:10.7717/peerj-cs.2647.</w:t>
+      </w:r>
+    </w:p>
+    <w:p>
+      <w:pPr>
+        <w:pStyle w:val="BodyText"/>
+      </w:pPr>
+      <w:r>
+        <w:t xml:space="preserve">[34] Hongjian Yin, Yiming Zhao, Lei Zhang, Baojun Qiao, Wenbo Chen, and Huaqing Wang. Attribute-based searchable encryption with decentralized key management for healthcare data sharing.</w:t>
+      </w:r>
+      <w:r>
+        <w:t xml:space="preserve"> </w:t>
+      </w:r>
+      <w:r>
+        <w:rPr>
           <w:i/>
           <w:iCs/>
         </w:rPr>
-        <w:t xml:space="preserve">Nata Palemahan: Journal of Environmental Engineering Innovations</w:t>
-      </w:r>
-      <w:r>
-        <w:rPr>
-          <w:rStyle w:val="PinkDelete"/>
-        </w:rPr>
-        <w:t xml:space="preserve">, 2(2):70–79, 2025.</w:t>
-      </w:r>
-    </w:p>
-    <w:p>
-      <w:pPr>
-        <w:pStyle w:val="PinkFixPara"/>
-      </w:pPr>
-      <w:r>
-        <w:rPr>
-          <w:rStyle w:val="PinkFix"/>
-        </w:rPr>
-        <w:t xml:space="preserve">[30] Cindy Welzel, Max Ostermann, H. Jeff Smith, Timo Minssen, Toralf Kirsten, and Stephen Gilbert. Enabling secure and self determined health data sharing and consent management.</w:t>
-      </w:r>
-      <w:r>
-        <w:rPr>
-          <w:rStyle w:val="PinkFix"/>
-        </w:rPr>
-        <w:t xml:space="preserve"> </w:t>
-      </w:r>
-      <w:r>
-        <w:rPr>
-          <w:rStyle w:val="PinkFix"/>
+        <w:t xml:space="preserve">Journal of Systems Architecture</w:t>
+      </w:r>
+      <w:r>
+        <w:t xml:space="preserve">, 148:103081, 2024.</w:t>
+      </w:r>
+    </w:p>
+    <w:p>
+      <w:pPr>
+        <w:pStyle w:val="BodyText"/>
+      </w:pPr>
+      <w:r>
+        <w:t xml:space="preserve">[35] Jie Yin, Yang Xiao, Qian Chen, Xuefeng Liu, Qingqi Pei, Jianying Zhou, et al. DP-DID: A dynamic and proactive decentralized identity system.</w:t>
+      </w:r>
+      <w:r>
+        <w:t xml:space="preserve"> </w:t>
+      </w:r>
+      <w:r>
+        <w:rPr>
           <w:i/>
           <w:iCs/>
         </w:rPr>
-        <w:t xml:space="preserve">npj Digital Medicine</w:t>
-      </w:r>
-      <w:r>
-        <w:rPr>
-          <w:rStyle w:val="PinkFix"/>
-        </w:rPr>
-        <w:t xml:space="preserve">, 8:560, 2025. doi:10.1038/s41746-025-01945-z.</w:t>
-      </w:r>
-    </w:p>
-    <w:p>
-      <w:pPr>
-        <w:pStyle w:val="PinkFixPara"/>
-      </w:pPr>
-      <w:r>
-        <w:rPr>
-          <w:rStyle w:val="PinkFix"/>
-        </w:rPr>
-        <w:t xml:space="preserve">[31] Nadeem Yaqub, Jianbiao Zhang, Muhammad Irfan Khalid, Weiru Wang, Markus Helfert, Mansoor Ahmed, and Jungsuk Kim. Blockchain enabled policy-based access control mechanism to restrict unauthorized access to electronic health records.</w:t>
-      </w:r>
-      <w:r>
-        <w:rPr>
-          <w:rStyle w:val="PinkFix"/>
-        </w:rPr>
-        <w:t xml:space="preserve"> </w:t>
-      </w:r>
-      <w:r>
-        <w:rPr>
-          <w:rStyle w:val="PinkFix"/>
+        <w:t xml:space="preserve">IEEE Transactions on Information Forensics and Security</w:t>
+      </w:r>
+      <w:r>
+        <w:t xml:space="preserve">, pages 4999–5014, 2025.</w:t>
+      </w:r>
+    </w:p>
+    <w:p>
+      <w:pPr>
+        <w:pStyle w:val="BodyText"/>
+      </w:pPr>
+      <w:r>
+        <w:t xml:space="preserve">[36]</w:t>
+      </w:r>
+      <w:r>
+        <w:t xml:space="preserve"> </w:t>
+      </w:r>
+      <w:r>
+        <w:rPr>
           <w:i/>
           <w:iCs/>
         </w:rPr>
-        <w:t xml:space="preserve">PeerJ Computer Science</w:t>
-      </w:r>
-      <w:r>
-        <w:rPr>
-          <w:rStyle w:val="PinkFix"/>
-        </w:rPr>
-        <w:t xml:space="preserve">, 11:e2647, 2025. doi:10.7717/peerj-cs.2647.</w:t>
+        <w:t xml:space="preserve">Privacy Act 1988</w:t>
+      </w:r>
+      <w:r>
+        <w:t xml:space="preserve"> </w:t>
+      </w:r>
+      <w:r>
+        <w:t xml:space="preserve">(Cth), including Schedule 1 – Australian Privacy Principles. Federal Register of Legislation, Australian Government.</w:t>
       </w:r>
     </w:p>
     <w:p>
@@ -54275,7 +54308,7 @@
         <w:pStyle w:val="BodyText"/>
       </w:pPr>
       <w:r>
-        <w:t xml:space="preserve">[32] Hongjian Yin, Yiming Zhao, Lei Zhang, Baojun Qiao, Wenbo Chen, and Huaqing Wang. Attribute-based searchable encryption with decentralized key management for healthcare data sharing.</w:t>
+        <w:t xml:space="preserve">[37]</w:t>
       </w:r>
       <w:r>
         <w:t xml:space="preserve"> </w:t>
@@ -54285,10 +54318,13 @@
           <w:i/>
           <w:iCs/>
         </w:rPr>
-        <w:t xml:space="preserve">Journal of Systems Architecture</w:t>
-      </w:r>
-      <w:r>
-        <w:t xml:space="preserve">, 148:103081, 2024.</w:t>
+        <w:t xml:space="preserve">My Health Records Act 2012</w:t>
+      </w:r>
+      <w:r>
+        <w:t xml:space="preserve"> </w:t>
+      </w:r>
+      <w:r>
+        <w:t xml:space="preserve">(Cth). Federal Register of Legislation, Australian Government.</w:t>
       </w:r>
     </w:p>
     <w:p>
@@ -54296,7 +54332,7 @@
         <w:pStyle w:val="BodyText"/>
       </w:pPr>
       <w:r>
-        <w:t xml:space="preserve">[33] Jie Yin, Yang Xiao, Qian Chen, Xuefeng Liu, Qingqi Pei, Jianying Zhou, et al. DP-DID: A dynamic and proactive decentralized identity system.</w:t>
+        <w:t xml:space="preserve">[38]</w:t>
       </w:r>
       <w:r>
         <w:t xml:space="preserve"> </w:t>
@@ -54306,10 +54342,13 @@
           <w:i/>
           <w:iCs/>
         </w:rPr>
-        <w:t xml:space="preserve">IEEE Transactions on Information Forensics and Security</w:t>
-      </w:r>
-      <w:r>
-        <w:t xml:space="preserve">, pages 4999–5014, 2025.</w:t>
+        <w:t xml:space="preserve">Healthcare Identifiers Act 2010</w:t>
+      </w:r>
+      <w:r>
+        <w:t xml:space="preserve"> </w:t>
+      </w:r>
+      <w:r>
+        <w:t xml:space="preserve">(Cth). Federal Register of Legislation, Australian Government.</w:t>
       </w:r>
     </w:p>
     <w:p>
@@ -54317,7 +54356,7 @@
         <w:pStyle w:val="BodyText"/>
       </w:pPr>
       <w:r>
-        <w:t xml:space="preserve">[34]</w:t>
+        <w:t xml:space="preserve">[39] Matthew J. Page, Joanne E. McKenzie, Patrick M. Bossuyt, et al. The PRISMA 2020 statement: an updated guideline for reporting systematic reviews.</w:t>
       </w:r>
       <w:r>
         <w:t xml:space="preserve"> </w:t>
@@ -54327,13 +54366,10 @@
           <w:i/>
           <w:iCs/>
         </w:rPr>
-        <w:t xml:space="preserve">Privacy Act 1988</w:t>
-      </w:r>
-      <w:r>
-        <w:t xml:space="preserve"> </w:t>
-      </w:r>
-      <w:r>
-        <w:t xml:space="preserve">(Cth), including Schedule 1 – Australian Privacy Principles. Federal Register of Legislation, Australian Government.</w:t>
+        <w:t xml:space="preserve">BMJ</w:t>
+      </w:r>
+      <w:r>
+        <w:t xml:space="preserve">, 372:n71, 2021. doi:10.1136/bmj.n71.</w:t>
       </w:r>
     </w:p>
     <w:p>
@@ -54341,7 +54377,7 @@
         <w:pStyle w:val="BodyText"/>
       </w:pPr>
       <w:r>
-        <w:t xml:space="preserve">[35]</w:t>
+        <w:t xml:space="preserve">[40] Jason Walonoski, Mark Kramer, Joseph Nichols, et al. Synthea: An approach, method, and software mechanism for generating synthetic patients and the synthetic electronic health care record.</w:t>
       </w:r>
       <w:r>
         <w:t xml:space="preserve"> </w:t>
@@ -54351,13 +54387,10 @@
           <w:i/>
           <w:iCs/>
         </w:rPr>
-        <w:t xml:space="preserve">My Health Records Act 2012</w:t>
-      </w:r>
-      <w:r>
-        <w:t xml:space="preserve"> </w:t>
-      </w:r>
-      <w:r>
-        <w:t xml:space="preserve">(Cth). Federal Register of Legislation, Australian Government.</w:t>
+        <w:t xml:space="preserve">Journal of the American Medical Informatics Association</w:t>
+      </w:r>
+      <w:r>
+        <w:t xml:space="preserve">, 25(3):230–238, 2018. doi:10.1093/jamia/ocx079.</w:t>
       </w:r>
     </w:p>
     <w:p>
@@ -54365,23 +54398,7 @@
         <w:pStyle w:val="BodyText"/>
       </w:pPr>
       <w:r>
-        <w:t xml:space="preserve">[36]</w:t>
-      </w:r>
-      <w:r>
-        <w:t xml:space="preserve"> </w:t>
-      </w:r>
-      <w:r>
-        <w:rPr>
-          <w:i/>
-          <w:iCs/>
-        </w:rPr>
-        <w:t xml:space="preserve">Healthcare Identifiers Act 2010</w:t>
-      </w:r>
-      <w:r>
-        <w:t xml:space="preserve"> </w:t>
-      </w:r>
-      <w:r>
-        <w:t xml:space="preserve">(Cth). Federal Register of Legislation, Australian Government.</w:t>
+        <w:t xml:space="preserve">[41] Remco Bloemen, Leonid Logvinov, and Jacob Evans. EIP-712: Typed structured data hashing and signing. Ethereum Improvement Proposals, 2017. https://eips.ethereum.org/EIPS/eip-712.</w:t>
       </w:r>
     </w:p>
     <w:p>
@@ -54389,20 +54406,7 @@
         <w:pStyle w:val="BodyText"/>
       </w:pPr>
       <w:r>
-        <w:t xml:space="preserve">[37] Matthew J. Page, Joanne E. McKenzie, Patrick M. Bossuyt, et al. The PRISMA 2020 statement: an updated guideline for reporting systematic reviews.</w:t>
-      </w:r>
-      <w:r>
-        <w:t xml:space="preserve"> </w:t>
-      </w:r>
-      <w:r>
-        <w:rPr>
-          <w:i/>
-          <w:iCs/>
-        </w:rPr>
-        <w:t xml:space="preserve">BMJ</w:t>
-      </w:r>
-      <w:r>
-        <w:t xml:space="preserve">, 372:n71, 2021. doi:10.1136/bmj.n71.</w:t>
+        <w:t xml:space="preserve">[42] ERC-5484: Consensual Soulbound Tokens. Ethereum Improvement Proposals, 2022. https://eips.ethereum.org/EIPS/eip-5484.</w:t>
       </w:r>
     </w:p>
     <w:p>
@@ -54410,20 +54414,7 @@
         <w:pStyle w:val="BodyText"/>
       </w:pPr>
       <w:r>
-        <w:t xml:space="preserve">[38] Jason Walonoski, Mark Kramer, Joseph Nichols, et al. Synthea: An approach, method, and software mechanism for generating synthetic patients and the synthetic electronic health care record.</w:t>
-      </w:r>
-      <w:r>
-        <w:t xml:space="preserve"> </w:t>
-      </w:r>
-      <w:r>
-        <w:rPr>
-          <w:i/>
-          <w:iCs/>
-        </w:rPr>
-        <w:t xml:space="preserve">Journal of the American Medical Informatics Association</w:t>
-      </w:r>
-      <w:r>
-        <w:t xml:space="preserve">, 25(3):230–238, 2018. doi:10.1093/jamia/ocx079.</w:t>
+        <w:t xml:space="preserve">[43] W3C. Decentralized Identifiers (DIDs) v1.0. W3C Recommendation, 2022. https://www.w3.org/TR/did-core/.</w:t>
       </w:r>
     </w:p>
     <w:p>
@@ -54431,31 +54422,7 @@
         <w:pStyle w:val="BodyText"/>
       </w:pPr>
       <w:r>
-        <w:t xml:space="preserve">[39] Remco Bloemen, Leonid Logvinov, and Jacob Evans. EIP-712: Typed structured data hashing and signing. Ethereum Improvement Proposals, 2017. https://eips.ethereum.org/EIPS/eip-712.</w:t>
-      </w:r>
-    </w:p>
-    <w:p>
-      <w:pPr>
-        <w:pStyle w:val="BodyText"/>
-      </w:pPr>
-      <w:r>
-        <w:t xml:space="preserve">[40] ERC-5484: Consensual Soulbound Tokens. Ethereum Improvement Proposals, 2022. https://eips.ethereum.org/EIPS/eip-5484.</w:t>
-      </w:r>
-    </w:p>
-    <w:p>
-      <w:pPr>
-        <w:pStyle w:val="BodyText"/>
-      </w:pPr>
-      <w:r>
-        <w:t xml:space="preserve">[41] W3C. Decentralized Identifiers (DIDs) v1.0. W3C Recommendation, 2022. https://www.w3.org/TR/did-core/.</w:t>
-      </w:r>
-    </w:p>
-    <w:p>
-      <w:pPr>
-        <w:pStyle w:val="BodyText"/>
-      </w:pPr>
-      <w:r>
-        <w:t xml:space="preserve">[42] W3C. Verifiable Credentials Data Model v2.0. W3C Recommendation, 2025. https://www.w3.org/TR/vc-data-model-2.0/.</w:t>
+        <w:t xml:space="preserve">[44] W3C. Verifiable Credentials Data Model v2.0. W3C Recommendation, 2025. https://www.w3.org/TR/vc-data-model-2.0/.</w:t>
       </w:r>
     </w:p>
     <w:bookmarkEnd w:id="179"/>

--- a/review/word/Yasir_CA2_Report_REVIEW_v3.docx
+++ b/review/word/Yasir_CA2_Report_REVIEW_v3.docx
@@ -113,7 +113,7 @@
         <w:pStyle w:val="FirstParagraph"/>
       </w:pPr>
       <w:r>
-        <w:t xml:space="preserve">The rapid digitalisation of contemporary society has created an increasing demand for secure, interoperable, and trustworthy data sharing across organisational and institutional boundaries. Modern digital ecosystems frequently involve multiple independent stakeholders, including individuals, healthcare providers, service organisations, regulatory authorities, researchers, and third-party data processors, who may need to exchange information while maintaining privacy, accountability, and control over how that information is used [1, 17]. Although digital transformation creates significant opportunities for collaboration and service innovation, it also introduces a fundamental governance challenge: how can data access be authorised and trusted when the participating entities do not belong to a single administrative or institutional domain?</w:t>
+        <w:t xml:space="preserve">The rapid digitalisation of contemporary society has created an increasing demand for secure, interoperable, and trustworthy data sharing across organisational and institutional boundaries. Modern digital ecosystems frequently involve multiple independent stakeholders, including individuals, healthcare providers, service organisations, regulatory authorities, researchers, and third-party data processors, who may need to exchange information while maintaining privacy, accountability, and control over how that information is used [1, 19]. Although digital transformation creates significant opportunities for collaboration and service innovation, it also introduces a fundamental governance challenge: how can data access be authorised and trusted when the participating entities do not belong to a single administrative or institutional domain?</w:t>
       </w:r>
     </w:p>
     <w:p>
@@ -130,13 +130,13 @@
         <w:rPr>
           <w:rStyle w:val="PinkDelete"/>
         </w:rPr>
-        <w:t xml:space="preserve">[14, 31, 34]</w:t>
+        <w:t xml:space="preserve">[16, 32, 35]</w:t>
       </w:r>
       <w:r>
         <w:rPr>
           <w:rStyle w:val="PinkFix"/>
         </w:rPr>
-        <w:t xml:space="preserve">[14, 31, 34]</w:t>
+        <w:t xml:space="preserve">[16, 32, 35]</w:t>
       </w:r>
       <w:r>
         <w:t xml:space="preserve">. At the same time, healthcare data is highly sensitive, heterogeneous, and often subject to strict privacy, ethical, and governance requirements. Its exchange therefore raises complex questions concerning identity, authority, patient consent, privacy protection, accountability, and fine-grained access control</w:t>
@@ -148,13 +148,13 @@
         <w:rPr>
           <w:rStyle w:val="PinkDelete"/>
         </w:rPr>
-        <w:t xml:space="preserve">[12, 19, 21]</w:t>
+        <w:t xml:space="preserve">[14, 21, 23]</w:t>
       </w:r>
       <w:r>
         <w:rPr>
           <w:rStyle w:val="PinkFix"/>
         </w:rPr>
-        <w:t xml:space="preserve">[12, 19, 21]</w:t>
+        <w:t xml:space="preserve">[14, 21, 23]</w:t>
       </w:r>
       <w:r>
         <w:t xml:space="preserve">.</w:t>
@@ -174,13 +174,13 @@
         <w:rPr>
           <w:rStyle w:val="PinkDelete"/>
         </w:rPr>
-        <w:t xml:space="preserve">[11, 22, 28]</w:t>
+        <w:t xml:space="preserve">[13, 24, 30]</w:t>
       </w:r>
       <w:r>
         <w:rPr>
           <w:rStyle w:val="PinkFix"/>
         </w:rPr>
-        <w:t xml:space="preserve">[11, 22, 28]</w:t>
+        <w:t xml:space="preserve">[13, 24, 30]</w:t>
       </w:r>
       <w:r>
         <w:t xml:space="preserve">. These approaches can provide effective access control within a well-defined organisational boundary, but they become increasingly difficult to apply when authorisation decisions involve multiple independent entities operating across decentralised or cross-organisational environments. In such settings, no single participant may possess sufficient authority to determine access independently, and trust cannot necessarily be assumed on the basis of membership in a common administrative domain.</w:t>
@@ -200,13 +200,13 @@
         <w:rPr>
           <w:rStyle w:val="PinkDelete"/>
         </w:rPr>
-        <w:t xml:space="preserve">institutional authorities, and other authorised stakeholders [9].</w:t>
+        <w:t xml:space="preserve">institutional authorities, and other authorised stakeholders [11].</w:t>
       </w:r>
       <w:r>
         <w:rPr>
           <w:rStyle w:val="PinkFix"/>
         </w:rPr>
-        <w:t xml:space="preserve">institutional authorities, and other authorised stakeholders [9, 31].</w:t>
+        <w:t xml:space="preserve">institutional authorities, and other authorised stakeholders [11, 32].</w:t>
       </w:r>
       <w:r>
         <w:t xml:space="preserve"> </w:t>
@@ -229,13 +229,13 @@
         <w:rPr>
           <w:rStyle w:val="PinkDelete"/>
         </w:rPr>
-        <w:t xml:space="preserve">[3, 4, 8]</w:t>
+        <w:t xml:space="preserve">[3, 4, 9]</w:t>
       </w:r>
       <w:r>
         <w:rPr>
           <w:rStyle w:val="PinkFix"/>
         </w:rPr>
-        <w:t xml:space="preserve">[3, 4, 8]</w:t>
+        <w:t xml:space="preserve">[3, 4, 9]</w:t>
       </w:r>
       <w:r>
         <w:t xml:space="preserve">. More broadly, blockchain-based approaches have demonstrated the potential to improve the integrity, transparency, and</w:t>
@@ -253,7 +253,7 @@
         <w:rPr>
           <w:rStyle w:val="PinkFix"/>
         </w:rPr>
-        <w:t xml:space="preserve">traceability of decentralised data-management processes [2, 23].</w:t>
+        <w:t xml:space="preserve">traceability of decentralised data-management processes [2, 25].</w:t>
       </w:r>
     </w:p>
     <w:p>
@@ -319,7 +319,7 @@
         <w:t xml:space="preserve"> </w:t>
       </w:r>
       <w:r>
-        <w:t xml:space="preserve">(Cth) [36]. Under the Australian Privacy Principles (APPs), sensitive information may generally be collected only with the individual’s consent (APP 3), and may be used or disclosed only for the primary purpose of collection, or for a directly related secondary purpose that the individual would reasonably expect, unless another exception applies (APP 6). The</w:t>
+        <w:t xml:space="preserve">(Cth) [37]. Under the Australian Privacy Principles (APPs), sensitive information may generally be collected only with the individual’s consent (APP 3), and may be used or disclosed only for the primary purpose of collection, or for a directly related secondary purpose that the individual would reasonably expect, unless another exception applies (APP 6). The</w:t>
       </w:r>
       <w:r>
         <w:t xml:space="preserve"> </w:t>
@@ -335,7 +335,7 @@
         <w:t xml:space="preserve"> </w:t>
       </w:r>
       <w:r>
-        <w:t xml:space="preserve">(Cth) [37] additionally allows consumers to control which healthcare provider organisations can access their record or particular documents, and the</w:t>
+        <w:t xml:space="preserve">(Cth) [38] additionally allows consumers to control which healthcare provider organisations can access their record or particular documents, and the</w:t>
       </w:r>
       <w:r>
         <w:t xml:space="preserve"> </w:t>
@@ -351,7 +351,7 @@
         <w:t xml:space="preserve"> </w:t>
       </w:r>
       <w:r>
-        <w:t xml:space="preserve">(Cth) [38] governs the national identifiers used for individuals (IHI), practitioners (HPI-I) and organisations (HPI-O). These instruments illustrate, in a concrete jurisdiction, the three conditions examined in this research: verified identity, patient-controlled authority over disclosure, and purpose- and scope-limited use. The HALAH prototype (Chapter 7) reflects this context through purpose-bound consent, module-level data scope and an explicit jurisdiction attribute (default</w:t>
+        <w:t xml:space="preserve">(Cth) [39] governs the national identifiers used for individuals (IHI), practitioners (HPI-I) and organisations (HPI-O). These instruments illustrate, in a concrete jurisdiction, the three conditions examined in this research: verified identity, patient-controlled authority over disclosure, and purpose- and scope-limited use. The HALAH prototype (Chapter 7) reflects this context through purpose-bound consent, module-level data scope and an explicit jurisdiction attribute (default</w:t>
       </w:r>
       <w:r>
         <w:t xml:space="preserve"> </w:t>
@@ -458,13 +458,13 @@
         <w:rPr>
           <w:rStyle w:val="PinkDelete"/>
         </w:rPr>
-        <w:t xml:space="preserve">policy-based access control [15, 18].</w:t>
+        <w:t xml:space="preserve">policy-based access control [17, 20].</w:t>
       </w:r>
       <w:r>
         <w:rPr>
           <w:rStyle w:val="PinkFix"/>
         </w:rPr>
-        <w:t xml:space="preserve">policy-based access control [15, 18].</w:t>
+        <w:t xml:space="preserve">policy-based access control [17, 20].</w:t>
       </w:r>
       <w:r>
         <w:t xml:space="preserve"> </w:t>
@@ -1152,13 +1152,13 @@
         <w:rPr>
           <w:rStyle w:val="PinkDelete"/>
         </w:rPr>
-        <w:t xml:space="preserve">[12, 14, 19, 21, 31]</w:t>
+        <w:t xml:space="preserve">[14, 16, 21, 23, 32]</w:t>
       </w:r>
       <w:r>
         <w:rPr>
           <w:rStyle w:val="PinkFix"/>
         </w:rPr>
-        <w:t xml:space="preserve">[19, 21, 25, 26, 31, 32]</w:t>
+        <w:t xml:space="preserve">[10, 21, 23, 27, 28, 33]</w:t>
       </w:r>
       <w:r>
         <w:t xml:space="preserve">.</w:t>
@@ -1170,13 +1170,13 @@
         <w:rPr>
           <w:rStyle w:val="PinkDelete"/>
         </w:rPr>
-        <w:t xml:space="preserve">Multi-party trust research has investigated immutable data governance, distributed auditability, and decentralised consent management [3, 4, 8, 23]</w:t>
+        <w:t xml:space="preserve">Multi-party trust research has investigated immutable data governance, distributed auditability, and decentralised consent management [3, 4, 9, 25]</w:t>
       </w:r>
       <w:r>
         <w:rPr>
           <w:rStyle w:val="PinkFix"/>
         </w:rPr>
-        <w:t xml:space="preserve">Blockchain-based data-governance research has investigated immutable records, distributed auditability, and decentralised consent management [3, 4, 8, 23]</w:t>
+        <w:t xml:space="preserve">Blockchain-based data-governance research has investigated immutable records, distributed auditability, and decentralised consent management [3, 4, 9, 25]</w:t>
       </w:r>
       <w:r>
         <w:t xml:space="preserve">. Research on decentralised identity and verifiable credentials has developed mechanisms for self-controlled identity representation, credential verification, selective disclosure, and privacy-preserving authentication</w:t>
@@ -1188,13 +1188,13 @@
         <w:rPr>
           <w:rStyle w:val="PinkDelete"/>
         </w:rPr>
-        <w:t xml:space="preserve">[6, 7, 16, 18, 24, 35]</w:t>
+        <w:t xml:space="preserve">[6, 7, 18, 20, 26, 36]</w:t>
       </w:r>
       <w:r>
         <w:rPr>
           <w:rStyle w:val="PinkFix"/>
         </w:rPr>
-        <w:t xml:space="preserve">[6, 7, 16, 18, 24, 35]</w:t>
+        <w:t xml:space="preserve">[6, 7, 18, 20, 26, 36]</w:t>
       </w:r>
       <w:r>
         <w:t xml:space="preserve">. Access-control research has further investigated role-based, attribute-based, risk-aware, and usage-control approaches for protecting sensitive healthcare information</w:t>
@@ -1206,13 +1206,13 @@
         <w:rPr>
           <w:rStyle w:val="PinkDelete"/>
         </w:rPr>
-        <w:t xml:space="preserve">[11, 22, 28, 34]</w:t>
+        <w:t xml:space="preserve">[13, 24, 30, 35]</w:t>
       </w:r>
       <w:r>
         <w:rPr>
           <w:rStyle w:val="PinkFix"/>
         </w:rPr>
-        <w:t xml:space="preserve">[5, 11, 22, 28, 30, 33, 34]</w:t>
+        <w:t xml:space="preserve">[5, 13, 24, 30, 31, 34, 35]</w:t>
       </w:r>
       <w:r>
         <w:t xml:space="preserve">.</w:t>
@@ -1299,7 +1299,7 @@
         <w:rPr>
           <w:rStyle w:val="BlueAdd"/>
         </w:rPr>
-        <w:t xml:space="preserve">[36], the</w:t>
+        <w:t xml:space="preserve">[37], the</w:t>
       </w:r>
       <w:r>
         <w:rPr>
@@ -1325,7 +1325,7 @@
         <w:rPr>
           <w:rStyle w:val="BlueAdd"/>
         </w:rPr>
-        <w:t xml:space="preserve">[37] and the</w:t>
+        <w:t xml:space="preserve">[38] and the</w:t>
       </w:r>
       <w:r>
         <w:rPr>
@@ -1351,7 +1351,7 @@
         <w:rPr>
           <w:rStyle w:val="BlueAdd"/>
         </w:rPr>
-        <w:t xml:space="preserve">[38]. They form the basis on which the shortlisted studies are compared in Section 2.4 and against which the research gaps are stated in Section 2.5.</w:t>
+        <w:t xml:space="preserve">[39]. They form the basis on which the shortlisted studies are compared in Section 2.4 and against which the research gaps are stated in Section 2.5.</w:t>
       </w:r>
     </w:p>
     <w:bookmarkStart w:id="15" w:name="Xb2c1c1d0f9cf3a779daabe364a3fe8b072535a1"/>
@@ -1374,7 +1374,7 @@
         <w:rPr>
           <w:rStyle w:val="BlueAdd"/>
         </w:rPr>
-        <w:t xml:space="preserve">In most healthcare information systems, consent is stored as a record indicating that a patient agreed to a particular disclosure. Such a record establishes that consent was obtained, but it does not carry the information required to decide whether a later request should be permitted. The first requirement is therefore that consent be represented as a structured object that states who may access the data, under which authority, for which purpose, for which data categories and for how long, so that each access request can be evaluated against it. Consent receipts [10], dynamic consent models [13, 21] and the legal conditions of valid consent [19] all point in this direction, but they stop at recording consent rather than making it evaluable. Blockchain-backed architectures that execute and audit consents [26] and self-determined consent frameworks [32] add enforcement and tracking, yet they still act on the consent record rather than on an evaluation of the request.</w:t>
+        <w:t xml:space="preserve">In most healthcare information systems, consent is stored as a record indicating that a patient agreed to a particular disclosure. Such a record establishes that consent was obtained, but it does not carry the information required to decide whether a later request should be permitted. The first requirement is therefore that consent be represented as a structured object that states who may access the data, under which authority, for which purpose, for which data categories and for how long, so that each access request can be evaluated against it. Consent receipts [12], dynamic consent models [15, 23] and the legal conditions of valid consent [21] all point in this direction, but they stop at recording consent rather than making it evaluable. Blockchain-backed architectures that execute and audit consents [28] and self-determined consent frameworks [33] add enforcement and tracking, yet they still act on the consent record rather than on an evaluation of the request.</w:t>
       </w:r>
     </w:p>
     <w:bookmarkEnd w:id="15"/>
@@ -1398,7 +1398,7 @@
         <w:rPr>
           <w:rStyle w:val="BlueAdd"/>
         </w:rPr>
-        <w:t xml:space="preserve">A trustworthy decision must first establish who is requesting or approving access, and then, separately, whether that party holds the authority the consent requires. Decentralised identifiers and verifiable credentials make the first step possible without a central identity provider [6, 18], and the</w:t>
+        <w:t xml:space="preserve">A trustworthy decision must first establish who is requesting or approving access, and then, separately, whether that party holds the authority the consent requires. Decentralised identifiers and verifiable credentials make the first step possible without a central identity provider [6, 20], and the</w:t>
       </w:r>
       <w:r>
         <w:rPr>
@@ -1424,7 +1424,7 @@
         <w:rPr>
           <w:rStyle w:val="BlueAdd"/>
         </w:rPr>
-        <w:t xml:space="preserve">already gives every provider and individual a persistent identifier [38]. The second step is frequently overlooked: a valid credential shows that a person is, for example, a registered practitioner or a legal guardian [31], but not that this person is authorised for this patient, this purpose and this data. The second requirement is that identity verification and authority verification be modelled as distinct conditions.</w:t>
+        <w:t xml:space="preserve">already gives every provider and individual a persistent identifier [39]. The second step is frequently overlooked: a valid credential shows that a person is, for example, a registered practitioner or a legal guardian [10], but not that this person is authorised for this patient, this purpose and this data. The second requirement is that identity verification and authority verification be modelled as distinct conditions.</w:t>
       </w:r>
     </w:p>
     <w:bookmarkEnd w:id="16"/>
@@ -1448,7 +1448,7 @@
         <w:rPr>
           <w:rStyle w:val="BlueAdd"/>
         </w:rPr>
-        <w:t xml:space="preserve">In paediatric, aged-care and shared-guardianship settings the decision to release data does not belong to a single party. Guardians, the treating clinician and, where applicable, the institution each hold part of the authority [31]. The third requirement is that the framework collect independent approvals from a defined set of participants and activate the consent only when a predefined threshold has been reached, so that no single participant can grant access unilaterally. Multi-party verification of identity claims [6], multi-party governance of data trusts [17] and threshold-based pre-authorisation of record access [27] provide building blocks, but none treats the approval threshold as a verifiable condition attached to the consent itself.</w:t>
+        <w:t xml:space="preserve">In paediatric, aged-care and shared-guardianship settings the decision to release data does not belong to a single party. Guardians, the treating clinician and, where applicable, the institution each hold part of the authority [10]. The third requirement is that the framework collect independent approvals from a defined set of participants and activate the consent only when a predefined threshold has been reached, so that no single participant can grant access unilaterally. Multi-party verification of identity claims [6], multi-party governance of data trusts [19] and threshold-based pre-authorisation of record access [29] provide building blocks, but none treats the approval threshold as a verifiable condition attached to the consent itself.</w:t>
       </w:r>
     </w:p>
     <w:bookmarkEnd w:id="17"/>
@@ -1472,7 +1472,7 @@
         <w:rPr>
           <w:rStyle w:val="BlueAdd"/>
         </w:rPr>
-        <w:t xml:space="preserve">Even when the requester is verified and the required approvals exist, the request must remain within the purpose and the data scope that the patient authorised. Attribute-based, risk-aware, usage-control and purpose-based models can express fine-grained restrictions [5, 11, 22, 28, 30, 33, 34], and the Australian Privacy Principles require that health information be used only for the primary purpose of collection or a directly related purpose [36]. The fourth requirement is that the framework evaluate the requested purpose and data scope against the consent as an explicit condition of the decision rather than as a separate access-control layer.</w:t>
+        <w:t xml:space="preserve">Even when the requester is verified and the required approvals exist, the request must remain within the purpose and the data scope that the patient authorised. Attribute-based, risk-aware, usage-control and purpose-based models can express fine-grained restrictions [5, 13, 24, 30, 31, 34, 35], and the Australian Privacy Principles require that health information be used only for the primary purpose of collection or a directly related purpose [37]. The fourth requirement is that the framework evaluate the requested purpose and data scope against the consent as an explicit condition of the decision rather than as a separate access-control layer.</w:t>
       </w:r>
     </w:p>
     <w:bookmarkEnd w:id="18"/>
@@ -1496,7 +1496,7 @@
         <w:rPr>
           <w:rStyle w:val="BlueAdd"/>
         </w:rPr>
-        <w:t xml:space="preserve">A consent that was valid when it was created may expire, be revoked or change state. The framework must therefore evaluate the temporal and lifecycle validity of the consent at the time of each request, and it must retain evidence of every decision so that the decision can be reviewed afterwards. Blockchain-based systems provide tamper-resistant audit trails [2, 23, 25, 30], and dynamic identity systems handle revocation at the identity level [35]; the fifth requirement is that the same properties hold for the consent object and for the authorisation decisions made on it.</w:t>
+        <w:t xml:space="preserve">A consent that was valid when it was created may expire, be revoked or change state. The framework must therefore evaluate the temporal and lifecycle validity of the consent at the time of each request, and it must retain evidence of every decision so that the decision can be reviewed afterwards. Blockchain-based systems provide tamper-resistant audit trails [2, 25, 27, 31], and dynamic identity systems handle revocation at the identity level [36]; the fifth requirement is that the same properties hold for the consent object and for the authorisation decisions made on it.</w:t>
       </w:r>
     </w:p>
     <w:p>
@@ -1556,7 +1556,7 @@
         <w:pStyle w:val="FirstParagraph"/>
       </w:pPr>
       <w:r>
-        <w:t xml:space="preserve">This review followed the Preferred Reporting Items for Systematic Reviews and Meta-Analyses (PRISMA 2020) reporting guideline [39]. It covers peer-reviewed literature published between 2022 and 2026 on healthcare consent management, decentralised identity and verifiable credentials, multi-party authorisation and policy-aware access control. The review questions, search strategy, eligibility criteria, screening, data extraction and quality assessment are described in</w:t>
+        <w:t xml:space="preserve">This review followed the Preferred Reporting Items for Systematic Reviews and Meta-Analyses (PRISMA 2020) reporting guideline [40]. It covers peer-reviewed literature published between 2022 and 2026 on healthcare consent management, decentralised identity and verifiable credentials, multi-party authorisation and policy-aware access control. The review questions, search strategy, eligibility criteria, screening, data extraction and quality assessment are described in</w:t>
       </w:r>
       <w:r>
         <w:t xml:space="preserve"> </w:t>
@@ -2016,7 +2016,7 @@
         <w:rPr>
           <w:rStyle w:val="BlueAdd"/>
         </w:rPr>
-        <w:t xml:space="preserve">Only studies published between 2022 and 2026 were considered, because decentralised identity standards and consent-aware access control developed rapidly over that period; one earlier policy statement [31] was retained as a foundational source, as explained in Section 2.3.4. The journals and conference proceedings in which the included studies were published are listed in Table 2.1.</w:t>
+        <w:t xml:space="preserve">Only studies published between 2022 and 2026 were considered, because decentralised identity standards and consent-aware access control developed rapidly over that period. The journals and conference proceedings in which the included studies were published are listed in Table 2.1.</w:t>
       </w:r>
     </w:p>
     <w:p>
@@ -2202,7 +2202,7 @@
               <w:rPr>
                 <w:rStyle w:val="BlueAdd"/>
               </w:rPr>
-              <w:t xml:space="preserve">S2, S8, S10, S30</w:t>
+              <w:t xml:space="preserve">S2, S7, S10, S30</w:t>
             </w:r>
           </w:p>
         </w:tc>
@@ -2267,7 +2267,7 @@
               <w:rPr>
                 <w:rStyle w:val="BlueAdd"/>
               </w:rPr>
-              <w:t xml:space="preserve">S12, S20</w:t>
+              <w:t xml:space="preserve">S12, S19</w:t>
             </w:r>
           </w:p>
         </w:tc>
@@ -2397,7 +2397,7 @@
               <w:rPr>
                 <w:rStyle w:val="BlueAdd"/>
               </w:rPr>
-              <w:t xml:space="preserve">S21</w:t>
+              <w:t xml:space="preserve">S20</w:t>
             </w:r>
           </w:p>
         </w:tc>
@@ -2462,7 +2462,7 @@
               <w:rPr>
                 <w:rStyle w:val="BlueAdd"/>
               </w:rPr>
-              <w:t xml:space="preserve">S16</w:t>
+              <w:t xml:space="preserve">S15</w:t>
             </w:r>
           </w:p>
         </w:tc>
@@ -2527,7 +2527,7 @@
               <w:rPr>
                 <w:rStyle w:val="BlueAdd"/>
               </w:rPr>
-              <w:t xml:space="preserve">S22</w:t>
+              <w:t xml:space="preserve">S21</w:t>
             </w:r>
           </w:p>
         </w:tc>
@@ -2722,7 +2722,7 @@
               <w:rPr>
                 <w:rStyle w:val="BlueAdd"/>
               </w:rPr>
-              <w:t xml:space="preserve">S17</w:t>
+              <w:t xml:space="preserve">S16</w:t>
             </w:r>
           </w:p>
         </w:tc>
@@ -2982,7 +2982,7 @@
               <w:rPr>
                 <w:rStyle w:val="BlueAdd"/>
               </w:rPr>
-              <w:t xml:space="preserve">S24</w:t>
+              <w:t xml:space="preserve">S23</w:t>
             </w:r>
           </w:p>
         </w:tc>
@@ -3017,7 +3017,7 @@
               <w:rPr>
                 <w:rStyle w:val="BlueAdd"/>
               </w:rPr>
-              <w:t xml:space="preserve">Applied Sciences</w:t>
+              <w:t xml:space="preserve">IEEE Transactions on Network and Service Management</w:t>
             </w:r>
           </w:p>
         </w:tc>
@@ -3047,7 +3047,7 @@
               <w:rPr>
                 <w:rStyle w:val="BlueAdd"/>
               </w:rPr>
-              <w:t xml:space="preserve">S15</w:t>
+              <w:t xml:space="preserve">S24</w:t>
             </w:r>
           </w:p>
         </w:tc>
@@ -3242,7 +3242,7 @@
               <w:rPr>
                 <w:rStyle w:val="BlueAdd"/>
               </w:rPr>
-              <w:t xml:space="preserve">S23</w:t>
+              <w:t xml:space="preserve">S22</w:t>
             </w:r>
           </w:p>
         </w:tc>
@@ -3307,7 +3307,7 @@
               <w:rPr>
                 <w:rStyle w:val="BlueAdd"/>
               </w:rPr>
-              <w:t xml:space="preserve">S18</w:t>
+              <w:t xml:space="preserve">S17</w:t>
             </w:r>
           </w:p>
         </w:tc>
@@ -3372,7 +3372,7 @@
               <w:rPr>
                 <w:rStyle w:val="BlueAdd"/>
               </w:rPr>
-              <w:t xml:space="preserve">S19</w:t>
+              <w:t xml:space="preserve">S18</w:t>
             </w:r>
           </w:p>
         </w:tc>
@@ -3567,7 +3567,7 @@
               <w:rPr>
                 <w:rStyle w:val="BlueAdd"/>
               </w:rPr>
-              <w:t xml:space="preserve">S7</w:t>
+              <w:t xml:space="preserve">S6</w:t>
             </w:r>
           </w:p>
         </w:tc>
@@ -3667,7 +3667,7 @@
               <w:rPr>
                 <w:rStyle w:val="BlueAdd"/>
               </w:rPr>
-              <w:t xml:space="preserve">Pediatrics</w:t>
+              <w:t xml:space="preserve">Journal of Medical Internet Research</w:t>
             </w:r>
           </w:p>
         </w:tc>
@@ -3697,7 +3697,7 @@
               <w:rPr>
                 <w:rStyle w:val="BlueAdd"/>
               </w:rPr>
-              <w:t xml:space="preserve">S6</w:t>
+              <w:t xml:space="preserve">S9</w:t>
             </w:r>
           </w:p>
         </w:tc>
@@ -3762,7 +3762,7 @@
               <w:rPr>
                 <w:rStyle w:val="BlueAdd"/>
               </w:rPr>
-              <w:t xml:space="preserve">S9</w:t>
+              <w:t xml:space="preserve">S8</w:t>
             </w:r>
           </w:p>
         </w:tc>
@@ -4243,19 +4243,13 @@
         <w:rPr>
           <w:rStyle w:val="PinkDelete"/>
         </w:rPr>
-        <w:t xml:space="preserve">Consistent with exclusion criterion 6, five studies from outside the healthcare domain were retained because they contribute mechanisms that transfer directly to healthcare authorisation: decentralised trust in multi-stakeholder data sharing [1], blockchain-based archival integrity for sensitive documentation [8], TEE-supported trust and Byzantine-resilient consensus [17], DID/VC-based privacy-preserving authentication [24], and blockchain-based data sharing across organisational boundaries [30].</w:t>
+        <w:t xml:space="preserve">Consistent with exclusion criterion 6, five studies from outside the healthcare domain were retained because they contribute mechanisms that transfer directly to healthcare authorisation: decentralised trust in multi-stakeholder data sharing [1], blockchain-based archival integrity for sensitive documentation [8], TEE-supported trust and Byzantine-resilient consensus [17], DID/VC-based privacy-preserving authentication [26], and blockchain-based data sharing across organisational boundaries [30].</w:t>
       </w:r>
       <w:r>
         <w:rPr>
           <w:rStyle w:val="PinkFix"/>
         </w:rPr>
-        <w:t xml:space="preserve">Consistent with exclusion criterion 6, four studies from outside the healthcare domain were retained because the mechanism they contribute transfers directly to healthcare authorisation: decentralised trust in multi-stakeholder data sharing [1], DID/VC-based privacy-preserving authentication [24], and decentralised identity and access control for constrained devices [15, 16]. Studies whose subject matter lies outside healthcare data sharing, consent, identity or access control were excluded at the full-text stage as scope mismatches (Figure 2.2). Two survey studies of stakeholder attitudes and intentions towards health-data sharing [12, 14] are cited as background in Chapter 1 but were not retained in the review set, because they do not propose, implement or evaluate an approach (inclusion criterion 3).</w:t>
-      </w:r>
-      <w:r>
-        <w:t xml:space="preserve"> </w:t>
-      </w:r>
-      <w:r>
-        <w:t xml:space="preserve">One book chapter [16] was retained under the exception to exclusion criterion 3 because it provides a foundational overview of decentralised identity, and one earlier policy statement [31] (2019) was retained as a foundational healthcare source on guardian and proxy access to electronic health records,</w:t>
+        <w:t xml:space="preserve">Consistent with exclusion criterion 6, four studies from outside the healthcare domain were retained because the mechanism they contribute transfers directly to healthcare authorisation: decentralised trust in multi-stakeholder data sharing [1], DID/VC-based privacy-preserving authentication [26], and decentralised identity and access control for constrained devices [17, 18]. Studies whose subject matter lies outside healthcare data sharing, consent, identity or access control were excluded at the full-text stage as scope mismatches (Figure 2.2).</w:t>
       </w:r>
       <w:r>
         <w:t xml:space="preserve"> </w:t>
@@ -4264,13 +4258,13 @@
         <w:rPr>
           <w:rStyle w:val="PinkDelete"/>
         </w:rPr>
-        <w:t xml:space="preserve">as permitted in Section 2.2.4.</w:t>
+        <w:t xml:space="preserve">One book chapter [18] was retained under the exception to exclusion criterion 3 because it provides a foundational overview of decentralised identity, and one earlier policy statement [32] (2019) was retained as a foundational healthcare source on guardian and proxy access to electronic health records, as permitted in Section 2.2.4.</w:t>
       </w:r>
       <w:r>
         <w:rPr>
           <w:rStyle w:val="PinkFix"/>
         </w:rPr>
-        <w:t xml:space="preserve">as permitted in Section 2.3.3.</w:t>
+        <w:t xml:space="preserve">One book chapter [18] was retained under the exception to exclusion criterion 3 because it provides a foundational overview of decentralised identity. The 2019 policy statement on guardian and proxy access [32] and two survey studies of stakeholder attitudes and intentions towards health-data sharing [14, 16] are cited as background in Chapter 1 but were not retained in the review set, because they fall outside the publication window or do not propose, implement or evaluate an approach (inclusion criterion 3).</w:t>
       </w:r>
     </w:p>
     <w:p>
@@ -4877,7 +4871,7 @@
         <w:t xml:space="preserve">Figure 2.2 presents the PRISMA flow diagram for this review</w:t>
       </w:r>
       <w:r>
-        <w:t xml:space="preserve">, prepared following PRISMA 2020 [39], which summarises the identification, screening, eligibility, and inclusion stages of the SLR.</w:t>
+        <w:t xml:space="preserve">, prepared following PRISMA 2020 [40], which summarises the identification, screening, eligibility, and inclusion stages of the SLR.</w:t>
       </w:r>
       <w:r>
         <w:t xml:space="preserve"> </w:t>
@@ -5199,7 +5193,7 @@
               <w:rPr>
                 <w:rStyle w:val="BlueAdd"/>
               </w:rPr>
-              <w:t xml:space="preserve">Ibrahim et al., 2024 [9]</w:t>
+              <w:t xml:space="preserve">Ibrahim et al., 2024 [11]</w:t>
             </w:r>
           </w:p>
         </w:tc>
@@ -5264,7 +5258,7 @@
               <w:rPr>
                 <w:rStyle w:val="BlueAdd"/>
               </w:rPr>
-              <w:t xml:space="preserve">Jesus and Pandit, 2022 [10]</w:t>
+              <w:t xml:space="preserve">Jesus and Pandit, 2022 [12]</w:t>
             </w:r>
           </w:p>
         </w:tc>
@@ -5329,7 +5323,7 @@
               <w:rPr>
                 <w:rStyle w:val="BlueAdd"/>
               </w:rPr>
-              <w:t xml:space="preserve">Khalid et al., 2023 [13]</w:t>
+              <w:t xml:space="preserve">Khalid et al., 2023 [15]</w:t>
             </w:r>
           </w:p>
         </w:tc>
@@ -5394,7 +5388,7 @@
               <w:rPr>
                 <w:rStyle w:val="BlueAdd"/>
               </w:rPr>
-              <w:t xml:space="preserve">McClelland and Harper, 2022 [19]</w:t>
+              <w:t xml:space="preserve">McClelland and Harper, 2022 [21]</w:t>
             </w:r>
           </w:p>
         </w:tc>
@@ -5459,7 +5453,7 @@
               <w:rPr>
                 <w:rStyle w:val="BlueAdd"/>
               </w:rPr>
-              <w:t xml:space="preserve">Narkhede et al., 2025 [21]</w:t>
+              <w:t xml:space="preserve">Narkhede et al., 2025 [23]</w:t>
             </w:r>
           </w:p>
         </w:tc>
@@ -5524,7 +5518,7 @@
               <w:rPr>
                 <w:rStyle w:val="BlueAdd"/>
               </w:rPr>
-              <w:t xml:space="preserve">Webber et al., 2019 [31]</w:t>
+              <w:t xml:space="preserve">Phuyal et al., 2026 [27]</w:t>
             </w:r>
           </w:p>
         </w:tc>
@@ -5539,7 +5533,7 @@
               <w:rPr>
                 <w:rStyle w:val="BlueAdd"/>
               </w:rPr>
-              <w:t xml:space="preserve">Electronic communication of the health record with paediatric patients and their guardians</w:t>
+              <w:t xml:space="preserve">Blockchain-based dynamic and revocable consent for secondary health data use: systematic review</w:t>
             </w:r>
           </w:p>
         </w:tc>
@@ -5589,7 +5583,7 @@
               <w:rPr>
                 <w:rStyle w:val="BlueAdd"/>
               </w:rPr>
-              <w:t xml:space="preserve">Phuyal et al., 2026 [25]</w:t>
+              <w:t xml:space="preserve">Román et al., 2023 [28]</w:t>
             </w:r>
           </w:p>
         </w:tc>
@@ -5604,7 +5598,7 @@
               <w:rPr>
                 <w:rStyle w:val="BlueAdd"/>
               </w:rPr>
-              <w:t xml:space="preserve">Blockchain-based dynamic and revocable consent for secondary health data use: systematic review</w:t>
+              <w:t xml:space="preserve">Blockchain-based service-oriented architecture for consent management, access control, and auditing</w:t>
             </w:r>
           </w:p>
         </w:tc>
@@ -5654,7 +5648,7 @@
               <w:rPr>
                 <w:rStyle w:val="BlueAdd"/>
               </w:rPr>
-              <w:t xml:space="preserve">Román et al., 2023 [26]</w:t>
+              <w:t xml:space="preserve">Welzel et al., 2025 [33]</w:t>
             </w:r>
           </w:p>
         </w:tc>
@@ -5669,7 +5663,7 @@
               <w:rPr>
                 <w:rStyle w:val="BlueAdd"/>
               </w:rPr>
-              <w:t xml:space="preserve">Blockchain-based service-oriented architecture for consent management, access control, and auditing</w:t>
+              <w:t xml:space="preserve">Enabling secure and self-determined health data sharing and consent management</w:t>
             </w:r>
           </w:p>
         </w:tc>
@@ -5719,7 +5713,7 @@
               <w:rPr>
                 <w:rStyle w:val="BlueAdd"/>
               </w:rPr>
-              <w:t xml:space="preserve">Welzel et al., 2025 [32]</w:t>
+              <w:t xml:space="preserve">Hagström et al., 2022 [10]</w:t>
             </w:r>
           </w:p>
         </w:tc>
@@ -5734,7 +5728,7 @@
               <w:rPr>
                 <w:rStyle w:val="BlueAdd"/>
               </w:rPr>
-              <w:t xml:space="preserve">Enabling secure and self-determined health data sharing and consent management</w:t>
+              <w:t xml:space="preserve">Web-based access to paediatric electronic health records for children, adolescents and parents: scoping review</w:t>
             </w:r>
           </w:p>
         </w:tc>
@@ -5979,7 +5973,7 @@
               <w:rPr>
                 <w:rStyle w:val="BlueAdd"/>
               </w:rPr>
-              <w:t xml:space="preserve">Ghosh et al., 2023 [8]</w:t>
+              <w:t xml:space="preserve">Ghosh et al., 2023 [9]</w:t>
             </w:r>
           </w:p>
         </w:tc>
@@ -6044,7 +6038,7 @@
               <w:rPr>
                 <w:rStyle w:val="BlueAdd"/>
               </w:rPr>
-              <w:t xml:space="preserve">Nguyen et al., 2025 [23]</w:t>
+              <w:t xml:space="preserve">Nguyen et al., 2025 [25]</w:t>
             </w:r>
           </w:p>
         </w:tc>
@@ -6109,7 +6103,7 @@
               <w:rPr>
                 <w:rStyle w:val="BlueAdd"/>
               </w:rPr>
-              <w:t xml:space="preserve">Theodorakopoulos et al., 2024 [29]</w:t>
+              <w:t xml:space="preserve">Deng et al., 2024 [6]</w:t>
             </w:r>
           </w:p>
         </w:tc>
@@ -6124,7 +6118,7 @@
               <w:rPr>
                 <w:rStyle w:val="BlueAdd"/>
               </w:rPr>
-              <w:t xml:space="preserve">Enhancing decentralised decision-making with big data and blockchain technology</w:t>
+              <w:t xml:space="preserve">FutureDID: a fully decentralised identity system with multi-party verification</w:t>
             </w:r>
           </w:p>
         </w:tc>
@@ -6139,7 +6133,7 @@
               <w:rPr>
                 <w:rStyle w:val="BlueAdd"/>
               </w:rPr>
-              <w:t xml:space="preserve">Blockchain-based healthcare data governance</w:t>
+              <w:t xml:space="preserve">Decentralised identity and verifiable credentials</w:t>
             </w:r>
           </w:p>
         </w:tc>
@@ -6174,7 +6168,7 @@
               <w:rPr>
                 <w:rStyle w:val="BlueAdd"/>
               </w:rPr>
-              <w:t xml:space="preserve">Deng et al., 2024 [6]</w:t>
+              <w:t xml:space="preserve">Flamini et al., 2024 [7]</w:t>
             </w:r>
           </w:p>
         </w:tc>
@@ -6189,7 +6183,7 @@
               <w:rPr>
                 <w:rStyle w:val="BlueAdd"/>
               </w:rPr>
-              <w:t xml:space="preserve">FutureDID: a fully decentralised identity system with multi-party verification</w:t>
+              <w:t xml:space="preserve">On cryptographic mechanisms for the selective disclosure of verifiable credentials</w:t>
             </w:r>
           </w:p>
         </w:tc>
@@ -6239,7 +6233,7 @@
               <w:rPr>
                 <w:rStyle w:val="BlueAdd"/>
               </w:rPr>
-              <w:t xml:space="preserve">Flamini et al., 2024 [7]</w:t>
+              <w:t xml:space="preserve">Khayer et al., 2025 [17]</w:t>
             </w:r>
           </w:p>
         </w:tc>
@@ -6254,7 +6248,7 @@
               <w:rPr>
                 <w:rStyle w:val="BlueAdd"/>
               </w:rPr>
-              <w:t xml:space="preserve">On cryptographic mechanisms for the selective disclosure of verifiable credentials</w:t>
+              <w:t xml:space="preserve">Blockchain for secure IoT: identity management, access control, and trust mechanisms</w:t>
             </w:r>
           </w:p>
         </w:tc>
@@ -6304,7 +6298,7 @@
               <w:rPr>
                 <w:rStyle w:val="BlueAdd"/>
               </w:rPr>
-              <w:t xml:space="preserve">Khayer et al., 2025 [15]</w:t>
+              <w:t xml:space="preserve">Kyriakidou et al., 2023 [18]</w:t>
             </w:r>
           </w:p>
         </w:tc>
@@ -6319,7 +6313,7 @@
               <w:rPr>
                 <w:rStyle w:val="BlueAdd"/>
               </w:rPr>
-              <w:t xml:space="preserve">Blockchain for secure IoT: identity management, access control, and trust mechanisms</w:t>
+              <w:t xml:space="preserve">Decentralised identity with applications to security and privacy for the Internet of Things</w:t>
             </w:r>
           </w:p>
         </w:tc>
@@ -6369,7 +6363,7 @@
               <w:rPr>
                 <w:rStyle w:val="BlueAdd"/>
               </w:rPr>
-              <w:t xml:space="preserve">Kyriakidou et al., 2023 [16]</w:t>
+              <w:t xml:space="preserve">Mazzocca et al., 2025 [20]</w:t>
             </w:r>
           </w:p>
         </w:tc>
@@ -6384,7 +6378,7 @@
               <w:rPr>
                 <w:rStyle w:val="BlueAdd"/>
               </w:rPr>
-              <w:t xml:space="preserve">Decentralised identity with applications to security and privacy for the Internet of Things</w:t>
+              <w:t xml:space="preserve">A survey on decentralised identifiers and verifiable credentials</w:t>
             </w:r>
           </w:p>
         </w:tc>
@@ -6434,7 +6428,7 @@
               <w:rPr>
                 <w:rStyle w:val="BlueAdd"/>
               </w:rPr>
-              <w:t xml:space="preserve">Mazzocca et al., 2025 [18]</w:t>
+              <w:t xml:space="preserve">Parameswarath et al., 2022 [26]</w:t>
             </w:r>
           </w:p>
         </w:tc>
@@ -6449,7 +6443,7 @@
               <w:rPr>
                 <w:rStyle w:val="BlueAdd"/>
               </w:rPr>
-              <w:t xml:space="preserve">A survey on decentralised identifiers and verifiable credentials</w:t>
+              <w:t xml:space="preserve">User-empowered privacy-preserving authentication based on decentralised identity and verifiable credentials</w:t>
             </w:r>
           </w:p>
         </w:tc>
@@ -6499,7 +6493,7 @@
               <w:rPr>
                 <w:rStyle w:val="BlueAdd"/>
               </w:rPr>
-              <w:t xml:space="preserve">Parameswarath et al., 2022 [24]</w:t>
+              <w:t xml:space="preserve">Yin et al., 2025 [36]</w:t>
             </w:r>
           </w:p>
         </w:tc>
@@ -6514,7 +6508,7 @@
               <w:rPr>
                 <w:rStyle w:val="BlueAdd"/>
               </w:rPr>
-              <w:t xml:space="preserve">User-empowered privacy-preserving authentication based on decentralised identity and verifiable credentials</w:t>
+              <w:t xml:space="preserve">DP-DID: a dynamic and proactive decentralised identity system</w:t>
             </w:r>
           </w:p>
         </w:tc>
@@ -6564,7 +6558,7 @@
               <w:rPr>
                 <w:rStyle w:val="BlueAdd"/>
               </w:rPr>
-              <w:t xml:space="preserve">Yin et al., 2025 [35]</w:t>
+              <w:t xml:space="preserve">Ghafoor Abbasi et al., 2025 [1]</w:t>
             </w:r>
           </w:p>
         </w:tc>
@@ -6579,7 +6573,7 @@
               <w:rPr>
                 <w:rStyle w:val="BlueAdd"/>
               </w:rPr>
-              <w:t xml:space="preserve">DP-DID: a dynamic and proactive decentralised identity system</w:t>
+              <w:t xml:space="preserve">Towards empowering stakeholders through decentralised trust and secure livestock data sharing</w:t>
             </w:r>
           </w:p>
         </w:tc>
@@ -6594,7 +6588,7 @@
               <w:rPr>
                 <w:rStyle w:val="BlueAdd"/>
               </w:rPr>
-              <w:t xml:space="preserve">Decentralised identity and verifiable credentials</w:t>
+              <w:t xml:space="preserve">Multi-party and decentralised governance</w:t>
             </w:r>
           </w:p>
         </w:tc>
@@ -6629,7 +6623,7 @@
               <w:rPr>
                 <w:rStyle w:val="BlueAdd"/>
               </w:rPr>
-              <w:t xml:space="preserve">Ghafoor Abbasi et al., 2025 [1]</w:t>
+              <w:t xml:space="preserve">Lomotey et al., 2022 [19]</w:t>
             </w:r>
           </w:p>
         </w:tc>
@@ -6644,7 +6638,7 @@
               <w:rPr>
                 <w:rStyle w:val="BlueAdd"/>
               </w:rPr>
-              <w:t xml:space="preserve">Towards empowering stakeholders through decentralised trust and secure livestock data sharing</w:t>
+              <w:t xml:space="preserve">Data trusts as a service: a platform for multi-party data sharing</w:t>
             </w:r>
           </w:p>
         </w:tc>
@@ -6694,7 +6688,7 @@
               <w:rPr>
                 <w:rStyle w:val="BlueAdd"/>
               </w:rPr>
-              <w:t xml:space="preserve">Lomotey et al., 2022 [17]</w:t>
+              <w:t xml:space="preserve">Garcia et al., 2022 [8]</w:t>
             </w:r>
           </w:p>
         </w:tc>
@@ -6709,7 +6703,7 @@
               <w:rPr>
                 <w:rStyle w:val="BlueAdd"/>
               </w:rPr>
-              <w:t xml:space="preserve">Data trusts as a service: a platform for multi-party data sharing</w:t>
+              <w:t xml:space="preserve">Blockchain-aided and privacy-preserving data governance in multi-stakeholder applications</w:t>
             </w:r>
           </w:p>
         </w:tc>
@@ -6759,7 +6753,7 @@
               <w:rPr>
                 <w:rStyle w:val="BlueAdd"/>
               </w:rPr>
-              <w:t xml:space="preserve">Tan et al., 2024 [27]</w:t>
+              <w:t xml:space="preserve">Tan et al., 2024 [29]</w:t>
             </w:r>
           </w:p>
         </w:tc>
@@ -6824,7 +6818,7 @@
               <w:rPr>
                 <w:rStyle w:val="BlueAdd"/>
               </w:rPr>
-              <w:t xml:space="preserve">Jiang et al., 2023 [11]</w:t>
+              <w:t xml:space="preserve">Jiang et al., 2023 [13]</w:t>
             </w:r>
           </w:p>
         </w:tc>
@@ -6889,7 +6883,7 @@
               <w:rPr>
                 <w:rStyle w:val="BlueAdd"/>
               </w:rPr>
-              <w:t xml:space="preserve">Nazir et al., 2026 [22]</w:t>
+              <w:t xml:space="preserve">Nazir et al., 2026 [24]</w:t>
             </w:r>
           </w:p>
         </w:tc>
@@ -6954,7 +6948,7 @@
               <w:rPr>
                 <w:rStyle w:val="BlueAdd"/>
               </w:rPr>
-              <w:t xml:space="preserve">Tawfik et al., 2025 [28]</w:t>
+              <w:t xml:space="preserve">Tawfik et al., 2025 [30]</w:t>
             </w:r>
           </w:p>
         </w:tc>
@@ -7019,7 +7013,7 @@
               <w:rPr>
                 <w:rStyle w:val="BlueAdd"/>
               </w:rPr>
-              <w:t xml:space="preserve">Yin et al., 2024 [34]</w:t>
+              <w:t xml:space="preserve">Yin et al., 2024 [35]</w:t>
             </w:r>
           </w:p>
         </w:tc>
@@ -7149,7 +7143,7 @@
               <w:rPr>
                 <w:rStyle w:val="BlueAdd"/>
               </w:rPr>
-              <w:t xml:space="preserve">Ullah et al., 2024 [30]</w:t>
+              <w:t xml:space="preserve">Ullah et al., 2024 [31]</w:t>
             </w:r>
           </w:p>
         </w:tc>
@@ -7214,7 +7208,7 @@
               <w:rPr>
                 <w:rStyle w:val="BlueAdd"/>
               </w:rPr>
-              <w:t xml:space="preserve">Yaqub et al., 2025 [33]</w:t>
+              <w:t xml:space="preserve">Yaqub et al., 2025 [34]</w:t>
             </w:r>
           </w:p>
         </w:tc>
@@ -7279,7 +7273,7 @@
               <w:rPr>
                 <w:rStyle w:val="BlueAdd"/>
               </w:rPr>
-              <w:t xml:space="preserve">Ménétrey et al., 2022 [20]</w:t>
+              <w:t xml:space="preserve">Ménétrey et al., 2022 [22]</w:t>
             </w:r>
           </w:p>
         </w:tc>
@@ -7426,13 +7420,13 @@
         <w:rPr>
           <w:rStyle w:val="PinkDelete"/>
         </w:rPr>
-        <w:t xml:space="preserve">[12, 14, 19, 31]</w:t>
+        <w:t xml:space="preserve">[14, 16, 21, 32]</w:t>
       </w:r>
       <w:r>
         <w:rPr>
           <w:rStyle w:val="PinkFix"/>
         </w:rPr>
-        <w:t xml:space="preserve">[19, 31]</w:t>
+        <w:t xml:space="preserve">[10, 21]</w:t>
       </w:r>
       <w:r>
         <w:t xml:space="preserve">.</w:t>
@@ -7443,7 +7437,7 @@
         <w:pStyle w:val="BodyText"/>
       </w:pPr>
       <w:r>
-        <w:t xml:space="preserve">The literature increasingly recognises that patients should not be regarded merely as passive data providers. Research on patient autonomy and data ownership has highlighted the importance of giving individuals greater control over how their health information is accessed, shared, and reused [21]. At the same time, privacy-preserving interoperability remains difficult because healthcare systems must balance individual autonomy with the operational requirements of clinical care, coordination, and</w:t>
+        <w:t xml:space="preserve">The literature increasingly recognises that patients should not be regarded merely as passive data providers. Research on patient autonomy and data ownership has highlighted the importance of giving individuals greater control over how their health information is accessed, shared, and reused [23]. At the same time, privacy-preserving interoperability remains difficult because healthcare systems must balance individual autonomy with the operational requirements of clinical care, coordination, and</w:t>
       </w:r>
       <w:r>
         <w:t xml:space="preserve"> </w:t>
@@ -7452,13 +7446,13 @@
         <w:rPr>
           <w:rStyle w:val="PinkDelete"/>
         </w:rPr>
-        <w:t xml:space="preserve">legitimate secondary data use [9]</w:t>
+        <w:t xml:space="preserve">legitimate secondary data use [11]</w:t>
       </w:r>
       <w:r>
         <w:rPr>
           <w:rStyle w:val="PinkFix"/>
         </w:rPr>
-        <w:t xml:space="preserve">legitimate secondary data use [9]</w:t>
+        <w:t xml:space="preserve">legitimate secondary data use [11]</w:t>
       </w:r>
       <w:r>
         <w:t xml:space="preserve">. These competing requirements make healthcare consent a governance problem rather than simply a binary access-control decision.</w:t>
@@ -7469,7 +7463,7 @@
         <w:pStyle w:val="BodyText"/>
       </w:pPr>
       <w:r>
-        <w:t xml:space="preserve">Traditional consent-management approaches frequently represent consent as a permission indicating whether a particular party is allowed to perform a specified operation. Dynamic consent research has attempted to provide greater flexibility by allowing consent preferences to evolve over time, while privacy-first approaches have explored decentralised controllers and privacy-preserving mechanisms for improving data-subject control [13]. Consent receipts and auditable consent records have also been proposed to improve transparency and accountability by providing evidence of how consent was obtained and exercised [10].</w:t>
+        <w:t xml:space="preserve">Traditional consent-management approaches frequently represent consent as a permission indicating whether a particular party is allowed to perform a specified operation. Dynamic consent research has attempted to provide greater flexibility by allowing consent preferences to evolve over time, while privacy-first approaches have explored decentralised controllers and privacy-preserving mechanisms for improving data-subject control [15]. Consent receipts and auditable consent records have also been proposed to improve transparency and accountability by providing evidence of how consent was obtained and exercised [12].</w:t>
       </w:r>
     </w:p>
     <w:p>
@@ -7496,7 +7490,7 @@
         <w:rPr>
           <w:rStyle w:val="BlueAdd"/>
         </w:rPr>
-        <w:t xml:space="preserve">More recent architectures go a step further. A blockchain-backed service-oriented architecture stores consents immutably, enforces access to health data according to them and exposes audit tasks to supervisory authorities and to patients themselves [26], and a self-determined consent framework combines blockchain, self-sovereign identity and de-identified tokens so that consent and data use can be tracked across clinical, app and wearable data [32]. Both act on the consent record; neither evaluates the requester’s authority or a collective approval before the record is applied. A recent systematic review of 55 blockchain-based consent frameworks confirms that smart contracts, decentralised identifiers and verifiable credentials have become the common building blocks of programmable consent, while reporting that revocation propagation, interoperability and usability remain unresolved [25].</w:t>
+        <w:t xml:space="preserve">More recent architectures go a step further. A blockchain-backed service-oriented architecture stores consents immutably, enforces access to health data according to them and exposes audit tasks to supervisory authorities and to patients themselves [28], and a self-determined consent framework combines blockchain, self-sovereign identity and de-identified tokens so that consent and data use can be tracked across clinical, app and wearable data [33]. Both act on the consent record; neither evaluates the requester’s authority or a collective approval before the record is applied. A recent systematic review of 55 blockchain-based consent frameworks confirms that smart contracts, decentralised identifiers and verifiable credentials have become the common building blocks of programmable consent, while reporting that revocation propagation, interoperability and usability remain unresolved [27].</w:t>
       </w:r>
     </w:p>
     <w:p>
@@ -7744,7 +7738,7 @@
               <w:rPr>
                 <w:rStyle w:val="BlueAdd"/>
               </w:rPr>
-              <w:t xml:space="preserve">S1 [9]</w:t>
+              <w:t xml:space="preserve">S1 [11]</w:t>
             </w:r>
           </w:p>
         </w:tc>
@@ -7869,7 +7863,7 @@
               <w:rPr>
                 <w:rStyle w:val="BlueAdd"/>
               </w:rPr>
-              <w:t xml:space="preserve">S2 [10]</w:t>
+              <w:t xml:space="preserve">S2 [12]</w:t>
             </w:r>
           </w:p>
         </w:tc>
@@ -7994,7 +7988,7 @@
               <w:rPr>
                 <w:rStyle w:val="BlueAdd"/>
               </w:rPr>
-              <w:t xml:space="preserve">S3 [13]</w:t>
+              <w:t xml:space="preserve">S3 [15]</w:t>
             </w:r>
           </w:p>
         </w:tc>
@@ -8119,7 +8113,7 @@
               <w:rPr>
                 <w:rStyle w:val="BlueAdd"/>
               </w:rPr>
-              <w:t xml:space="preserve">S4 [19]</w:t>
+              <w:t xml:space="preserve">S4 [21]</w:t>
             </w:r>
           </w:p>
         </w:tc>
@@ -8244,7 +8238,7 @@
               <w:rPr>
                 <w:rStyle w:val="BlueAdd"/>
               </w:rPr>
-              <w:t xml:space="preserve">S5 [21]</w:t>
+              <w:t xml:space="preserve">S5 [23]</w:t>
             </w:r>
           </w:p>
         </w:tc>
@@ -8369,7 +8363,7 @@
               <w:rPr>
                 <w:rStyle w:val="BlueAdd"/>
               </w:rPr>
-              <w:t xml:space="preserve">S6 [31]</w:t>
+              <w:t xml:space="preserve">S6 [27]</w:t>
             </w:r>
           </w:p>
         </w:tc>
@@ -8384,7 +8378,7 @@
               <w:rPr>
                 <w:rStyle w:val="BlueAdd"/>
               </w:rPr>
-              <w:t xml:space="preserve">Policy statement on electronic access to the health record by paediatric patients and their guardians, including proxy access and record segmentation.</w:t>
+              <w:t xml:space="preserve">Systematic review (PRISMA, 55 studies, 2020–2025) of blockchain-based frameworks for dynamic, auditable and revocable consent for the secondary use of health data, analysed by consent lifecycle, auditability, usability and legal alignment.</w:t>
             </w:r>
           </w:p>
         </w:tc>
@@ -8399,7 +8393,7 @@
               <w:rPr>
                 <w:rStyle w:val="BlueAdd"/>
               </w:rPr>
-              <w:t xml:space="preserve">Identifies guardian and proxy roles but gives no mechanism for verifying authority or for joint approval.</w:t>
+              <w:t xml:space="preserve">Confirms that lifecycle automation and auditability are achievable, but reports that revocation propagation, interoperability and usability remain open; consent is evaluated as a record rather than against the requester.</w:t>
             </w:r>
           </w:p>
         </w:tc>
@@ -8414,6 +8408,21 @@
               <w:rPr>
                 <w:rStyle w:val="BlueAdd"/>
               </w:rPr>
+              <w:t xml:space="preserve">√</w:t>
+            </w:r>
+          </w:p>
+        </w:tc>
+        <w:tc>
+          <w:tcPr/>
+          <w:p>
+            <w:pPr>
+              <w:pStyle w:val="Compact"/>
+              <w:jc w:val="center"/>
+            </w:pPr>
+            <w:r>
+              <w:rPr>
+                <w:rStyle w:val="BlueAdd"/>
+              </w:rPr>
               <w:t xml:space="preserve">×</w:t>
             </w:r>
           </w:p>
@@ -8429,52 +8438,37 @@
               <w:rPr>
                 <w:rStyle w:val="BlueAdd"/>
               </w:rPr>
+              <w:t xml:space="preserve">×</w:t>
+            </w:r>
+          </w:p>
+        </w:tc>
+        <w:tc>
+          <w:tcPr/>
+          <w:p>
+            <w:pPr>
+              <w:pStyle w:val="Compact"/>
+              <w:jc w:val="center"/>
+            </w:pPr>
+            <w:r>
+              <w:rPr>
+                <w:rStyle w:val="BlueAdd"/>
+              </w:rPr>
+              <w:t xml:space="preserve">×</w:t>
+            </w:r>
+          </w:p>
+        </w:tc>
+        <w:tc>
+          <w:tcPr/>
+          <w:p>
+            <w:pPr>
+              <w:pStyle w:val="Compact"/>
+              <w:jc w:val="center"/>
+            </w:pPr>
+            <w:r>
+              <w:rPr>
+                <w:rStyle w:val="BlueAdd"/>
+              </w:rPr>
               <w:t xml:space="preserve">√</w:t>
-            </w:r>
-          </w:p>
-        </w:tc>
-        <w:tc>
-          <w:tcPr/>
-          <w:p>
-            <w:pPr>
-              <w:pStyle w:val="Compact"/>
-              <w:jc w:val="center"/>
-            </w:pPr>
-            <w:r>
-              <w:rPr>
-                <w:rStyle w:val="BlueAdd"/>
-              </w:rPr>
-              <w:t xml:space="preserve">×</w:t>
-            </w:r>
-          </w:p>
-        </w:tc>
-        <w:tc>
-          <w:tcPr/>
-          <w:p>
-            <w:pPr>
-              <w:pStyle w:val="Compact"/>
-              <w:jc w:val="center"/>
-            </w:pPr>
-            <w:r>
-              <w:rPr>
-                <w:rStyle w:val="BlueAdd"/>
-              </w:rPr>
-              <w:t xml:space="preserve">×</w:t>
-            </w:r>
-          </w:p>
-        </w:tc>
-        <w:tc>
-          <w:tcPr/>
-          <w:p>
-            <w:pPr>
-              <w:pStyle w:val="Compact"/>
-              <w:jc w:val="center"/>
-            </w:pPr>
-            <w:r>
-              <w:rPr>
-                <w:rStyle w:val="BlueAdd"/>
-              </w:rPr>
-              <w:t xml:space="preserve">×</w:t>
             </w:r>
           </w:p>
         </w:tc>
@@ -8494,7 +8488,7 @@
               <w:rPr>
                 <w:rStyle w:val="BlueAdd"/>
               </w:rPr>
-              <w:t xml:space="preserve">S7 [25]</w:t>
+              <w:t xml:space="preserve">S7 [28]</w:t>
             </w:r>
           </w:p>
         </w:tc>
@@ -8509,7 +8503,7 @@
               <w:rPr>
                 <w:rStyle w:val="BlueAdd"/>
               </w:rPr>
-              <w:t xml:space="preserve">Systematic review (PRISMA, 55 studies, 2020–2025) of blockchain-based frameworks for dynamic, auditable and revocable consent for the secondary use of health data, analysed by consent lifecycle, auditability, usability and legal alignment.</w:t>
+              <w:t xml:space="preserve">Service-oriented architecture backed by blockchain that stores subject-of-care consents immutably, enforces fine-grained access to health data according to those consents and exposes audit tasks to supervisory authorities and patients, using HL7 and access-control standards.</w:t>
             </w:r>
           </w:p>
         </w:tc>
@@ -8524,7 +8518,7 @@
               <w:rPr>
                 <w:rStyle w:val="BlueAdd"/>
               </w:rPr>
-              <w:t xml:space="preserve">Confirms that lifecycle automation and auditability are achievable, but reports that revocation propagation, interoperability and usability remain open; consent is evaluated as a record rather than against the requester.</w:t>
+              <w:t xml:space="preserve">Consent is stored and executed, but the requester’s authority and any multi-party approval are outside the model; enforcement follows the record rather than an evaluated decision.</w:t>
             </w:r>
           </w:p>
         </w:tc>
@@ -8584,7 +8578,7 @@
               <w:rPr>
                 <w:rStyle w:val="BlueAdd"/>
               </w:rPr>
-              <w:t xml:space="preserve">×</w:t>
+              <w:t xml:space="preserve">√</w:t>
             </w:r>
           </w:p>
         </w:tc>
@@ -8619,7 +8613,7 @@
               <w:rPr>
                 <w:rStyle w:val="BlueAdd"/>
               </w:rPr>
-              <w:t xml:space="preserve">S8 [26]</w:t>
+              <w:t xml:space="preserve">S8 [33]</w:t>
             </w:r>
           </w:p>
         </w:tc>
@@ -8634,7 +8628,7 @@
               <w:rPr>
                 <w:rStyle w:val="BlueAdd"/>
               </w:rPr>
-              <w:t xml:space="preserve">Service-oriented architecture backed by blockchain that stores subject-of-care consents immutably, enforces fine-grained access to health data according to those consents and exposes audit tasks to supervisory authorities and patients, using HL7 and access-control standards.</w:t>
+              <w:t xml:space="preserve">Conceptual framework that reviews blockchain, self-sovereign identity and de-identified tokens for a consent management system able to track consent and data utilisation across clinical, app and wearable data.</w:t>
             </w:r>
           </w:p>
         </w:tc>
@@ -8649,7 +8643,7 @@
               <w:rPr>
                 <w:rStyle w:val="BlueAdd"/>
               </w:rPr>
-              <w:t xml:space="preserve">Consent is stored and executed, but the requester’s authority and any multi-party approval are outside the model; enforcement follows the record rather than an evaluated decision.</w:t>
+              <w:t xml:space="preserve">Early-stage conceptual framework; identity and consent components are listed rather than combined into an authorisation decision.</w:t>
             </w:r>
           </w:p>
         </w:tc>
@@ -8709,7 +8703,7 @@
               <w:rPr>
                 <w:rStyle w:val="BlueAdd"/>
               </w:rPr>
-              <w:t xml:space="preserve">√</w:t>
+              <w:t xml:space="preserve">×</w:t>
             </w:r>
           </w:p>
         </w:tc>
@@ -8744,7 +8738,7 @@
               <w:rPr>
                 <w:rStyle w:val="BlueAdd"/>
               </w:rPr>
-              <w:t xml:space="preserve">S9 [32]</w:t>
+              <w:t xml:space="preserve">S9 [10]</w:t>
             </w:r>
           </w:p>
         </w:tc>
@@ -8759,7 +8753,7 @@
               <w:rPr>
                 <w:rStyle w:val="BlueAdd"/>
               </w:rPr>
-              <w:t xml:space="preserve">Conceptual framework that reviews blockchain, self-sovereign identity and de-identified tokens for a consent management system able to track consent and data utilisation across clinical, app and wearable data.</w:t>
+              <w:t xml:space="preserve">Scoping review (74 studies, 2007–2021) of the views, use and experiences of children, adolescents, parents and clinicians regarding web-based access to paediatric electronic health records, including parental proxy access and the age at which access changes.</w:t>
             </w:r>
           </w:p>
         </w:tc>
@@ -8774,7 +8768,7 @@
               <w:rPr>
                 <w:rStyle w:val="BlueAdd"/>
               </w:rPr>
-              <w:t xml:space="preserve">Early-stage conceptual framework; identity and consent components are listed rather than combined into an authorisation decision.</w:t>
+              <w:t xml:space="preserve">Establishes that guardian and proxy access varies between providers and that adolescent confidentiality is the main concern, but offers no mechanism for verifying a guardian’s authority or for joint approval.</w:t>
             </w:r>
           </w:p>
         </w:tc>
@@ -8789,6 +8783,21 @@
               <w:rPr>
                 <w:rStyle w:val="BlueAdd"/>
               </w:rPr>
+              <w:t xml:space="preserve">×</w:t>
+            </w:r>
+          </w:p>
+        </w:tc>
+        <w:tc>
+          <w:tcPr/>
+          <w:p>
+            <w:pPr>
+              <w:pStyle w:val="Compact"/>
+              <w:jc w:val="center"/>
+            </w:pPr>
+            <w:r>
+              <w:rPr>
+                <w:rStyle w:val="BlueAdd"/>
+              </w:rPr>
               <w:t xml:space="preserve">√</w:t>
             </w:r>
           </w:p>
@@ -8835,21 +8844,6 @@
                 <w:rStyle w:val="BlueAdd"/>
               </w:rPr>
               <w:t xml:space="preserve">×</w:t>
-            </w:r>
-          </w:p>
-        </w:tc>
-        <w:tc>
-          <w:tcPr/>
-          <w:p>
-            <w:pPr>
-              <w:pStyle w:val="Compact"/>
-              <w:jc w:val="center"/>
-            </w:pPr>
-            <w:r>
-              <w:rPr>
-                <w:rStyle w:val="BlueAdd"/>
-              </w:rPr>
-              <w:t xml:space="preserve">√</w:t>
             </w:r>
           </w:p>
         </w:tc>
@@ -8909,13 +8903,13 @@
         <w:rPr>
           <w:rStyle w:val="PinkDelete"/>
         </w:rPr>
-        <w:t xml:space="preserve">[2, 3, 4, 8]</w:t>
+        <w:t xml:space="preserve">[2, 3, 4, 9]</w:t>
       </w:r>
       <w:r>
         <w:rPr>
           <w:rStyle w:val="PinkFix"/>
         </w:rPr>
-        <w:t xml:space="preserve">[2, 3, 4, 8]</w:t>
+        <w:t xml:space="preserve">[2, 3, 4, 9]</w:t>
       </w:r>
       <w:r>
         <w:t xml:space="preserve">. More generally, blockchain has been studied as an infrastructure for trustworthy data sharing and</w:t>
@@ -8927,13 +8921,13 @@
         <w:rPr>
           <w:rStyle w:val="PinkDelete"/>
         </w:rPr>
-        <w:t xml:space="preserve">decentralised decision-making across organisational boundaries [23, 29]</w:t>
+        <w:t xml:space="preserve">decentralised decision-making across organisational boundaries [25]</w:t>
       </w:r>
       <w:r>
         <w:rPr>
           <w:rStyle w:val="PinkFix"/>
         </w:rPr>
-        <w:t xml:space="preserve">decentralised decision-making across organisational boundaries [23, 29]</w:t>
+        <w:t xml:space="preserve">decentralised decision-making across organisational boundaries [8, 25]</w:t>
       </w:r>
       <w:r>
         <w:t xml:space="preserve">.</w:t>
@@ -8959,7 +8953,7 @@
         <w:rPr>
           <w:rStyle w:val="PinkFix"/>
         </w:rPr>
-        <w:t xml:space="preserve">This characteristic strengthens auditability and provides evidence that recorded information has not been modified without detection [2, 23].</w:t>
+        <w:t xml:space="preserve">This characteristic strengthens auditability and provides evidence that recorded information has not been modified without detection [2, 25].</w:t>
       </w:r>
     </w:p>
     <w:p>
@@ -8976,13 +8970,13 @@
         <w:rPr>
           <w:rStyle w:val="PinkDelete"/>
         </w:rPr>
-        <w:t xml:space="preserve">[3, 4, 8, 28]</w:t>
+        <w:t xml:space="preserve">[3, 4, 9, 30]</w:t>
       </w:r>
       <w:r>
         <w:rPr>
           <w:rStyle w:val="PinkFix"/>
         </w:rPr>
-        <w:t xml:space="preserve">[3, 4, 8, 28]</w:t>
+        <w:t xml:space="preserve">[3, 4, 9, 30]</w:t>
       </w:r>
       <w:r>
         <w:t xml:space="preserve">.</w:t>
@@ -9632,7 +9626,7 @@
               <w:rPr>
                 <w:rStyle w:val="BlueAdd"/>
               </w:rPr>
-              <w:t xml:space="preserve">S13 [8]</w:t>
+              <w:t xml:space="preserve">S13 [9]</w:t>
             </w:r>
           </w:p>
         </w:tc>
@@ -9757,7 +9751,7 @@
               <w:rPr>
                 <w:rStyle w:val="BlueAdd"/>
               </w:rPr>
-              <w:t xml:space="preserve">S14 [23]</w:t>
+              <w:t xml:space="preserve">S14 [25]</w:t>
             </w:r>
           </w:p>
         </w:tc>
@@ -9833,131 +9827,6 @@
                 <w:rStyle w:val="BlueAdd"/>
               </w:rPr>
               <w:t xml:space="preserve">×</w:t>
-            </w:r>
-          </w:p>
-        </w:tc>
-        <w:tc>
-          <w:tcPr/>
-          <w:p>
-            <w:pPr>
-              <w:pStyle w:val="Compact"/>
-              <w:jc w:val="center"/>
-            </w:pPr>
-            <w:r>
-              <w:rPr>
-                <w:rStyle w:val="BlueAdd"/>
-              </w:rPr>
-              <w:t xml:space="preserve">×</w:t>
-            </w:r>
-          </w:p>
-        </w:tc>
-        <w:tc>
-          <w:tcPr/>
-          <w:p>
-            <w:pPr>
-              <w:pStyle w:val="Compact"/>
-              <w:jc w:val="center"/>
-            </w:pPr>
-            <w:r>
-              <w:rPr>
-                <w:rStyle w:val="BlueAdd"/>
-              </w:rPr>
-              <w:t xml:space="preserve">√</w:t>
-            </w:r>
-          </w:p>
-        </w:tc>
-      </w:tr>
-      <w:tr>
-        <w:trPr>
-          <w:cantSplit/>
-        </w:trPr>
-        <w:tc>
-          <w:tcPr/>
-          <w:p>
-            <w:pPr>
-              <w:pStyle w:val="Compact"/>
-              <w:jc w:val="left"/>
-            </w:pPr>
-            <w:r>
-              <w:rPr>
-                <w:rStyle w:val="BlueAdd"/>
-              </w:rPr>
-              <w:t xml:space="preserve">S15 [29]</w:t>
-            </w:r>
-          </w:p>
-        </w:tc>
-        <w:tc>
-          <w:tcPr/>
-          <w:p>
-            <w:pPr>
-              <w:pStyle w:val="Compact"/>
-              <w:jc w:val="left"/>
-            </w:pPr>
-            <w:r>
-              <w:rPr>
-                <w:rStyle w:val="BlueAdd"/>
-              </w:rPr>
-              <w:t xml:space="preserve">Review of decentralised decision-making with big data and blockchain, including DAO governance and the Estonian healthcare case.</w:t>
-            </w:r>
-          </w:p>
-        </w:tc>
-        <w:tc>
-          <w:tcPr/>
-          <w:p>
-            <w:pPr>
-              <w:pStyle w:val="Compact"/>
-              <w:jc w:val="left"/>
-            </w:pPr>
-            <w:r>
-              <w:rPr>
-                <w:rStyle w:val="BlueAdd"/>
-              </w:rPr>
-              <w:t xml:space="preserve">Collective decision-making is discussed at governance level, not as a verifiable condition inside a consent object.</w:t>
-            </w:r>
-          </w:p>
-        </w:tc>
-        <w:tc>
-          <w:tcPr/>
-          <w:p>
-            <w:pPr>
-              <w:pStyle w:val="Compact"/>
-              <w:jc w:val="center"/>
-            </w:pPr>
-            <w:r>
-              <w:rPr>
-                <w:rStyle w:val="BlueAdd"/>
-              </w:rPr>
-              <w:t xml:space="preserve">×</w:t>
-            </w:r>
-          </w:p>
-        </w:tc>
-        <w:tc>
-          <w:tcPr/>
-          <w:p>
-            <w:pPr>
-              <w:pStyle w:val="Compact"/>
-              <w:jc w:val="center"/>
-            </w:pPr>
-            <w:r>
-              <w:rPr>
-                <w:rStyle w:val="BlueAdd"/>
-              </w:rPr>
-              <w:t xml:space="preserve">×</w:t>
-            </w:r>
-          </w:p>
-        </w:tc>
-        <w:tc>
-          <w:tcPr/>
-          <w:p>
-            <w:pPr>
-              <w:pStyle w:val="Compact"/>
-              <w:jc w:val="center"/>
-            </w:pPr>
-            <w:r>
-              <w:rPr>
-                <w:rStyle w:val="BlueAdd"/>
-              </w:rPr>
-              <w:t xml:space="preserve">√</w:t>
             </w:r>
           </w:p>
         </w:tc>
@@ -10035,13 +9904,13 @@
         <w:rPr>
           <w:rStyle w:val="PinkDelete"/>
         </w:rPr>
-        <w:t xml:space="preserve">[6, 16, 18, 35]</w:t>
+        <w:t xml:space="preserve">[6, 18, 20, 36]</w:t>
       </w:r>
       <w:r>
         <w:rPr>
           <w:rStyle w:val="PinkFix"/>
         </w:rPr>
-        <w:t xml:space="preserve">[6, 16, 18, 35]</w:t>
+        <w:t xml:space="preserve">[6, 18, 20, 36]</w:t>
       </w:r>
       <w:r>
         <w:t xml:space="preserve">.</w:t>
@@ -10061,13 +9930,13 @@
         <w:rPr>
           <w:rStyle w:val="PinkDelete"/>
         </w:rPr>
-        <w:t xml:space="preserve">established or validated [6, 35]</w:t>
+        <w:t xml:space="preserve">established or validated [6, 36]</w:t>
       </w:r>
       <w:r>
         <w:rPr>
           <w:rStyle w:val="PinkFix"/>
         </w:rPr>
-        <w:t xml:space="preserve">established or validated [6, 35]</w:t>
+        <w:t xml:space="preserve">established or validated [6, 36]</w:t>
       </w:r>
       <w:r>
         <w:t xml:space="preserve">. Other studies have examined privacy-preserving authentication and selective disclosure, allowing participants to prove selected attributes without unnecessarily</w:t>
@@ -10079,13 +9948,13 @@
         <w:rPr>
           <w:rStyle w:val="PinkDelete"/>
         </w:rPr>
-        <w:t xml:space="preserve">revealing additional information [7, 24]</w:t>
+        <w:t xml:space="preserve">revealing additional information [7, 26]</w:t>
       </w:r>
       <w:r>
         <w:rPr>
           <w:rStyle w:val="PinkFix"/>
         </w:rPr>
-        <w:t xml:space="preserve">revealing additional information [7, 24]</w:t>
+        <w:t xml:space="preserve">revealing additional information [7, 26]</w:t>
       </w:r>
       <w:r>
         <w:t xml:space="preserve">.</w:t>
@@ -10102,7 +9971,7 @@
         <w:rPr>
           <w:rStyle w:val="PinkFix"/>
         </w:rPr>
-        <w:t xml:space="preserve">Reviews of blockchain-based identity management for the Internet of Things reach the same conclusion for constrained devices [15, 16].</w:t>
+        <w:t xml:space="preserve">Reviews of blockchain-based identity management for the Internet of Things reach the same conclusion for constrained devices [17, 18].</w:t>
       </w:r>
       <w:r>
         <w:t xml:space="preserve"> </w:t>
@@ -10496,7 +10365,7 @@
               <w:rPr>
                 <w:rStyle w:val="BlueAdd"/>
               </w:rPr>
-              <w:t xml:space="preserve">S16 [6]</w:t>
+              <w:t xml:space="preserve">S15 [6]</w:t>
             </w:r>
           </w:p>
         </w:tc>
@@ -10621,7 +10490,7 @@
               <w:rPr>
                 <w:rStyle w:val="BlueAdd"/>
               </w:rPr>
-              <w:t xml:space="preserve">S17 [7]</w:t>
+              <w:t xml:space="preserve">S16 [7]</w:t>
             </w:r>
           </w:p>
         </w:tc>
@@ -10746,7 +10615,7 @@
               <w:rPr>
                 <w:rStyle w:val="BlueAdd"/>
               </w:rPr>
-              <w:t xml:space="preserve">S18 [15]</w:t>
+              <w:t xml:space="preserve">S17 [17]</w:t>
             </w:r>
           </w:p>
         </w:tc>
@@ -10871,7 +10740,7 @@
               <w:rPr>
                 <w:rStyle w:val="BlueAdd"/>
               </w:rPr>
-              <w:t xml:space="preserve">S19 [16]</w:t>
+              <w:t xml:space="preserve">S18 [18]</w:t>
             </w:r>
           </w:p>
         </w:tc>
@@ -10996,7 +10865,7 @@
               <w:rPr>
                 <w:rStyle w:val="BlueAdd"/>
               </w:rPr>
-              <w:t xml:space="preserve">S20 [18]</w:t>
+              <w:t xml:space="preserve">S19 [20]</w:t>
             </w:r>
           </w:p>
         </w:tc>
@@ -11121,7 +10990,7 @@
               <w:rPr>
                 <w:rStyle w:val="BlueAdd"/>
               </w:rPr>
-              <w:t xml:space="preserve">S21 [24]</w:t>
+              <w:t xml:space="preserve">S20 [26]</w:t>
             </w:r>
           </w:p>
         </w:tc>
@@ -11246,7 +11115,7 @@
               <w:rPr>
                 <w:rStyle w:val="BlueAdd"/>
               </w:rPr>
-              <w:t xml:space="preserve">S22 [35]</w:t>
+              <w:t xml:space="preserve">S21 [36]</w:t>
             </w:r>
           </w:p>
         </w:tc>
@@ -11411,13 +11280,13 @@
         <w:rPr>
           <w:rStyle w:val="PinkDelete"/>
         </w:rPr>
-        <w:t xml:space="preserve">different responsibilities and authority levels [9]</w:t>
+        <w:t xml:space="preserve">different responsibilities and authority levels [11]</w:t>
       </w:r>
       <w:r>
         <w:rPr>
           <w:rStyle w:val="PinkFix"/>
         </w:rPr>
-        <w:t xml:space="preserve">different responsibilities and authority levels [9, 31]</w:t>
+        <w:t xml:space="preserve">different responsibilities and authority levels [10, 11]</w:t>
       </w:r>
       <w:r>
         <w:t xml:space="preserve">.</w:t>
@@ -11428,7 +11297,7 @@
         <w:pStyle w:val="BodyText"/>
       </w:pPr>
       <w:r>
-        <w:t xml:space="preserve">More generally, multi-party data-sharing environments require mechanisms capable of supporting collaborative governance. Research on decentralised data trusts has explored platforms through which multiple parties can participate in data-sharing arrangements and governance processes [17].</w:t>
+        <w:t xml:space="preserve">More generally, multi-party data-sharing environments require mechanisms capable of supporting collaborative governance. Research on decentralised data trusts has explored platforms through which multiple parties can participate in data-sharing arrangements and governance processes [19].</w:t>
       </w:r>
       <w:r>
         <w:rPr>
@@ -11440,7 +11309,22 @@
         <w:t xml:space="preserve"> </w:t>
       </w:r>
       <w:r>
-        <w:t xml:space="preserve">Decentralised decision-making has also been investigated in combination with blockchain and large-scale data systems [29]. FutureDID further demonstrates that multi-party verification can be incorporated into decentralised identity processes [6].</w:t>
+        <w:rPr>
+          <w:rStyle w:val="PinkDelete"/>
+        </w:rPr>
+        <w:t xml:space="preserve">Decentralised decision-making has also been investigated in combination with blockchain and large-scale data systems [29].</w:t>
+      </w:r>
+      <w:r>
+        <w:rPr>
+          <w:rStyle w:val="PinkFix"/>
+        </w:rPr>
+        <w:t xml:space="preserve">A blockchain-aided data-governance framework for multi-stakeholder applications lets the data owner manage consent and disclose data selectively while the data consumers verify its provenance, and demonstrates this on an e-prescription case involving patients, doctors and pharmacists [8].</w:t>
+      </w:r>
+      <w:r>
+        <w:t xml:space="preserve"> </w:t>
+      </w:r>
+      <w:r>
+        <w:t xml:space="preserve">FutureDID further demonstrates that multi-party verification can be incorporated into decentralised identity processes [6].</w:t>
       </w:r>
     </w:p>
     <w:p>
@@ -11467,7 +11351,7 @@
         <w:rPr>
           <w:rStyle w:val="BlueAdd"/>
         </w:rPr>
-        <w:t xml:space="preserve">The closest existing approach to threshold-based authorisation is the multi-party pre-authorisation protocol of Tan et al. [27], in which a patient pre-delegates access authorisation to several parties using self-sovereign identity, secure multi-party computation and threshold cryptography, so that a record can be released only when a threshold of shares is combined. The threshold applies to cryptographic shares held by parties chosen in advance, however, and the resulting approval is not evaluated against the requester’s authority or the purpose and scope of the request.</w:t>
+        <w:t xml:space="preserve">The closest existing approach to threshold-based authorisation is the multi-party pre-authorisation protocol of Tan et al. [29], in which a patient pre-delegates access authorisation to several parties using self-sovereign identity, secure multi-party computation and threshold cryptography, so that a record can be released only when a threshold of shares is combined. The threshold applies to cryptographic shares held by parties chosen in advance, however, and the resulting approval is not evaluated against the requester’s authority or the purpose and scope of the request.</w:t>
       </w:r>
     </w:p>
     <w:p>
@@ -11715,7 +11599,7 @@
               <w:rPr>
                 <w:rStyle w:val="BlueAdd"/>
               </w:rPr>
-              <w:t xml:space="preserve">S23 [1]</w:t>
+              <w:t xml:space="preserve">S22 [1]</w:t>
             </w:r>
           </w:p>
         </w:tc>
@@ -11840,7 +11724,7 @@
               <w:rPr>
                 <w:rStyle w:val="BlueAdd"/>
               </w:rPr>
-              <w:t xml:space="preserve">S24 [17]</w:t>
+              <w:t xml:space="preserve">S23 [19]</w:t>
             </w:r>
           </w:p>
         </w:tc>
@@ -11965,7 +11849,132 @@
               <w:rPr>
                 <w:rStyle w:val="BlueAdd"/>
               </w:rPr>
-              <w:t xml:space="preserve">S25 [27]</w:t>
+              <w:t xml:space="preserve">S24 [8]</w:t>
+            </w:r>
+          </w:p>
+        </w:tc>
+        <w:tc>
+          <w:tcPr/>
+          <w:p>
+            <w:pPr>
+              <w:pStyle w:val="Compact"/>
+              <w:jc w:val="left"/>
+            </w:pPr>
+            <w:r>
+              <w:rPr>
+                <w:rStyle w:val="BlueAdd"/>
+              </w:rPr>
+              <w:t xml:space="preserve">Decentralised data-governance framework for multi-stakeholder applications that combines blockchain, proxy re-encryption and BBS signatures so that data owners can manage consent, disclose data selectively and let consumers verify provenance, evaluated on an e-prescription use case with patients, doctors and pharmacists.</w:t>
+            </w:r>
+          </w:p>
+        </w:tc>
+        <w:tc>
+          <w:tcPr/>
+          <w:p>
+            <w:pPr>
+              <w:pStyle w:val="Compact"/>
+              <w:jc w:val="left"/>
+            </w:pPr>
+            <w:r>
+              <w:rPr>
+                <w:rStyle w:val="BlueAdd"/>
+              </w:rPr>
+              <w:t xml:space="preserve">Consent and selective disclosure are controlled by the data owner alone; the requester’s authority and any multi-party approval threshold are not evaluated before the data is released.</w:t>
+            </w:r>
+          </w:p>
+        </w:tc>
+        <w:tc>
+          <w:tcPr/>
+          <w:p>
+            <w:pPr>
+              <w:pStyle w:val="Compact"/>
+              <w:jc w:val="center"/>
+            </w:pPr>
+            <w:r>
+              <w:rPr>
+                <w:rStyle w:val="BlueAdd"/>
+              </w:rPr>
+              <w:t xml:space="preserve">√</w:t>
+            </w:r>
+          </w:p>
+        </w:tc>
+        <w:tc>
+          <w:tcPr/>
+          <w:p>
+            <w:pPr>
+              <w:pStyle w:val="Compact"/>
+              <w:jc w:val="center"/>
+            </w:pPr>
+            <w:r>
+              <w:rPr>
+                <w:rStyle w:val="BlueAdd"/>
+              </w:rPr>
+              <w:t xml:space="preserve">×</w:t>
+            </w:r>
+          </w:p>
+        </w:tc>
+        <w:tc>
+          <w:tcPr/>
+          <w:p>
+            <w:pPr>
+              <w:pStyle w:val="Compact"/>
+              <w:jc w:val="center"/>
+            </w:pPr>
+            <w:r>
+              <w:rPr>
+                <w:rStyle w:val="BlueAdd"/>
+              </w:rPr>
+              <w:t xml:space="preserve">×</w:t>
+            </w:r>
+          </w:p>
+        </w:tc>
+        <w:tc>
+          <w:tcPr/>
+          <w:p>
+            <w:pPr>
+              <w:pStyle w:val="Compact"/>
+              <w:jc w:val="center"/>
+            </w:pPr>
+            <w:r>
+              <w:rPr>
+                <w:rStyle w:val="BlueAdd"/>
+              </w:rPr>
+              <w:t xml:space="preserve">√</w:t>
+            </w:r>
+          </w:p>
+        </w:tc>
+        <w:tc>
+          <w:tcPr/>
+          <w:p>
+            <w:pPr>
+              <w:pStyle w:val="Compact"/>
+              <w:jc w:val="center"/>
+            </w:pPr>
+            <w:r>
+              <w:rPr>
+                <w:rStyle w:val="BlueAdd"/>
+              </w:rPr>
+              <w:t xml:space="preserve">√</w:t>
+            </w:r>
+          </w:p>
+        </w:tc>
+      </w:tr>
+      <w:tr>
+        <w:trPr>
+          <w:cantSplit/>
+        </w:trPr>
+        <w:tc>
+          <w:tcPr/>
+          <w:p>
+            <w:pPr>
+              <w:pStyle w:val="Compact"/>
+              <w:jc w:val="left"/>
+            </w:pPr>
+            <w:r>
+              <w:rPr>
+                <w:rStyle w:val="BlueAdd"/>
+              </w:rPr>
+              <w:t xml:space="preserve">S25 [29]</w:t>
             </w:r>
           </w:p>
         </w:tc>
@@ -12121,7 +12130,7 @@
         <w:pStyle w:val="FirstParagraph"/>
       </w:pPr>
       <w:r>
-        <w:t xml:space="preserve">Healthcare access-control research has developed a broad range of mechanisms for restricting access according to roles, attributes, risk conditions, contextual information, and usage constraints. Attribute-based encryption and decentralised key-management approaches, for example, provide mechanisms for protecting healthcare data through fine-grained cryptographic access policies [34]. Risk-aware and usage-control models have further investigated how access decisions can incorporate dynamic conditions and constraints beyond traditional role-based permissions [11].</w:t>
+        <w:t xml:space="preserve">Healthcare access-control research has developed a broad range of mechanisms for restricting access according to roles, attributes, risk conditions, contextual information, and usage constraints. Attribute-based encryption and decentralised key-management approaches, for example, provide mechanisms for protecting healthcare data through fine-grained cryptographic access policies [35]. Risk-aware and usage-control models have further investigated how access decisions can incorporate dynamic conditions and constraints beyond traditional role-based permissions [13].</w:t>
       </w:r>
     </w:p>
     <w:p>
@@ -12129,7 +12138,7 @@
         <w:pStyle w:val="BodyText"/>
       </w:pPr>
       <w:r>
-        <w:t xml:space="preserve">Recent surveys demonstrate the continuing development of blockchain-based healthcare access control and healthcare IoT security, highlighting the importance of privacy preservation, interoperability, scalability, and dynamic access management [22, 28]. These approaches provide important mechanisms for determining whether an operation should be permitted under a particular set of access-control rules.</w:t>
+        <w:t xml:space="preserve">Recent surveys demonstrate the continuing development of blockchain-based healthcare access control and healthcare IoT security, highlighting the importance of privacy preservation, interoperability, scalability, and dynamic access management [24, 30]. These approaches provide important mechanisms for determining whether an operation should be permitted under a particular set of access-control rules.</w:t>
       </w:r>
     </w:p>
     <w:p>
@@ -12715,7 +12724,7 @@
         <w:rPr>
           <w:rStyle w:val="BlueAdd"/>
         </w:rPr>
-        <w:t xml:space="preserve">Purpose-based access control has also been combined with blockchain audit trails so that every access is recorded together with its declared purpose [30], and policy-based access control governed by smart contracts allows the subject, controller and requester roles of the GDPR to grant, revoke and inspect access rights [33]. In both cases the purpose is checked against a policy rather than against the purpose the patient consented to. SmartAccess goes further by letting the organisations involved agree jointly on attribute-based access policies enforced by smart contracts [5]; the agreement is between organisations, however, rather than between the patient and the parties who must approve access.</w:t>
+        <w:t xml:space="preserve">Purpose-based access control has also been combined with blockchain audit trails so that every access is recorded together with its declared purpose [31], and policy-based access control governed by smart contracts allows the subject, controller and requester roles of the GDPR to grant, revoke and inspect access rights [34]. In both cases the purpose is checked against a policy rather than against the purpose the patient consented to. SmartAccess goes further by letting the organisations involved agree jointly on attribute-based access policies enforced by smart contracts [5]; the agreement is between organisations, however, rather than between the patient and the parties who must approve access.</w:t>
       </w:r>
     </w:p>
     <w:p>
@@ -12963,7 +12972,7 @@
               <w:rPr>
                 <w:rStyle w:val="BlueAdd"/>
               </w:rPr>
-              <w:t xml:space="preserve">S26 [11]</w:t>
+              <w:t xml:space="preserve">S26 [13]</w:t>
             </w:r>
           </w:p>
         </w:tc>
@@ -13088,7 +13097,7 @@
               <w:rPr>
                 <w:rStyle w:val="BlueAdd"/>
               </w:rPr>
-              <w:t xml:space="preserve">S27 [22]</w:t>
+              <w:t xml:space="preserve">S27 [24]</w:t>
             </w:r>
           </w:p>
         </w:tc>
@@ -13213,7 +13222,7 @@
               <w:rPr>
                 <w:rStyle w:val="BlueAdd"/>
               </w:rPr>
-              <w:t xml:space="preserve">S28 [28]</w:t>
+              <w:t xml:space="preserve">S28 [30]</w:t>
             </w:r>
           </w:p>
         </w:tc>
@@ -13338,7 +13347,7 @@
               <w:rPr>
                 <w:rStyle w:val="BlueAdd"/>
               </w:rPr>
-              <w:t xml:space="preserve">S29 [34]</w:t>
+              <w:t xml:space="preserve">S29 [35]</w:t>
             </w:r>
           </w:p>
         </w:tc>
@@ -13588,7 +13597,7 @@
               <w:rPr>
                 <w:rStyle w:val="BlueAdd"/>
               </w:rPr>
-              <w:t xml:space="preserve">S31 [30]</w:t>
+              <w:t xml:space="preserve">S31 [31]</w:t>
             </w:r>
           </w:p>
         </w:tc>
@@ -13713,7 +13722,7 @@
               <w:rPr>
                 <w:rStyle w:val="BlueAdd"/>
               </w:rPr>
-              <w:t xml:space="preserve">S32 [33]</w:t>
+              <w:t xml:space="preserve">S32 [34]</w:t>
             </w:r>
           </w:p>
         </w:tc>
@@ -13857,7 +13866,7 @@
         <w:pStyle w:val="FirstParagraph"/>
       </w:pPr>
       <w:r>
-        <w:t xml:space="preserve">Trusted Computing provides an additional perspective on the protection and verification of security-critical processes. Trusted Execution Environments (TEEs), for example, provide hardware-supported isolation that can protect sensitive computation from compromised or untrusted operating environments [20]. Remote attestation mechanisms can further provide evidence concerning the integrity of the execution environment in which a security-sensitive process is performed.</w:t>
+        <w:t xml:space="preserve">Trusted Computing provides an additional perspective on the protection and verification of security-critical processes. Trusted Execution Environments (TEEs), for example, provide hardware-supported isolation that can protect sensitive computation from compromised or untrusted operating environments [22]. Remote attestation mechanisms can further provide evidence concerning the integrity of the execution environment in which a security-sensitive process is performed.</w:t>
       </w:r>
     </w:p>
     <w:p>
@@ -14129,7 +14138,7 @@
               <w:rPr>
                 <w:rStyle w:val="BlueAdd"/>
               </w:rPr>
-              <w:t xml:space="preserve">S33 [20]</w:t>
+              <w:t xml:space="preserve">S33 [22]</w:t>
             </w:r>
           </w:p>
         </w:tc>
@@ -14483,13 +14492,13 @@
               <w:rPr>
                 <w:rStyle w:val="PinkDelete"/>
               </w:rPr>
-              <w:t xml:space="preserve">[10, 12, 13, 14, 19, 21, 31]</w:t>
+              <w:t xml:space="preserve">[12, 14, 15, 16, 21, 23, 32]</w:t>
             </w:r>
             <w:r>
               <w:rPr>
                 <w:rStyle w:val="PinkFix"/>
               </w:rPr>
-              <w:t xml:space="preserve">[10, 13, 19, 21, 25, 26, 31, 32]</w:t>
+              <w:t xml:space="preserve">[10, 12, 15, 21, 23, 27, 28, 33]</w:t>
             </w:r>
           </w:p>
         </w:tc>
@@ -14545,13 +14554,13 @@
               <w:rPr>
                 <w:rStyle w:val="PinkDelete"/>
               </w:rPr>
-              <w:t xml:space="preserve">[2, 3, 4, 8, 23, 29]</w:t>
+              <w:t xml:space="preserve">[2, 3, 4, 9, 25]</w:t>
             </w:r>
             <w:r>
               <w:rPr>
                 <w:rStyle w:val="PinkFix"/>
               </w:rPr>
-              <w:t xml:space="preserve">[2, 3, 4, 8, 23, 29]</w:t>
+              <w:t xml:space="preserve">[2, 3, 4, 9, 25]</w:t>
             </w:r>
           </w:p>
         </w:tc>
@@ -14604,7 +14613,7 @@
               <w:jc w:val="left"/>
             </w:pPr>
             <w:r>
-              <w:t xml:space="preserve">[6, 7, 16, 18, 24, 35]</w:t>
+              <w:t xml:space="preserve">[6, 7, 18, 20, 26, 36]</w:t>
             </w:r>
           </w:p>
         </w:tc>
@@ -14660,13 +14669,13 @@
               <w:rPr>
                 <w:rStyle w:val="PinkDelete"/>
               </w:rPr>
-              <w:t xml:space="preserve">[6, 9, 17]</w:t>
+              <w:t xml:space="preserve">[6, 11, 19]</w:t>
             </w:r>
             <w:r>
               <w:rPr>
                 <w:rStyle w:val="PinkFix"/>
               </w:rPr>
-              <w:t xml:space="preserve">[1, 6, 9, 17, 27, 31]</w:t>
+              <w:t xml:space="preserve">[1, 6, 8, 11, 19, 29]</w:t>
             </w:r>
           </w:p>
         </w:tc>
@@ -14722,13 +14731,13 @@
               <w:rPr>
                 <w:rStyle w:val="PinkDelete"/>
               </w:rPr>
-              <w:t xml:space="preserve">[11, 22, 28, 34]</w:t>
+              <w:t xml:space="preserve">[13, 24, 30, 35]</w:t>
             </w:r>
             <w:r>
               <w:rPr>
                 <w:rStyle w:val="PinkFix"/>
               </w:rPr>
-              <w:t xml:space="preserve">[5, 11, 22, 28, 30, 33, 34]</w:t>
+              <w:t xml:space="preserve">[5, 13, 24, 30, 31, 34, 35]</w:t>
             </w:r>
           </w:p>
         </w:tc>
@@ -14784,13 +14793,13 @@
               <w:rPr>
                 <w:rStyle w:val="PinkDelete"/>
               </w:rPr>
-              <w:t xml:space="preserve">[20]</w:t>
+              <w:t xml:space="preserve">[22]</w:t>
             </w:r>
             <w:r>
               <w:rPr>
                 <w:rStyle w:val="PinkFix"/>
               </w:rPr>
-              <w:t xml:space="preserve">[20]</w:t>
+              <w:t xml:space="preserve">[22]</w:t>
             </w:r>
           </w:p>
         </w:tc>
@@ -14955,7 +14964,7 @@
         <w:rPr>
           <w:rStyle w:val="BlueAdd"/>
         </w:rPr>
-        <w:t xml:space="preserve">Only S2, S3, S4, S5, S7, S8, S9, S14 treat consent as more than a stored permission, and even these stop at recording, encrypting, executing or legally defining consent. None of the studies represents consent as an object that carries the identity, authority, approval, purpose and scope conditions required to evaluate a later request.</w:t>
+        <w:t xml:space="preserve">Only S2, S3, S4, S5, S6, S7, S8, S14, S24 treat consent as more than a stored permission, and even these stop at recording, encrypting, executing or legally defining consent. None of the studies represents consent as an object that carries the identity, authority, approval, purpose and scope conditions required to evaluate a later request.</w:t>
       </w:r>
     </w:p>
     <w:p>
@@ -14984,7 +14993,7 @@
         <w:rPr>
           <w:rStyle w:val="BlueAdd"/>
         </w:rPr>
-        <w:t xml:space="preserve">The decentralised identity studies (S16, S17, S18, S19, S20, S21, S22), the multi-party and access-control studies S23, S25, S27 and the guardian-access policy statement S8 establish who a participant is, but in every case the credential is treated as the end of the decision. No study models the authority required by a particular consent as a condition that is verified separately from identity.</w:t>
+        <w:t xml:space="preserve">The decentralised identity studies (S15, S16, S17, S18, S19, S20, S21), the multi-party and access-control studies S22, S25, S27 and the paediatric record-access review S9 establish who a participant is, but in every case the credential is treated as the end of the decision. No study models the authority required by a particular consent as a condition that is verified separately from identity.</w:t>
       </w:r>
     </w:p>
     <w:p>
@@ -15013,7 +15022,7 @@
         <w:rPr>
           <w:rStyle w:val="BlueAdd"/>
         </w:rPr>
-        <w:t xml:space="preserve">Multi-party mechanisms appear in S15, S16, S24, S25: multi-party verification of identity claims, collective governance of data trusts, collective decision-making and threshold-based pre-authorisation of record access. In none of them is a threshold of independently verified approvals attached to the patient’s consent and evaluated when access is requested.</w:t>
+        <w:t xml:space="preserve">Multi-party mechanisms appear in S15, S23, S25: multi-party verification of identity claims, collective governance of data trusts, collective decision-making and threshold-based pre-authorisation of record access. In none of them is a threshold of independently verified approvals attached to the patient’s consent and evaluated when access is requested.</w:t>
       </w:r>
     </w:p>
     <w:p>
@@ -15042,7 +15051,7 @@
         <w:rPr>
           <w:rStyle w:val="BlueAdd"/>
         </w:rPr>
-        <w:t xml:space="preserve">Policy-based enforcement is well covered (S8, S10, S11, S12, S13, S18, S19, S23, S24, S26, S27, S28, S29, S30, S31, S32), yet the policy is evaluated against roles, attributes, purpose trees or risk rather than against the purpose and data scope stated in the patient’s consent, so a verified and approved requester can still obtain data outside the authorised scope.</w:t>
+        <w:t xml:space="preserve">Policy-based enforcement is well covered (S7, S10, S11, S12, S13, S17, S18, S22, S23, S24, S26, S27, S28, S29, S30, S31, S32), yet the policy is evaluated against roles, attributes, purpose trees or risk rather than against the purpose and data scope stated in the patient’s consent, so a verified and approved requester can still obtain data outside the authorised scope.</w:t>
       </w:r>
     </w:p>
     <w:p>
@@ -15071,7 +15080,7 @@
         <w:rPr>
           <w:rStyle w:val="BlueAdd"/>
         </w:rPr>
-        <w:t xml:space="preserve">Audit trails and revocation are provided by S2, S3, S7, S8, S9, S10, S11, S12, S13, S14, S15, S22, S23, S26, S28, S30, S31, S32, but expiry, revocation and state transitions of the consent itself are not evaluated at the time of the request, and the recorded evidence describes transactions rather than the trust conditions under which each decision was made.</w:t>
+        <w:t xml:space="preserve">Audit trails and revocation are provided by S2, S3, S6, S7, S8, S10, S11, S12, S13, S14, S21, S22, S24, S26, S28, S30, S31, S32, but expiry, revocation and state transitions of the consent itself are not evaluated at the time of the request, and the recorded evidence describes transactions rather than the trust conditions under which each decision was made.</w:t>
       </w:r>
     </w:p>
     <w:p>
@@ -18993,7 +19002,7 @@
         <w:pStyle w:val="BodyText"/>
       </w:pPr>
       <w:r>
-        <w:t xml:space="preserve">The empirical component evaluates whether the implemented HALAH framework realises these defined properties in representative decentralised healthcare data-sharing scenarios. Synthetic healthcare records derived from the Synthea dataset [40] are used to construct representative consent workflows. The evaluation considers both successful and unsuccessful authorisation scenarios, including valid identity and credential verification, invalid identity or credential submission, insufficient multi-party approval, valid threshold-based approval, unauthorised data-scope requests, purpose violations, expired consent, revoked consent, and invalid lifecycle transitions.</w:t>
+        <w:t xml:space="preserve">The empirical component evaluates whether the implemented HALAH framework realises these defined properties in representative decentralised healthcare data-sharing scenarios. Synthetic healthcare records derived from the Synthea dataset [41] are used to construct representative consent workflows. The evaluation considers both successful and unsuccessful authorisation scenarios, including valid identity and credential verification, invalid identity or credential submission, insufficient multi-party approval, valid threshold-based approval, unauthorised data-scope requests, purpose violations, expired consent, revoked consent, and invalid lifecycle transitions.</w:t>
       </w:r>
     </w:p>
     <w:p>
@@ -27278,7 +27287,7 @@
         <w:pStyle w:val="BodyText"/>
       </w:pPr>
       <w:r>
-        <w:t xml:space="preserve">In the HALAH prototype, identity and authority are established in two separate steps. First, the guardian’s DID is checked for syntactic validity. Second, the guardian’s approval is expressed as an EIP-712 typed-data signature [41] over the consent identifier, and the approval is accepted only if the address recovered from the signature matches the address bound to that guardian DID; an approval that fails this check is rejected and does not count towards the threshold (Section 7.3). For demonstration, guardian keys are derived deterministically from the DID; in deployment, each guardian would sign the same typed data with their own wallet. Full W3C Verifiable Credential verification [43, 44], covering issuer, proof, credential status and validity period (Steps 3–4 below), is specified here but has not yet been implemented and is scheduled for Stage 2 (CA3). The prototype therefore already separates</w:t>
+        <w:t xml:space="preserve">In the HALAH prototype, identity and authority are established in two separate steps. First, the guardian’s DID is checked for syntactic validity. Second, the guardian’s approval is expressed as an EIP-712 typed-data signature [42] over the consent identifier, and the approval is accepted only if the address recovered from the signature matches the address bound to that guardian DID; an approval that fails this check is rejected and does not count towards the threshold (Section 7.3). For demonstration, guardian keys are derived deterministically from the DID; in deployment, each guardian would sign the same typed data with their own wallet. Full W3C Verifiable Credential verification [44, 45], covering issuer, proof, credential status and validity period (Steps 3–4 below), is specified here but has not yet been implemented and is scheduled for Stage 2 (CA3). The prototype therefore already separates</w:t>
       </w:r>
       <w:r>
         <w:t xml:space="preserve"> </w:t>
@@ -29707,7 +29716,7 @@
         <w:pStyle w:val="BodyText"/>
       </w:pPr>
       <w:r>
-        <w:t xml:space="preserve">In the HALAH prototype, the Guardian workflow (Figure 7.2, Section 7.3) verifies each guardian’s EIP-712 approval signature, refuses a second approval from the same guardian, adds the guardian DID to the consent’s signature set and displays the approval count against the threshold (e.g., 2/2). When the threshold is reached, a Soulbound Token (SBT) identifier is assigned, a MINT_SBT event is written to the audit log, and the consent is anchored on the Ethereum Sepolia testnet by minting a non-transferable consent token. Four such mints, made with the v2 consent contract, are recorded in Table 7.4; the v3 contract adds on-chain validity checks and ERC-5484 consensual burn [42].</w:t>
+        <w:t xml:space="preserve">In the HALAH prototype, the Guardian workflow (Figure 7.2, Section 7.3) verifies each guardian’s EIP-712 approval signature, refuses a second approval from the same guardian, adds the guardian DID to the consent’s signature set and displays the approval count against the threshold (e.g., 2/2). When the threshold is reached, a Soulbound Token (SBT) identifier is assigned, a MINT_SBT event is written to the audit log, and the consent is anchored on the Ethereum Sepolia testnet by minting a non-transferable consent token. Four such mints, made with the v2 consent contract, are recorded in Table 7.4; the v3 contract adds on-chain validity checks and ERC-5484 consensual burn [43].</w:t>
       </w:r>
     </w:p>
     <w:p>
@@ -50098,7 +50107,7 @@
               <w:jc w:val="left"/>
             </w:pPr>
             <w:r>
-              <w:t xml:space="preserve">Synthetic EMR modules [40], released only after authorisation</w:t>
+              <w:t xml:space="preserve">Synthetic EMR modules [41], released only after authorisation</w:t>
             </w:r>
           </w:p>
         </w:tc>
@@ -50139,7 +50148,7 @@
               <w:jc w:val="left"/>
             </w:pPr>
             <w:r>
-              <w:t xml:space="preserve">Soulbound consent token; on-chain validity; ERC-5484 burn [42]</w:t>
+              <w:t xml:space="preserve">Soulbound consent token; on-chain validity; ERC-5484 burn [43]</w:t>
             </w:r>
           </w:p>
         </w:tc>
@@ -51495,7 +51504,7 @@
         </w:numPr>
       </w:pPr>
       <w:r>
-        <w:t xml:space="preserve">Healthcare data are synthetic (Synthea [40]), and the blockchain is a public testnet rather than a production network.</w:t>
+        <w:t xml:space="preserve">Healthcare data are synthetic (Synthea [41]), and the blockchain is a public testnet rather than a production network.</w:t>
       </w:r>
     </w:p>
     <w:p>
@@ -53256,6 +53265,17 @@
         <w:rPr>
           <w:rStyle w:val="ReviewerNote"/>
         </w:rPr>
+        <w:t xml:space="preserve">Reference [29] removed: outside the review scope (big-data decision-making review); replaced by Garcia et al. 2022. It is no longer cited anywhere in the report; renumber the list when the report is recompiled.</w:t>
+      </w:r>
+    </w:p>
+    <w:p>
+      <w:pPr>
+        <w:pStyle w:val="ReviewerNotePara"/>
+      </w:pPr>
+      <w:r>
+        <w:rPr>
+          <w:rStyle w:val="ReviewerNote"/>
+        </w:rPr>
         <w:t xml:space="preserve">Reference [30] removed: outside the review scope (smart cities). It is no longer cited anywhere in the report; renumber the list when the report is recompiled.</w:t>
       </w:r>
     </w:p>
@@ -53466,27 +53486,6 @@
     </w:p>
     <w:p>
       <w:pPr>
-        <w:pStyle w:val="BodyText"/>
-      </w:pPr>
-      <w:r>
-        <w:t xml:space="preserve">[8] Pranto Kumar Ghosh, Arindom Chakraborty, Mehedi Hasan, Khalid Rashid, and Abdul Hasib Siddique. Blockchain application in healthcare systems: a review.</w:t>
-      </w:r>
-      <w:r>
-        <w:t xml:space="preserve"> </w:t>
-      </w:r>
-      <w:r>
-        <w:rPr>
-          <w:i/>
-          <w:iCs/>
-        </w:rPr>
-        <w:t xml:space="preserve">Systems</w:t>
-      </w:r>
-      <w:r>
-        <w:t xml:space="preserve">, 11(1):38, 2023.</w:t>
-      </w:r>
-    </w:p>
-    <w:p>
-      <w:pPr>
         <w:pStyle w:val="PinkDeletePara"/>
       </w:pPr>
       <w:r>
@@ -53518,23 +53517,33 @@
     </w:p>
     <w:p>
       <w:pPr>
-        <w:pStyle w:val="BodyText"/>
-      </w:pPr>
-      <w:r>
-        <w:t xml:space="preserve">[9] Ateya Megahed Ibrahim, Hassanat Ramadan Abdel-Aziz, Heba Ali Hamed Mohamed, Donia Elsaid Fathi Zaghamir, Nadia Mohamed Ibrahim Wahba, Ghada A Hassan, Mostafa Shaban, Mohammad El-Nablaway, Ohoud Naif Aldughmi, and Taghreed Hussien Aboelola. Balancing confidentiality and care coordination: challenges in patient privacy.</w:t>
-      </w:r>
-      <w:r>
-        <w:t xml:space="preserve"> </w:t>
-      </w:r>
-      <w:r>
-        <w:rPr>
+        <w:pStyle w:val="PinkFixPara"/>
+      </w:pPr>
+      <w:r>
+        <w:rPr>
+          <w:rStyle w:val="PinkFix"/>
+        </w:rPr>
+        <w:t xml:space="preserve">[8] Rodrigo Dutra Garcia, Gowri Ramachandran, Raja Jurdak, and Jó Ueyama. Blockchain-aided and privacy-preserving data governance in multi-stakeholder applications.</w:t>
+      </w:r>
+      <w:r>
+        <w:rPr>
+          <w:rStyle w:val="PinkFix"/>
+        </w:rPr>
+        <w:t xml:space="preserve"> </w:t>
+      </w:r>
+      <w:r>
+        <w:rPr>
+          <w:rStyle w:val="PinkFix"/>
           <w:i/>
           <w:iCs/>
         </w:rPr>
-        <w:t xml:space="preserve">BMC Nursing</w:t>
-      </w:r>
-      <w:r>
-        <w:t xml:space="preserve">, 23(1):564, 2024.</w:t>
+        <w:t xml:space="preserve">IEEE Transactions on Network and Service Management</w:t>
+      </w:r>
+      <w:r>
+        <w:rPr>
+          <w:rStyle w:val="PinkFix"/>
+        </w:rPr>
+        <w:t xml:space="preserve">, 19(4):3781–3793, 2022. doi:10.1109/TNSM.2022.3225254.</w:t>
       </w:r>
     </w:p>
     <w:p>
@@ -53542,7 +53551,7 @@
         <w:pStyle w:val="BodyText"/>
       </w:pPr>
       <w:r>
-        <w:t xml:space="preserve">[10] Vitor Jesus and Harshvardhan J Pandit. Consent receipts for a usable and auditable web of personal data.</w:t>
+        <w:t xml:space="preserve">[9] Pranto Kumar Ghosh, Arindom Chakraborty, Mehedi Hasan, Khalid Rashid, and Abdul Hasib Siddique. Blockchain application in healthcare systems: a review.</w:t>
       </w:r>
       <w:r>
         <w:t xml:space="preserve"> </w:t>
@@ -53552,31 +53561,41 @@
           <w:i/>
           <w:iCs/>
         </w:rPr>
-        <w:t xml:space="preserve">IEEE Access</w:t>
-      </w:r>
-      <w:r>
-        <w:t xml:space="preserve">, 10:28545–28563, 2022.</w:t>
-      </w:r>
-    </w:p>
-    <w:p>
-      <w:pPr>
-        <w:pStyle w:val="BodyText"/>
-      </w:pPr>
-      <w:r>
-        <w:t xml:space="preserve">[11] Rong Jiang, Xue Chen, Yimin Yu, Ying Zhang, and Weiping Ding. Risk and UCON-based access control model for healthcare big data.</w:t>
-      </w:r>
-      <w:r>
-        <w:t xml:space="preserve"> </w:t>
-      </w:r>
-      <w:r>
-        <w:rPr>
+        <w:t xml:space="preserve">Systems</w:t>
+      </w:r>
+      <w:r>
+        <w:t xml:space="preserve">, 11(1):38, 2023.</w:t>
+      </w:r>
+    </w:p>
+    <w:p>
+      <w:pPr>
+        <w:pStyle w:val="PinkFixPara"/>
+      </w:pPr>
+      <w:r>
+        <w:rPr>
+          <w:rStyle w:val="PinkFix"/>
+        </w:rPr>
+        <w:t xml:space="preserve">[10] Josefin Hagström, Charlotte Blease, Barbara Haage, Isabella Scandurra, Scharlett Hansson, and Maria Hägglund. Views, use, and experiences of web-based access to pediatric electronic health records for children, adolescents, and parents: Scoping review.</w:t>
+      </w:r>
+      <w:r>
+        <w:rPr>
+          <w:rStyle w:val="PinkFix"/>
+        </w:rPr>
+        <w:t xml:space="preserve"> </w:t>
+      </w:r>
+      <w:r>
+        <w:rPr>
+          <w:rStyle w:val="PinkFix"/>
           <w:i/>
           <w:iCs/>
         </w:rPr>
-        <w:t xml:space="preserve">Journal of Big Data</w:t>
-      </w:r>
-      <w:r>
-        <w:t xml:space="preserve">, 10(1):104, 2023.</w:t>
+        <w:t xml:space="preserve">Journal of Medical Internet Research</w:t>
+      </w:r>
+      <w:r>
+        <w:rPr>
+          <w:rStyle w:val="PinkFix"/>
+        </w:rPr>
+        <w:t xml:space="preserve">, 24(11):e40328, 2022. doi:10.2196/40328.</w:t>
       </w:r>
     </w:p>
     <w:p>
@@ -53584,7 +53603,7 @@
         <w:pStyle w:val="BodyText"/>
       </w:pPr>
       <w:r>
-        <w:t xml:space="preserve">[12] Katya Kaplow, Max Downey, Darren Stewart, Allan B Massie, Jennifer D Motter, Lauren Taylor, John Massarelli, Taylor Matalon, Carolyn Sidoti, Macey L Levan, et al. Data professionals’ attitudes on data privacy, sharing, and consent in healthcare and research.</w:t>
+        <w:t xml:space="preserve">[11] Ateya Megahed Ibrahim, Hassanat Ramadan Abdel-Aziz, Heba Ali Hamed Mohamed, Donia Elsaid Fathi Zaghamir, Nadia Mohamed Ibrahim Wahba, Ghada A Hassan, Mostafa Shaban, Mohammad El-Nablaway, Ohoud Naif Aldughmi, and Taghreed Hussien Aboelola. Balancing confidentiality and care coordination: challenges in patient privacy.</w:t>
       </w:r>
       <w:r>
         <w:t xml:space="preserve"> </w:t>
@@ -53594,10 +53613,10 @@
           <w:i/>
           <w:iCs/>
         </w:rPr>
-        <w:t xml:space="preserve">Digital Health</w:t>
-      </w:r>
-      <w:r>
-        <w:t xml:space="preserve">, 10:20552076241290964, 2024.</w:t>
+        <w:t xml:space="preserve">BMC Nursing</w:t>
+      </w:r>
+      <w:r>
+        <w:t xml:space="preserve">, 23(1):564, 2024.</w:t>
       </w:r>
     </w:p>
     <w:p>
@@ -53605,7 +53624,7 @@
         <w:pStyle w:val="BodyText"/>
       </w:pPr>
       <w:r>
-        <w:t xml:space="preserve">[13] Muhammad Irfan Khalid, Mansoor Ahmed, Markus Helfert, and Jungsuk Kim. Privacy-first paradigm for dynamic consent management systems: empowering data subjects through decentralized data controllers and privacy-preserving techniques.</w:t>
+        <w:t xml:space="preserve">[12] Vitor Jesus and Harshvardhan J Pandit. Consent receipts for a usable and auditable web of personal data.</w:t>
       </w:r>
       <w:r>
         <w:t xml:space="preserve"> </w:t>
@@ -53615,10 +53634,10 @@
           <w:i/>
           <w:iCs/>
         </w:rPr>
-        <w:t xml:space="preserve">Electronics</w:t>
-      </w:r>
-      <w:r>
-        <w:t xml:space="preserve">, 12(24):4973, 2023.</w:t>
+        <w:t xml:space="preserve">IEEE Access</w:t>
+      </w:r>
+      <w:r>
+        <w:t xml:space="preserve">, 10:28545–28563, 2022.</w:t>
       </w:r>
     </w:p>
     <w:p>
@@ -53626,7 +53645,7 @@
         <w:pStyle w:val="BodyText"/>
       </w:pPr>
       <w:r>
-        <w:t xml:space="preserve">[14] Alexander Kharlamov, Roland Hohmann, and Glann Parry. Data sharing decisions: perceptions and intentions in healthcare.</w:t>
+        <w:t xml:space="preserve">[13] Rong Jiang, Xue Chen, Yimin Yu, Ying Zhang, and Weiping Ding. Risk and UCON-based access control model for healthcare big data.</w:t>
       </w:r>
       <w:r>
         <w:t xml:space="preserve"> </w:t>
@@ -53636,10 +53655,10 @@
           <w:i/>
           <w:iCs/>
         </w:rPr>
-        <w:t xml:space="preserve">Strategic Change</w:t>
-      </w:r>
-      <w:r>
-        <w:t xml:space="preserve">, 32(6):223–237, 2023.</w:t>
+        <w:t xml:space="preserve">Journal of Big Data</w:t>
+      </w:r>
+      <w:r>
+        <w:t xml:space="preserve">, 10(1):104, 2023.</w:t>
       </w:r>
     </w:p>
     <w:p>
@@ -53647,7 +53666,7 @@
         <w:pStyle w:val="BodyText"/>
       </w:pPr>
       <w:r>
-        <w:t xml:space="preserve">[15] Behnam Khayer, Siamak Mirzaei, Hooman Alavizadeh, and Ahmad Salehi Shahraki. Blockchain for secure IoT: A review of identity management, access control, and trust mechanisms.</w:t>
+        <w:t xml:space="preserve">[14] Katya Kaplow, Max Downey, Darren Stewart, Allan B Massie, Jennifer D Motter, Lauren Taylor, John Massarelli, Taylor Matalon, Carolyn Sidoti, Macey L Levan, et al. Data professionals’ attitudes on data privacy, sharing, and consent in healthcare and research.</w:t>
       </w:r>
       <w:r>
         <w:t xml:space="preserve"> </w:t>
@@ -53657,10 +53676,10 @@
           <w:i/>
           <w:iCs/>
         </w:rPr>
-        <w:t xml:space="preserve">IoT</w:t>
-      </w:r>
-      <w:r>
-        <w:t xml:space="preserve">, 6(4):65, 2025.</w:t>
+        <w:t xml:space="preserve">Digital Health</w:t>
+      </w:r>
+      <w:r>
+        <w:t xml:space="preserve">, 10:20552076241290964, 2024.</w:t>
       </w:r>
     </w:p>
     <w:p>
@@ -53668,7 +53687,7 @@
         <w:pStyle w:val="BodyText"/>
       </w:pPr>
       <w:r>
-        <w:t xml:space="preserve">[16] Chalima Dimitra Nassar Kyriakidou, Athanasia Maria Papathanasiou, and George C Polyzos. Decentralized identity with applications to security and privacy for the internet of things.</w:t>
+        <w:t xml:space="preserve">[15] Muhammad Irfan Khalid, Mansoor Ahmed, Markus Helfert, and Jungsuk Kim. Privacy-first paradigm for dynamic consent management systems: empowering data subjects through decentralized data controllers and privacy-preserving techniques.</w:t>
       </w:r>
       <w:r>
         <w:t xml:space="preserve"> </w:t>
@@ -53678,10 +53697,52 @@
           <w:i/>
           <w:iCs/>
         </w:rPr>
-        <w:t xml:space="preserve">Computer Networks and Communications</w:t>
-      </w:r>
-      <w:r>
-        <w:t xml:space="preserve">, pages 244–271, 2023.</w:t>
+        <w:t xml:space="preserve">Electronics</w:t>
+      </w:r>
+      <w:r>
+        <w:t xml:space="preserve">, 12(24):4973, 2023.</w:t>
+      </w:r>
+    </w:p>
+    <w:p>
+      <w:pPr>
+        <w:pStyle w:val="BodyText"/>
+      </w:pPr>
+      <w:r>
+        <w:t xml:space="preserve">[16] Alexander Kharlamov, Roland Hohmann, and Glann Parry. Data sharing decisions: perceptions and intentions in healthcare.</w:t>
+      </w:r>
+      <w:r>
+        <w:t xml:space="preserve"> </w:t>
+      </w:r>
+      <w:r>
+        <w:rPr>
+          <w:i/>
+          <w:iCs/>
+        </w:rPr>
+        <w:t xml:space="preserve">Strategic Change</w:t>
+      </w:r>
+      <w:r>
+        <w:t xml:space="preserve">, 32(6):223–237, 2023.</w:t>
+      </w:r>
+    </w:p>
+    <w:p>
+      <w:pPr>
+        <w:pStyle w:val="BodyText"/>
+      </w:pPr>
+      <w:r>
+        <w:t xml:space="preserve">[17] Behnam Khayer, Siamak Mirzaei, Hooman Alavizadeh, and Ahmad Salehi Shahraki. Blockchain for secure IoT: A review of identity management, access control, and trust mechanisms.</w:t>
+      </w:r>
+      <w:r>
+        <w:t xml:space="preserve"> </w:t>
+      </w:r>
+      <w:r>
+        <w:rPr>
+          <w:i/>
+          <w:iCs/>
+        </w:rPr>
+        <w:t xml:space="preserve">IoT</w:t>
+      </w:r>
+      <w:r>
+        <w:t xml:space="preserve">, 6(4):65, 2025.</w:t>
       </w:r>
     </w:p>
     <w:p>
@@ -53720,7 +53781,7 @@
         <w:pStyle w:val="BodyText"/>
       </w:pPr>
       <w:r>
-        <w:t xml:space="preserve">[17] Richard K Lomotey, Sandra Kumi, and Ralph Deters. Data trusts as a service: Providing a platform for multi-party data sharing.</w:t>
+        <w:t xml:space="preserve">[18] Chalima Dimitra Nassar Kyriakidou, Athanasia Maria Papathanasiou, and George C Polyzos. Decentralized identity with applications to security and privacy for the internet of things.</w:t>
       </w:r>
       <w:r>
         <w:t xml:space="preserve"> </w:t>
@@ -53730,10 +53791,10 @@
           <w:i/>
           <w:iCs/>
         </w:rPr>
-        <w:t xml:space="preserve">International Journal of Information Management Data Insights</w:t>
-      </w:r>
-      <w:r>
-        <w:t xml:space="preserve">, 2(1):100075, 2022.</w:t>
+        <w:t xml:space="preserve">Computer Networks and Communications</w:t>
+      </w:r>
+      <w:r>
+        <w:t xml:space="preserve">, pages 244–271, 2023.</w:t>
       </w:r>
     </w:p>
     <w:p>
@@ -53772,7 +53833,7 @@
         <w:pStyle w:val="BodyText"/>
       </w:pPr>
       <w:r>
-        <w:t xml:space="preserve">[18] Carlo Mazzocca, Abbas Acar, Selcuk Uluagac, Rebecca Montanari, Paolo Bellavista, and Mauro Conti. A survey on decentralized identifiers and verifiable credentials.</w:t>
+        <w:t xml:space="preserve">[19] Richard K Lomotey, Sandra Kumi, and Ralph Deters. Data trusts as a service: Providing a platform for multi-party data sharing.</w:t>
       </w:r>
       <w:r>
         <w:t xml:space="preserve"> </w:t>
@@ -53782,22 +53843,10 @@
           <w:i/>
           <w:iCs/>
         </w:rPr>
-        <w:t xml:space="preserve">IEEE Communications Surveys &amp; Tutorials</w:t>
-      </w:r>
-      <w:r>
-        <w:t xml:space="preserve">,</w:t>
-      </w:r>
-      <w:r>
-        <w:t xml:space="preserve"> </w:t>
-      </w:r>
-      <w:r>
-        <w:rPr>
-          <w:rStyle w:val="PinkFix"/>
-        </w:rPr>
-        <w:t xml:space="preserve">27(6):3641–3671,</w:t>
-      </w:r>
-      <w:r>
-        <w:t xml:space="preserve">2025.</w:t>
+        <w:t xml:space="preserve">International Journal of Information Management Data Insights</w:t>
+      </w:r>
+      <w:r>
+        <w:t xml:space="preserve">, 2(1):100075, 2022.</w:t>
       </w:r>
     </w:p>
     <w:p>
@@ -53805,7 +53854,7 @@
         <w:pStyle w:val="BodyText"/>
       </w:pPr>
       <w:r>
-        <w:t xml:space="preserve">[19] Roy McClelland and Colin M Harper. Information privacy in healthcare—the vital role of informed consent.</w:t>
+        <w:t xml:space="preserve">[20] Carlo Mazzocca, Abbas Acar, Selcuk Uluagac, Rebecca Montanari, Paolo Bellavista, and Mauro Conti. A survey on decentralized identifiers and verifiable credentials.</w:t>
       </w:r>
       <w:r>
         <w:t xml:space="preserve"> </w:t>
@@ -53815,31 +53864,22 @@
           <w:i/>
           <w:iCs/>
         </w:rPr>
-        <w:t xml:space="preserve">European Journal of Health Law</w:t>
-      </w:r>
-      <w:r>
-        <w:t xml:space="preserve">, 30(4):469–480, 2022.</w:t>
-      </w:r>
-    </w:p>
-    <w:p>
-      <w:pPr>
-        <w:pStyle w:val="BodyText"/>
-      </w:pPr>
-      <w:r>
-        <w:t xml:space="preserve">[20] Jämes Ménétrey, Christian Göttel, Anum Khurshid, Marcelo Pasin, Pascal Felber, Valerio Schiavoni, and Shahid Raza. Attestation mechanisms for trusted execution environments demystified. In</w:t>
-      </w:r>
-      <w:r>
-        <w:t xml:space="preserve"> </w:t>
-      </w:r>
-      <w:r>
-        <w:rPr>
-          <w:i/>
-          <w:iCs/>
-        </w:rPr>
-        <w:t xml:space="preserve">IFIP International Conference on Distributed Applications and Interoperable Systems</w:t>
-      </w:r>
-      <w:r>
-        <w:t xml:space="preserve">, pages 95–113. Springer, 2022.</w:t>
+        <w:t xml:space="preserve">IEEE Communications Surveys &amp; Tutorials</w:t>
+      </w:r>
+      <w:r>
+        <w:t xml:space="preserve">,</w:t>
+      </w:r>
+      <w:r>
+        <w:t xml:space="preserve"> </w:t>
+      </w:r>
+      <w:r>
+        <w:rPr>
+          <w:rStyle w:val="PinkFix"/>
+        </w:rPr>
+        <w:t xml:space="preserve">27(6):3641–3671,</w:t>
+      </w:r>
+      <w:r>
+        <w:t xml:space="preserve">2025.</w:t>
       </w:r>
     </w:p>
     <w:p>
@@ -53878,7 +53918,7 @@
         <w:pStyle w:val="BodyText"/>
       </w:pPr>
       <w:r>
-        <w:t xml:space="preserve">[21] Minal R Narkhede, Nilesh I Wankhede, and Akanksha M Kamble. Enhancing patient autonomy in data ownership: privacy models and consent frameworks for healthcare.</w:t>
+        <w:t xml:space="preserve">[21] Roy McClelland and Colin M Harper. Information privacy in healthcare—the vital role of informed consent.</w:t>
       </w:r>
       <w:r>
         <w:t xml:space="preserve"> </w:t>
@@ -53888,10 +53928,10 @@
           <w:i/>
           <w:iCs/>
         </w:rPr>
-        <w:t xml:space="preserve">Journal of Digital Health</w:t>
-      </w:r>
-      <w:r>
-        <w:t xml:space="preserve">, pages 1–23, 2025.</w:t>
+        <w:t xml:space="preserve">European Journal of Health Law</w:t>
+      </w:r>
+      <w:r>
+        <w:t xml:space="preserve">, 30(4):469–480, 2022.</w:t>
       </w:r>
     </w:p>
     <w:p>
@@ -53899,7 +53939,7 @@
         <w:pStyle w:val="BodyText"/>
       </w:pPr>
       <w:r>
-        <w:t xml:space="preserve">[22] Aleena Nazir, Mubashir Husain Rehmani, Bernard Butler, and Donna O’Shea. Access control in healthcare IoT: A comprehensive survey.</w:t>
+        <w:t xml:space="preserve">[22] Jämes Ménétrey, Christian Göttel, Anum Khurshid, Marcelo Pasin, Pascal Felber, Valerio Schiavoni, and Shahid Raza. Attestation mechanisms for trusted execution environments demystified. In</w:t>
       </w:r>
       <w:r>
         <w:t xml:space="preserve"> </w:t>
@@ -53909,10 +53949,10 @@
           <w:i/>
           <w:iCs/>
         </w:rPr>
-        <w:t xml:space="preserve">Engineering Reports</w:t>
-      </w:r>
-      <w:r>
-        <w:t xml:space="preserve">, 8(4):e70766, 2026.</w:t>
+        <w:t xml:space="preserve">IFIP International Conference on Distributed Applications and Interoperable Systems</w:t>
+      </w:r>
+      <w:r>
+        <w:t xml:space="preserve">, pages 95–113. Springer, 2022.</w:t>
       </w:r>
     </w:p>
     <w:p>
@@ -53920,7 +53960,7 @@
         <w:pStyle w:val="BodyText"/>
       </w:pPr>
       <w:r>
-        <w:t xml:space="preserve">[23] Thanh Linh Nguyen, Lam Nguyen, Thong Hoang, Dilum Bandara, Qin Wang, Qinghua Lu, Xiwei Xu, Liming Zhu, and Shiping Chen. Blockchain-empowered trustworthy data sharing: Fundamentals, applications, and challenges.</w:t>
+        <w:t xml:space="preserve">[23] Minal R Narkhede, Nilesh I Wankhede, and Akanksha M Kamble. Enhancing patient autonomy in data ownership: privacy models and consent frameworks for healthcare.</w:t>
       </w:r>
       <w:r>
         <w:t xml:space="preserve"> </w:t>
@@ -53930,10 +53970,10 @@
           <w:i/>
           <w:iCs/>
         </w:rPr>
-        <w:t xml:space="preserve">ACM Computing Surveys</w:t>
-      </w:r>
-      <w:r>
-        <w:t xml:space="preserve">, 57(8):1–36, 2025.</w:t>
+        <w:t xml:space="preserve">Journal of Digital Health</w:t>
+      </w:r>
+      <w:r>
+        <w:t xml:space="preserve">, pages 1–23, 2025.</w:t>
       </w:r>
     </w:p>
     <w:p>
@@ -53941,7 +53981,7 @@
         <w:pStyle w:val="BodyText"/>
       </w:pPr>
       <w:r>
-        <w:t xml:space="preserve">[24] Rohini Poolat Parameswarath, Prosanta Gope, and Biplab Sikdar. User-empowered privacy-preserving authentication protocol for electric vehicle charging based on decentralized identity and verifiable credential.</w:t>
+        <w:t xml:space="preserve">[24] Aleena Nazir, Mubashir Husain Rehmani, Bernard Butler, and Donna O’Shea. Access control in healthcare IoT: A comprehensive survey.</w:t>
       </w:r>
       <w:r>
         <w:t xml:space="preserve"> </w:t>
@@ -53951,6 +53991,48 @@
           <w:i/>
           <w:iCs/>
         </w:rPr>
+        <w:t xml:space="preserve">Engineering Reports</w:t>
+      </w:r>
+      <w:r>
+        <w:t xml:space="preserve">, 8(4):e70766, 2026.</w:t>
+      </w:r>
+    </w:p>
+    <w:p>
+      <w:pPr>
+        <w:pStyle w:val="BodyText"/>
+      </w:pPr>
+      <w:r>
+        <w:t xml:space="preserve">[25] Thanh Linh Nguyen, Lam Nguyen, Thong Hoang, Dilum Bandara, Qin Wang, Qinghua Lu, Xiwei Xu, Liming Zhu, and Shiping Chen. Blockchain-empowered trustworthy data sharing: Fundamentals, applications, and challenges.</w:t>
+      </w:r>
+      <w:r>
+        <w:t xml:space="preserve"> </w:t>
+      </w:r>
+      <w:r>
+        <w:rPr>
+          <w:i/>
+          <w:iCs/>
+        </w:rPr>
+        <w:t xml:space="preserve">ACM Computing Surveys</w:t>
+      </w:r>
+      <w:r>
+        <w:t xml:space="preserve">, 57(8):1–36, 2025.</w:t>
+      </w:r>
+    </w:p>
+    <w:p>
+      <w:pPr>
+        <w:pStyle w:val="BodyText"/>
+      </w:pPr>
+      <w:r>
+        <w:t xml:space="preserve">[26] Rohini Poolat Parameswarath, Prosanta Gope, and Biplab Sikdar. User-empowered privacy-preserving authentication protocol for electric vehicle charging based on decentralized identity and verifiable credential.</w:t>
+      </w:r>
+      <w:r>
+        <w:t xml:space="preserve"> </w:t>
+      </w:r>
+      <w:r>
+        <w:rPr>
+          <w:i/>
+          <w:iCs/>
+        </w:rPr>
         <w:t xml:space="preserve">ACM Transactions on Management Information Systems (TMIS)</w:t>
       </w:r>
       <w:r>
@@ -53965,7 +54047,7 @@
         <w:rPr>
           <w:rStyle w:val="PinkFix"/>
         </w:rPr>
-        <w:t xml:space="preserve">[25] Sudip Phuyal, Manila Bhandari, Rabindra Bista, and João Carlos Ferreira. Blockchain-based dynamic and revocable consent for secondary health data use: Systematic review.</w:t>
+        <w:t xml:space="preserve">[27] Sudip Phuyal, Manila Bhandari, Rabindra Bista, and João Carlos Ferreira. Blockchain-based dynamic and revocable consent for secondary health data use: Systematic review.</w:t>
       </w:r>
       <w:r>
         <w:rPr>
@@ -53996,7 +54078,7 @@
         <w:rPr>
           <w:rStyle w:val="PinkFix"/>
         </w:rPr>
-        <w:t xml:space="preserve">[26] Isabel Román, Jorge Calvillo-Arbizu, Vicente Mayor, Germán Madinabeitia-Luque, Antonio Estepa, and Rafael Estepa. Blockchain-based service-oriented architecture for consent management, access control, and auditing.</w:t>
+        <w:t xml:space="preserve">[28] Isabel Román, Jorge Calvillo-Arbizu, Vicente Mayor, Germán Madinabeitia-Luque, Antonio Estepa, and Rafael Estepa. Blockchain-based service-oriented architecture for consent management, access control, and auditing.</w:t>
       </w:r>
       <w:r>
         <w:rPr>
@@ -54021,13 +54103,44 @@
     </w:p>
     <w:p>
       <w:pPr>
+        <w:pStyle w:val="PinkDeletePara"/>
+      </w:pPr>
+      <w:r>
+        <w:rPr>
+          <w:rStyle w:val="PinkDelete"/>
+        </w:rPr>
+        <w:t xml:space="preserve">[29] Leonidas Theodorakopoulos, Alexandra Theodoropoulou, and Constantinos Halkiopou-los. Enhancing decentralized decision-making with big data and blockchain technology: A comprehensive review.</w:t>
+      </w:r>
+      <w:r>
+        <w:rPr>
+          <w:rStyle w:val="PinkDelete"/>
+        </w:rPr>
+        <w:t xml:space="preserve"> </w:t>
+      </w:r>
+      <w:r>
+        <w:rPr>
+          <w:rStyle w:val="PinkDelete"/>
+          <w:i/>
+          <w:iCs/>
+        </w:rPr>
+        <w:t xml:space="preserve">Applied Sciences</w:t>
+      </w:r>
+      <w:r>
+        <w:rPr>
+          <w:rStyle w:val="PinkDelete"/>
+        </w:rPr>
+        <w:t xml:space="preserve">, 14(16):7007, 2024.</w:t>
+      </w:r>
+    </w:p>
+    <w:p>
+      <w:pPr>
         <w:pStyle w:val="PinkFixPara"/>
       </w:pPr>
       <w:r>
         <w:rPr>
           <w:rStyle w:val="PinkFix"/>
         </w:rPr>
-        <w:t xml:space="preserve">[27] Kheng-Leong Tan, Chi-Hung Chi, and Kwok-Yan Lam. Secure and privacy-preserving sharing of personal health records with multi-party pre-authorization verification.</w:t>
+        <w:t xml:space="preserve">[29] Kheng-Leong Tan, Chi-Hung Chi, and Kwok-Yan Lam. Secure and privacy-preserving sharing of personal health records with multi-party pre-authorization verification.</w:t>
       </w:r>
       <w:r>
         <w:rPr>
@@ -54055,7 +54168,7 @@
         <w:pStyle w:val="BodyText"/>
       </w:pPr>
       <w:r>
-        <w:t xml:space="preserve">[28] Ahmed M Tawfik, Ayman Al-Ahwal, Adly S Tag Eldien, and Hala H Zayed. Blockchain-based access control and privacy preservation in healthcare: a comprehensive survey.</w:t>
+        <w:t xml:space="preserve">[30] Ahmed M Tawfik, Ayman Al-Ahwal, Adly S Tag Eldien, and Hala H Zayed. Blockchain-based access control and privacy preservation in healthcare: a comprehensive survey.</w:t>
       </w:r>
       <w:r>
         <w:t xml:space="preserve"> </w:t>
@@ -54069,27 +54182,6 @@
       </w:r>
       <w:r>
         <w:t xml:space="preserve">, 28(8):529, 2025.</w:t>
-      </w:r>
-    </w:p>
-    <w:p>
-      <w:pPr>
-        <w:pStyle w:val="BodyText"/>
-      </w:pPr>
-      <w:r>
-        <w:t xml:space="preserve">[29] Leonidas Theodorakopoulos, Alexandra Theodoropoulou, and Constantinos Halkiopou-los. Enhancing decentralized decision-making with big data and blockchain technology: A comprehensive review.</w:t>
-      </w:r>
-      <w:r>
-        <w:t xml:space="preserve"> </w:t>
-      </w:r>
-      <w:r>
-        <w:rPr>
-          <w:i/>
-          <w:iCs/>
-        </w:rPr>
-        <w:t xml:space="preserve">Applied Sciences</w:t>
-      </w:r>
-      <w:r>
-        <w:t xml:space="preserve">, 14(16):7007, 2024.</w:t>
       </w:r>
     </w:p>
     <w:p>
@@ -54131,7 +54223,7 @@
         <w:rPr>
           <w:rStyle w:val="PinkFix"/>
         </w:rPr>
-        <w:t xml:space="preserve">[30] Faheem Ullah, Jingsha He, Nafei Zhu, Ahsan Wajahat, Ahsan Nazir, Sirajuddin Qureshi, Muhammad Salman Pathan, and Soumyabrata Dev. Blockchain-enabled EHR access auditing: Enhancing healthcare data security.</w:t>
+        <w:t xml:space="preserve">[31] Faheem Ullah, Jingsha He, Nafei Zhu, Ahsan Wajahat, Ahsan Nazir, Sirajuddin Qureshi, Muhammad Salman Pathan, and Soumyabrata Dev. Blockchain-enabled EHR access auditing: Enhancing healthcare data security.</w:t>
       </w:r>
       <w:r>
         <w:rPr>
@@ -54159,7 +54251,7 @@
         <w:pStyle w:val="BodyText"/>
       </w:pPr>
       <w:r>
-        <w:t xml:space="preserve">[31] Emily C Webber, David Brick, James P Scibilia, Peter Dehnel, Council on Clinical Information Technology, et al. Electronic communication of the health record and information with pediatric patients and their guardians.</w:t>
+        <w:t xml:space="preserve">[32] Emily C Webber, David Brick, James P Scibilia, Peter Dehnel, Council on Clinical Information Technology, et al. Electronic communication of the health record and information with pediatric patients and their guardians.</w:t>
       </w:r>
       <w:r>
         <w:t xml:space="preserve"> </w:t>
@@ -54183,7 +54275,7 @@
         <w:rPr>
           <w:rStyle w:val="PinkFix"/>
         </w:rPr>
-        <w:t xml:space="preserve">[32] Cindy Welzel, Max Ostermann, H. Jeff Smith, Timo Minssen, Toralf Kirsten, and Stephen Gilbert. Enabling secure and self determined health data sharing and consent management.</w:t>
+        <w:t xml:space="preserve">[33] Cindy Welzel, Max Ostermann, H. Jeff Smith, Timo Minssen, Toralf Kirsten, and Stephen Gilbert. Enabling secure and self determined health data sharing and consent management.</w:t>
       </w:r>
       <w:r>
         <w:rPr>
@@ -54214,7 +54306,7 @@
         <w:rPr>
           <w:rStyle w:val="PinkFix"/>
         </w:rPr>
-        <w:t xml:space="preserve">[33] Nadeem Yaqub, Jianbiao Zhang, Muhammad Irfan Khalid, Weiru Wang, Markus Helfert, Mansoor Ahmed, and Jungsuk Kim. Blockchain enabled policy-based access control mechanism to restrict unauthorized access to electronic health records.</w:t>
+        <w:t xml:space="preserve">[34] Nadeem Yaqub, Jianbiao Zhang, Muhammad Irfan Khalid, Weiru Wang, Markus Helfert, Mansoor Ahmed, and Jungsuk Kim. Blockchain enabled policy-based access control mechanism to restrict unauthorized access to electronic health records.</w:t>
       </w:r>
       <w:r>
         <w:rPr>
@@ -54242,7 +54334,7 @@
         <w:pStyle w:val="BodyText"/>
       </w:pPr>
       <w:r>
-        <w:t xml:space="preserve">[34] Hongjian Yin, Yiming Zhao, Lei Zhang, Baojun Qiao, Wenbo Chen, and Huaqing Wang. Attribute-based searchable encryption with decentralized key management for healthcare data sharing.</w:t>
+        <w:t xml:space="preserve">[35] Hongjian Yin, Yiming Zhao, Lei Zhang, Baojun Qiao, Wenbo Chen, and Huaqing Wang. Attribute-based searchable encryption with decentralized key management for healthcare data sharing.</w:t>
       </w:r>
       <w:r>
         <w:t xml:space="preserve"> </w:t>
@@ -54263,7 +54355,7 @@
         <w:pStyle w:val="BodyText"/>
       </w:pPr>
       <w:r>
-        <w:t xml:space="preserve">[35] Jie Yin, Yang Xiao, Qian Chen, Xuefeng Liu, Qingqi Pei, Jianying Zhou, et al. DP-DID: A dynamic and proactive decentralized identity system.</w:t>
+        <w:t xml:space="preserve">[36] Jie Yin, Yang Xiao, Qian Chen, Xuefeng Liu, Qingqi Pei, Jianying Zhou, et al. DP-DID: A dynamic and proactive decentralized identity system.</w:t>
       </w:r>
       <w:r>
         <w:t xml:space="preserve"> </w:t>
@@ -54284,7 +54376,7 @@
         <w:pStyle w:val="BodyText"/>
       </w:pPr>
       <w:r>
-        <w:t xml:space="preserve">[36]</w:t>
+        <w:t xml:space="preserve">[37]</w:t>
       </w:r>
       <w:r>
         <w:t xml:space="preserve"> </w:t>
@@ -54308,7 +54400,7 @@
         <w:pStyle w:val="BodyText"/>
       </w:pPr>
       <w:r>
-        <w:t xml:space="preserve">[37]</w:t>
+        <w:t xml:space="preserve">[38]</w:t>
       </w:r>
       <w:r>
         <w:t xml:space="preserve"> </w:t>
@@ -54332,7 +54424,7 @@
         <w:pStyle w:val="BodyText"/>
       </w:pPr>
       <w:r>
-        <w:t xml:space="preserve">[38]</w:t>
+        <w:t xml:space="preserve">[39]</w:t>
       </w:r>
       <w:r>
         <w:t xml:space="preserve"> </w:t>
@@ -54356,7 +54448,7 @@
         <w:pStyle w:val="BodyText"/>
       </w:pPr>
       <w:r>
-        <w:t xml:space="preserve">[39] Matthew J. Page, Joanne E. McKenzie, Patrick M. Bossuyt, et al. The PRISMA 2020 statement: an updated guideline for reporting systematic reviews.</w:t>
+        <w:t xml:space="preserve">[40] Matthew J. Page, Joanne E. McKenzie, Patrick M. Bossuyt, et al. The PRISMA 2020 statement: an updated guideline for reporting systematic reviews.</w:t>
       </w:r>
       <w:r>
         <w:t xml:space="preserve"> </w:t>
@@ -54377,7 +54469,7 @@
         <w:pStyle w:val="BodyText"/>
       </w:pPr>
       <w:r>
-        <w:t xml:space="preserve">[40] Jason Walonoski, Mark Kramer, Joseph Nichols, et al. Synthea: An approach, method, and software mechanism for generating synthetic patients and the synthetic electronic health care record.</w:t>
+        <w:t xml:space="preserve">[41] Jason Walonoski, Mark Kramer, Joseph Nichols, et al. Synthea: An approach, method, and software mechanism for generating synthetic patients and the synthetic electronic health care record.</w:t>
       </w:r>
       <w:r>
         <w:t xml:space="preserve"> </w:t>
@@ -54398,7 +54490,7 @@
         <w:pStyle w:val="BodyText"/>
       </w:pPr>
       <w:r>
-        <w:t xml:space="preserve">[41] Remco Bloemen, Leonid Logvinov, and Jacob Evans. EIP-712: Typed structured data hashing and signing. Ethereum Improvement Proposals, 2017. https://eips.ethereum.org/EIPS/eip-712.</w:t>
+        <w:t xml:space="preserve">[42] Remco Bloemen, Leonid Logvinov, and Jacob Evans. EIP-712: Typed structured data hashing and signing. Ethereum Improvement Proposals, 2017. https://eips.ethereum.org/EIPS/eip-712.</w:t>
       </w:r>
     </w:p>
     <w:p>
@@ -54406,7 +54498,7 @@
         <w:pStyle w:val="BodyText"/>
       </w:pPr>
       <w:r>
-        <w:t xml:space="preserve">[42] ERC-5484: Consensual Soulbound Tokens. Ethereum Improvement Proposals, 2022. https://eips.ethereum.org/EIPS/eip-5484.</w:t>
+        <w:t xml:space="preserve">[43] ERC-5484: Consensual Soulbound Tokens. Ethereum Improvement Proposals, 2022. https://eips.ethereum.org/EIPS/eip-5484.</w:t>
       </w:r>
     </w:p>
     <w:p>
@@ -54414,7 +54506,7 @@
         <w:pStyle w:val="BodyText"/>
       </w:pPr>
       <w:r>
-        <w:t xml:space="preserve">[43] W3C. Decentralized Identifiers (DIDs) v1.0. W3C Recommendation, 2022. https://www.w3.org/TR/did-core/.</w:t>
+        <w:t xml:space="preserve">[44] W3C. Decentralized Identifiers (DIDs) v1.0. W3C Recommendation, 2022. https://www.w3.org/TR/did-core/.</w:t>
       </w:r>
     </w:p>
     <w:p>
@@ -54422,7 +54514,7 @@
         <w:pStyle w:val="BodyText"/>
       </w:pPr>
       <w:r>
-        <w:t xml:space="preserve">[44] W3C. Verifiable Credentials Data Model v2.0. W3C Recommendation, 2025. https://www.w3.org/TR/vc-data-model-2.0/.</w:t>
+        <w:t xml:space="preserve">[45] W3C. Verifiable Credentials Data Model v2.0. W3C Recommendation, 2025. https://www.w3.org/TR/vc-data-model-2.0/.</w:t>
       </w:r>
     </w:p>
     <w:bookmarkEnd w:id="179"/>
